--- a/3.初稿/大纲.docx
+++ b/3.初稿/大纲.docx
@@ -10,6 +10,9 @@
           <w:numId w:val="18"/>
         </w:numPr>
         <w:jc w:val="left"/>
+        <w:rPr>
+          <w:rFonts w:hint="eastAsia"/>
+        </w:rPr>
       </w:pPr>
       <w:bookmarkStart w:id="0" w:name="OLE_LINK1"/>
       <w:r>
@@ -20,10 +23,15 @@
       </w:r>
     </w:p>
     <w:p>
-      <w:r>
+      <w:pPr>
         <w:rPr>
           <w:rFonts w:hint="eastAsia"/>
         </w:rPr>
+      </w:pPr>
+      <w:r>
+        <w:rPr>
+          <w:rFonts w:hint="eastAsia"/>
+        </w:rPr>
         <w:t>随着医疗信息化建设的不断推进，医院在门诊服务管理、医疗数据整合以及医疗资源配置方面面临着越来越大的压力。传统的门诊挂号系统与电子病历系统往往独立建设与运行，系统之间缺乏有效的数据共享与协同机制，容易造成信息孤岛、管理效率低下以及医疗数据利用率不足等问题。针对上述问题，本文设计并实现了一种基于时序预测的门诊挂号与电子病历一体化管理系统。系统在总体架构上采用前后端分离的设计模式，前端使用Vue.js框架构建用户交互界面，后端基于Spring Boot与</w:t>
       </w:r>
       <w:proofErr w:type="spellStart"/>
@@ -41,16 +49,33 @@
         <w:t>框架实现业务逻辑与数据访问，通过引入Redis与JWT技术实现用户身份认证与会话管理，从而提升系统的安全性与可扩展性。在功能设计方面，系统整合了门诊挂号管理模块、医生排班管理模块、电子病历管理模块以及用户权限管理模块，实现患者信息、挂号信息、医生排班信息与电子病历数据的统一管理与高效协同。同时，为提升系统的智能化水平，本文在系统中引入基于时间序列分析的挂号量预测功能，利用历史挂号数据构建ARIMA预测模型，对未来一段时间的门诊挂号需求进行预测，并在此基础上提供辅助挂号推荐服务，帮助医院合理配置医疗资源并优化患者就诊流程。在系统实现过程中，通过需求分析、系统架构设计、数据库设计以及各功能模块的实现，构建了完整的一体化门诊信息管理平台，并通过功能测试、性能测试以及安全性测试对系统进行了验证。测试结果表明，该系统能够有效实现门诊挂号与电子病历信息的集成管理，提高医疗数据处理效率，并为医院管理决策提供数据支持。研究结果表明，将医疗信息管理系统与时间序列预测方法相结合，有助于提升门诊服务管理的智能化水平，对智慧医疗系统的建设具有一定的实践意义与应用价值。</w:t>
       </w:r>
     </w:p>
-    <w:p/>
-    <w:p>
-      <w:r>
+    <w:p>
+      <w:pPr>
         <w:rPr>
           <w:rFonts w:hint="eastAsia"/>
         </w:rPr>
+      </w:pPr>
+    </w:p>
+    <w:p>
+      <w:pPr>
+        <w:rPr>
+          <w:rFonts w:hint="eastAsia"/>
+        </w:rPr>
+      </w:pPr>
+      <w:r>
+        <w:rPr>
+          <w:rFonts w:hint="eastAsia"/>
+        </w:rPr>
         <w:t>关键词：门诊挂号系统；电子病历；时间序列预测；ARIMA模型；医疗信息系统；医院信息化管理</w:t>
       </w:r>
     </w:p>
-    <w:p/>
+    <w:p>
+      <w:pPr>
+        <w:rPr>
+          <w:rFonts w:hint="eastAsia"/>
+        </w:rPr>
+      </w:pPr>
+    </w:p>
     <w:p>
       <w:pPr>
         <w:rPr>
@@ -77,23 +102,55 @@
       <w:pPr>
         <w:widowControl/>
         <w:rPr>
-          <w:rFonts w:asciiTheme="majorHAnsi" w:eastAsia="宋体" w:hAnsiTheme="majorHAnsi" w:cstheme="majorBidi" w:hint="eastAsia"/>
-          <w:b/>
-          <w:sz w:val="28"/>
-          <w:szCs w:val="48"/>
-        </w:rPr>
-      </w:pPr>
-      <w:r>
-        <w:rPr>
           <w:rFonts w:hint="eastAsia"/>
         </w:rPr>
+      </w:pPr>
+      <w:r>
+        <w:rPr>
+          <w:rFonts w:hint="eastAsia"/>
+        </w:rPr>
         <w:br w:type="page"/>
       </w:r>
     </w:p>
     <w:p>
       <w:pPr>
+        <w:widowControl/>
+        <w:rPr>
+          <w:rFonts w:hint="eastAsia"/>
+        </w:rPr>
+      </w:pPr>
+    </w:p>
+    <w:p>
+      <w:pPr>
+        <w:widowControl/>
+        <w:rPr>
+          <w:rFonts w:hint="eastAsia"/>
+        </w:rPr>
+      </w:pPr>
+      <w:r>
+        <w:rPr>
+          <w:rFonts w:hint="eastAsia"/>
+        </w:rPr>
+        <w:br w:type="page"/>
+      </w:r>
+    </w:p>
+    <w:p>
+      <w:pPr>
+        <w:widowControl/>
+        <w:rPr>
+          <w:rFonts w:hint="eastAsia"/>
+        </w:rPr>
+      </w:pPr>
+    </w:p>
+    <w:p>
+      <w:pPr>
         <w:pStyle w:val="1"/>
-      </w:pPr>
+        <w:rPr>
+          <w:rFonts w:hint="eastAsia"/>
+        </w:rPr>
+      </w:pPr>
+      <w:bookmarkStart w:id="1" w:name="OLE_LINK5"/>
+      <w:bookmarkStart w:id="2" w:name="OLE_LINK6"/>
       <w:r>
         <w:lastRenderedPageBreak/>
         <w:t>第一章</w:t>
@@ -110,7 +167,7 @@
         <w:pStyle w:val="2"/>
         <w:numPr>
           <w:ilvl w:val="1"/>
-          <w:numId w:val="17"/>
+          <w:numId w:val="35"/>
         </w:numPr>
         <w:rPr>
           <w:rFonts w:ascii="Times New Roman" w:hAnsi="Times New Roman"/>
@@ -140,7 +197,7 @@
         <w:pStyle w:val="3"/>
         <w:numPr>
           <w:ilvl w:val="2"/>
-          <w:numId w:val="17"/>
+          <w:numId w:val="35"/>
         </w:numPr>
         <w:rPr>
           <w:rFonts w:ascii="Times New Roman" w:hAnsi="Times New Roman"/>
@@ -158,190 +215,133 @@
         <w:pStyle w:val="3"/>
         <w:numPr>
           <w:ilvl w:val="2"/>
-          <w:numId w:val="17"/>
-        </w:numPr>
+          <w:numId w:val="35"/>
+        </w:numPr>
+        <w:rPr>
+          <w:rFonts w:ascii="Times New Roman" w:hAnsi="Times New Roman"/>
+        </w:rPr>
+      </w:pPr>
+      <w:r>
+        <w:rPr>
+          <w:rFonts w:ascii="Times New Roman" w:hAnsi="Times New Roman" w:hint="eastAsia"/>
+        </w:rPr>
+        <w:t>研究意义</w:t>
+      </w:r>
+    </w:p>
+    <w:p>
+      <w:pPr>
+        <w:pStyle w:val="2"/>
+        <w:numPr>
+          <w:ilvl w:val="1"/>
+          <w:numId w:val="35"/>
+        </w:numPr>
+        <w:rPr>
+          <w:rFonts w:ascii="Times New Roman" w:hAnsi="Times New Roman"/>
+        </w:rPr>
+      </w:pPr>
+      <w:r>
+        <w:rPr>
+          <w:rFonts w:ascii="Times New Roman" w:hAnsi="Times New Roman" w:hint="eastAsia"/>
+        </w:rPr>
+        <w:t>国内外研究现状</w:t>
+      </w:r>
+    </w:p>
+    <w:p>
+      <w:pPr>
+        <w:pStyle w:val="2"/>
+        <w:numPr>
+          <w:ilvl w:val="1"/>
+          <w:numId w:val="35"/>
+        </w:numPr>
+        <w:rPr>
+          <w:rFonts w:ascii="Times New Roman" w:hAnsi="Times New Roman"/>
+        </w:rPr>
+      </w:pPr>
+      <w:r>
+        <w:rPr>
+          <w:rFonts w:ascii="Times New Roman" w:hAnsi="Times New Roman"/>
+        </w:rPr>
+        <w:t>研究内容与目标</w:t>
+      </w:r>
+    </w:p>
+    <w:p>
+      <w:pPr>
+        <w:pStyle w:val="3"/>
+        <w:numPr>
+          <w:ilvl w:val="2"/>
+          <w:numId w:val="35"/>
+        </w:numPr>
+        <w:rPr>
+          <w:rFonts w:ascii="Times New Roman" w:hAnsi="Times New Roman"/>
+        </w:rPr>
+      </w:pPr>
+      <w:r>
+        <w:rPr>
+          <w:rFonts w:ascii="Times New Roman" w:hAnsi="Times New Roman"/>
+        </w:rPr>
+        <w:t>论文的主要研究内容</w:t>
+      </w:r>
+    </w:p>
+    <w:p>
+      <w:pPr>
+        <w:pStyle w:val="3"/>
+        <w:numPr>
+          <w:ilvl w:val="2"/>
+          <w:numId w:val="35"/>
+        </w:numPr>
+        <w:rPr>
+          <w:rFonts w:ascii="Times New Roman" w:hAnsi="Times New Roman"/>
+        </w:rPr>
+      </w:pPr>
+      <w:r>
+        <w:rPr>
+          <w:rFonts w:ascii="Times New Roman" w:hAnsi="Times New Roman"/>
+        </w:rPr>
+        <w:t>系统的设计目标与预期实现功能</w:t>
+      </w:r>
+    </w:p>
+    <w:p>
+      <w:pPr>
+        <w:pStyle w:val="2"/>
+        <w:numPr>
+          <w:ilvl w:val="1"/>
+          <w:numId w:val="35"/>
+        </w:numPr>
+        <w:rPr>
+          <w:rFonts w:ascii="Times New Roman" w:hAnsi="Times New Roman"/>
+        </w:rPr>
+      </w:pPr>
+      <w:r>
+        <w:rPr>
+          <w:rFonts w:ascii="Times New Roman" w:hAnsi="Times New Roman"/>
+        </w:rPr>
+        <w:t>技术路线</w:t>
+      </w:r>
+    </w:p>
+    <w:p>
+      <w:pPr>
+        <w:pStyle w:val="2"/>
+        <w:numPr>
+          <w:ilvl w:val="1"/>
+          <w:numId w:val="35"/>
+        </w:numPr>
+        <w:rPr>
+          <w:rFonts w:ascii="Times New Roman" w:hAnsi="Times New Roman" w:hint="eastAsia"/>
+        </w:rPr>
+      </w:pPr>
+      <w:r>
+        <w:rPr>
+          <w:rFonts w:ascii="Times New Roman" w:hAnsi="Times New Roman" w:hint="eastAsia"/>
+        </w:rPr>
+        <w:t>论文结构安排</w:t>
+      </w:r>
+    </w:p>
+    <w:p>
+      <w:pPr>
+        <w:pStyle w:val="1"/>
         <w:rPr>
           <w:rFonts w:hint="eastAsia"/>
         </w:rPr>
-      </w:pPr>
-      <w:r>
-        <w:rPr>
-          <w:rFonts w:hint="eastAsia"/>
-        </w:rPr>
-        <w:t>研究意义</w:t>
-      </w:r>
-    </w:p>
-    <w:p>
-      <w:pPr>
-        <w:pStyle w:val="2"/>
-        <w:numPr>
-          <w:ilvl w:val="1"/>
-          <w:numId w:val="17"/>
-        </w:numPr>
-        <w:rPr>
-          <w:rFonts w:ascii="Times New Roman" w:hAnsi="Times New Roman"/>
-        </w:rPr>
-      </w:pPr>
-      <w:r>
-        <w:rPr>
-          <w:rFonts w:ascii="Times New Roman" w:hAnsi="Times New Roman"/>
-        </w:rPr>
-        <w:t>研究内容与目标</w:t>
-      </w:r>
-    </w:p>
-    <w:p>
-      <w:pPr>
-        <w:pStyle w:val="3"/>
-        <w:numPr>
-          <w:ilvl w:val="2"/>
-          <w:numId w:val="17"/>
-        </w:numPr>
-        <w:rPr>
-          <w:rFonts w:ascii="Times New Roman" w:hAnsi="Times New Roman"/>
-        </w:rPr>
-      </w:pPr>
-      <w:r>
-        <w:rPr>
-          <w:rFonts w:ascii="Times New Roman" w:hAnsi="Times New Roman"/>
-        </w:rPr>
-        <w:t>论文的主要研究内容</w:t>
-      </w:r>
-    </w:p>
-    <w:p>
-      <w:pPr>
-        <w:pStyle w:val="3"/>
-        <w:numPr>
-          <w:ilvl w:val="2"/>
-          <w:numId w:val="17"/>
-        </w:numPr>
-        <w:rPr>
-          <w:rFonts w:ascii="Times New Roman" w:hAnsi="Times New Roman"/>
-        </w:rPr>
-      </w:pPr>
-      <w:r>
-        <w:rPr>
-          <w:rFonts w:ascii="Times New Roman" w:hAnsi="Times New Roman"/>
-        </w:rPr>
-        <w:t>系统的设计目标与预期实现功能</w:t>
-      </w:r>
-    </w:p>
-    <w:p>
-      <w:pPr>
-        <w:pStyle w:val="3"/>
-        <w:numPr>
-          <w:ilvl w:val="2"/>
-          <w:numId w:val="17"/>
-        </w:numPr>
-        <w:rPr>
-          <w:rFonts w:ascii="Times New Roman" w:hAnsi="Times New Roman"/>
-        </w:rPr>
-      </w:pPr>
-      <w:r>
-        <w:rPr>
-          <w:rFonts w:ascii="Times New Roman" w:hAnsi="Times New Roman"/>
-        </w:rPr>
-        <w:t>本论文的研究方法与技术路线</w:t>
-      </w:r>
-    </w:p>
-    <w:p>
-      <w:pPr>
-        <w:pStyle w:val="2"/>
-        <w:numPr>
-          <w:ilvl w:val="1"/>
-          <w:numId w:val="17"/>
-        </w:numPr>
-        <w:rPr>
-          <w:rFonts w:ascii="Times New Roman" w:hAnsi="Times New Roman"/>
-        </w:rPr>
-      </w:pPr>
-      <w:r>
-        <w:rPr>
-          <w:rFonts w:ascii="Times New Roman" w:hAnsi="Times New Roman"/>
-        </w:rPr>
-        <w:t>研究方法与技术手段</w:t>
-      </w:r>
-    </w:p>
-    <w:p>
-      <w:pPr>
-        <w:pStyle w:val="3"/>
-        <w:numPr>
-          <w:ilvl w:val="2"/>
-          <w:numId w:val="17"/>
-        </w:numPr>
-        <w:rPr>
-          <w:rFonts w:ascii="Times New Roman" w:hAnsi="Times New Roman" w:hint="eastAsia"/>
-        </w:rPr>
-      </w:pPr>
-      <w:r>
-        <w:rPr>
-          <w:rFonts w:ascii="Times New Roman" w:hAnsi="Times New Roman"/>
-        </w:rPr>
-        <w:t>文献</w:t>
-      </w:r>
-      <w:r>
-        <w:rPr>
-          <w:rFonts w:ascii="Times New Roman" w:hAnsi="Times New Roman" w:hint="eastAsia"/>
-        </w:rPr>
-        <w:t>综述</w:t>
-      </w:r>
-    </w:p>
-    <w:p>
-      <w:pPr>
-        <w:pStyle w:val="3"/>
-        <w:numPr>
-          <w:ilvl w:val="2"/>
-          <w:numId w:val="17"/>
-        </w:numPr>
-        <w:rPr>
-          <w:rFonts w:ascii="Times New Roman" w:hAnsi="Times New Roman"/>
-        </w:rPr>
-      </w:pPr>
-      <w:r>
-        <w:rPr>
-          <w:rFonts w:ascii="Times New Roman" w:hAnsi="Times New Roman"/>
-        </w:rPr>
-        <w:t>系统建模与需求分析方法</w:t>
-      </w:r>
-    </w:p>
-    <w:p>
-      <w:pPr>
-        <w:pStyle w:val="3"/>
-        <w:numPr>
-          <w:ilvl w:val="2"/>
-          <w:numId w:val="17"/>
-        </w:numPr>
-        <w:rPr>
-          <w:rFonts w:ascii="Times New Roman" w:hAnsi="Times New Roman"/>
-        </w:rPr>
-      </w:pPr>
-      <w:r>
-        <w:rPr>
-          <w:rFonts w:ascii="Times New Roman" w:hAnsi="Times New Roman"/>
-        </w:rPr>
-        <w:t>系统设计与实现方法</w:t>
-      </w:r>
-    </w:p>
-    <w:p>
-      <w:pPr>
-        <w:pStyle w:val="3"/>
-        <w:numPr>
-          <w:ilvl w:val="2"/>
-          <w:numId w:val="17"/>
-        </w:numPr>
-        <w:rPr>
-          <w:rFonts w:ascii="Times New Roman" w:hAnsi="Times New Roman"/>
-        </w:rPr>
-      </w:pPr>
-      <w:r>
-        <w:rPr>
-          <w:rFonts w:ascii="Times New Roman" w:hAnsi="Times New Roman"/>
-        </w:rPr>
-        <w:t>系统测试与分析方法</w:t>
-      </w:r>
-    </w:p>
-    <w:p>
-      <w:pPr>
-        <w:pStyle w:val="1"/>
       </w:pPr>
       <w:r>
         <w:t>第二章</w:t>
@@ -373,8 +373,8 @@
           <w:szCs w:val="40"/>
         </w:rPr>
       </w:pPr>
-      <w:bookmarkStart w:id="1" w:name="_Toc224493029"/>
-      <w:bookmarkEnd w:id="1"/>
+      <w:bookmarkStart w:id="3" w:name="_Toc224493029"/>
+      <w:bookmarkEnd w:id="3"/>
     </w:p>
     <w:p>
       <w:pPr>
@@ -396,318 +396,8 @@
           <w:szCs w:val="40"/>
         </w:rPr>
       </w:pPr>
-      <w:bookmarkStart w:id="2" w:name="_Toc224493030"/>
-      <w:bookmarkEnd w:id="2"/>
-    </w:p>
-    <w:p>
-      <w:pPr>
-        <w:pStyle w:val="2"/>
-        <w:numPr>
-          <w:ilvl w:val="1"/>
-          <w:numId w:val="10"/>
-        </w:numPr>
-        <w:rPr>
-          <w:rFonts w:ascii="Times New Roman" w:hAnsi="Times New Roman"/>
-        </w:rPr>
-      </w:pPr>
-      <w:r>
-        <w:rPr>
-          <w:rFonts w:ascii="Times New Roman" w:hAnsi="Times New Roman"/>
-        </w:rPr>
-        <w:t>医疗信息化与门诊管理系统概述</w:t>
-      </w:r>
-    </w:p>
-    <w:p>
-      <w:pPr>
-        <w:pStyle w:val="3"/>
-        <w:numPr>
-          <w:ilvl w:val="2"/>
-          <w:numId w:val="10"/>
-        </w:numPr>
-        <w:rPr>
-          <w:rFonts w:ascii="Times New Roman" w:hAnsi="Times New Roman"/>
-        </w:rPr>
-      </w:pPr>
-      <w:r>
-        <w:rPr>
-          <w:rFonts w:ascii="Times New Roman" w:hAnsi="Times New Roman"/>
-        </w:rPr>
-        <w:t>医疗信息化发展历程与现状</w:t>
-      </w:r>
-    </w:p>
-    <w:p>
-      <w:pPr>
-        <w:pStyle w:val="3"/>
-        <w:numPr>
-          <w:ilvl w:val="2"/>
-          <w:numId w:val="10"/>
-        </w:numPr>
-        <w:rPr>
-          <w:rFonts w:ascii="Times New Roman" w:hAnsi="Times New Roman"/>
-        </w:rPr>
-      </w:pPr>
-      <w:r>
-        <w:rPr>
-          <w:rFonts w:ascii="Times New Roman" w:hAnsi="Times New Roman"/>
-        </w:rPr>
-        <w:t>门诊挂号与电子病历系统概述</w:t>
-      </w:r>
-    </w:p>
-    <w:p>
-      <w:pPr>
-        <w:pStyle w:val="3"/>
-        <w:numPr>
-          <w:ilvl w:val="2"/>
-          <w:numId w:val="10"/>
-        </w:numPr>
-        <w:rPr>
-          <w:rFonts w:ascii="Times New Roman" w:hAnsi="Times New Roman"/>
-        </w:rPr>
-      </w:pPr>
-      <w:r>
-        <w:rPr>
-          <w:rFonts w:ascii="Times New Roman" w:hAnsi="Times New Roman"/>
-        </w:rPr>
-        <w:t>相关标准与技术框架</w:t>
-      </w:r>
-    </w:p>
-    <w:p>
-      <w:pPr>
-        <w:pStyle w:val="2"/>
-        <w:numPr>
-          <w:ilvl w:val="1"/>
-          <w:numId w:val="10"/>
-        </w:numPr>
-        <w:rPr>
-          <w:rFonts w:ascii="Times New Roman" w:hAnsi="Times New Roman"/>
-        </w:rPr>
-      </w:pPr>
-      <w:r>
-        <w:rPr>
-          <w:rFonts w:ascii="Times New Roman" w:hAnsi="Times New Roman"/>
-        </w:rPr>
-        <w:t>系统设计相关技术</w:t>
-      </w:r>
-    </w:p>
-    <w:p>
-      <w:pPr>
-        <w:pStyle w:val="3"/>
-        <w:numPr>
-          <w:ilvl w:val="2"/>
-          <w:numId w:val="10"/>
-        </w:numPr>
-        <w:rPr>
-          <w:rFonts w:ascii="Times New Roman" w:hAnsi="Times New Roman"/>
-        </w:rPr>
-      </w:pPr>
-      <w:r>
-        <w:rPr>
-          <w:rFonts w:ascii="Times New Roman" w:hAnsi="Times New Roman"/>
-          <w:bCs/>
-        </w:rPr>
-        <w:t>Spring Boot</w:t>
-      </w:r>
-      <w:r>
-        <w:rPr>
-          <w:rFonts w:ascii="Times New Roman" w:hAnsi="Times New Roman"/>
-        </w:rPr>
-        <w:t>与</w:t>
-      </w:r>
-      <w:proofErr w:type="spellStart"/>
-      <w:r>
-        <w:rPr>
-          <w:rFonts w:ascii="Times New Roman" w:hAnsi="Times New Roman"/>
-          <w:bCs/>
-        </w:rPr>
-        <w:t>MyBatis</w:t>
-      </w:r>
-      <w:proofErr w:type="spellEnd"/>
-      <w:r>
-        <w:rPr>
-          <w:rFonts w:ascii="Times New Roman" w:hAnsi="Times New Roman"/>
-        </w:rPr>
-        <w:t>框架</w:t>
-      </w:r>
-    </w:p>
-    <w:p>
-      <w:pPr>
-        <w:pStyle w:val="3"/>
-        <w:numPr>
-          <w:ilvl w:val="2"/>
-          <w:numId w:val="10"/>
-        </w:numPr>
-        <w:rPr>
-          <w:rFonts w:ascii="Times New Roman" w:hAnsi="Times New Roman"/>
-        </w:rPr>
-      </w:pPr>
-      <w:r>
-        <w:rPr>
-          <w:rFonts w:ascii="Times New Roman" w:hAnsi="Times New Roman"/>
-          <w:bCs/>
-        </w:rPr>
-        <w:t>Vue.js</w:t>
-      </w:r>
-      <w:r>
-        <w:rPr>
-          <w:rFonts w:ascii="Times New Roman" w:hAnsi="Times New Roman"/>
-        </w:rPr>
-        <w:t>前端框架与前后端分离架构</w:t>
-      </w:r>
-    </w:p>
-    <w:p>
-      <w:pPr>
-        <w:pStyle w:val="3"/>
-        <w:numPr>
-          <w:ilvl w:val="2"/>
-          <w:numId w:val="10"/>
-        </w:numPr>
-        <w:rPr>
-          <w:rFonts w:ascii="Times New Roman" w:hAnsi="Times New Roman"/>
-        </w:rPr>
-      </w:pPr>
-      <w:r>
-        <w:rPr>
-          <w:rFonts w:ascii="Times New Roman" w:hAnsi="Times New Roman"/>
-          <w:bCs/>
-        </w:rPr>
-        <w:t>JWT</w:t>
-      </w:r>
-      <w:r>
-        <w:rPr>
-          <w:rFonts w:ascii="Times New Roman" w:hAnsi="Times New Roman"/>
-        </w:rPr>
-        <w:t>与</w:t>
-      </w:r>
-      <w:r>
-        <w:rPr>
-          <w:rFonts w:ascii="Times New Roman" w:hAnsi="Times New Roman"/>
-          <w:bCs/>
-        </w:rPr>
-        <w:t>Redis</w:t>
-      </w:r>
-      <w:r>
-        <w:rPr>
-          <w:rFonts w:ascii="Times New Roman" w:hAnsi="Times New Roman"/>
-        </w:rPr>
-        <w:t>技术在用户认证与会话管理中的应用</w:t>
-      </w:r>
-    </w:p>
-    <w:p>
-      <w:pPr>
-        <w:pStyle w:val="3"/>
-        <w:numPr>
-          <w:ilvl w:val="2"/>
-          <w:numId w:val="10"/>
-        </w:numPr>
-        <w:rPr>
-          <w:rFonts w:ascii="Times New Roman" w:hAnsi="Times New Roman"/>
-        </w:rPr>
-      </w:pPr>
-      <w:r>
-        <w:rPr>
-          <w:rFonts w:ascii="Times New Roman" w:hAnsi="Times New Roman"/>
-        </w:rPr>
-        <w:t>时间序列分析方法（</w:t>
-      </w:r>
-      <w:r>
-        <w:rPr>
-          <w:rFonts w:ascii="Times New Roman" w:hAnsi="Times New Roman"/>
-        </w:rPr>
-        <w:t>ARIMA</w:t>
-      </w:r>
-      <w:r>
-        <w:rPr>
-          <w:rFonts w:ascii="Times New Roman" w:hAnsi="Times New Roman"/>
-        </w:rPr>
-        <w:t>等）在挂号量预测中的应用</w:t>
-      </w:r>
-    </w:p>
-    <w:p>
-      <w:pPr>
-        <w:pStyle w:val="2"/>
-        <w:numPr>
-          <w:ilvl w:val="1"/>
-          <w:numId w:val="10"/>
-        </w:numPr>
-        <w:rPr>
-          <w:rFonts w:ascii="Times New Roman" w:hAnsi="Times New Roman"/>
-        </w:rPr>
-      </w:pPr>
-      <w:r>
-        <w:rPr>
-          <w:rFonts w:ascii="Times New Roman" w:hAnsi="Times New Roman"/>
-        </w:rPr>
-        <w:t>相关研究与案例分析</w:t>
-      </w:r>
-    </w:p>
-    <w:p>
-      <w:pPr>
-        <w:pStyle w:val="3"/>
-        <w:numPr>
-          <w:ilvl w:val="2"/>
-          <w:numId w:val="10"/>
-        </w:numPr>
-        <w:rPr>
-          <w:rFonts w:ascii="Times New Roman" w:hAnsi="Times New Roman"/>
-        </w:rPr>
-      </w:pPr>
-      <w:r>
-        <w:rPr>
-          <w:rFonts w:ascii="Times New Roman" w:hAnsi="Times New Roman"/>
-        </w:rPr>
-        <w:t>国内外门诊挂号系统的研究进展</w:t>
-      </w:r>
-    </w:p>
-    <w:p>
-      <w:pPr>
-        <w:pStyle w:val="3"/>
-        <w:numPr>
-          <w:ilvl w:val="2"/>
-          <w:numId w:val="10"/>
-        </w:numPr>
-        <w:rPr>
-          <w:rFonts w:ascii="Times New Roman" w:hAnsi="Times New Roman"/>
-        </w:rPr>
-      </w:pPr>
-      <w:r>
-        <w:rPr>
-          <w:rFonts w:ascii="Times New Roman" w:hAnsi="Times New Roman"/>
-        </w:rPr>
-        <w:lastRenderedPageBreak/>
-        <w:t>电子病历管理系统的研究与实践</w:t>
-      </w:r>
-    </w:p>
-    <w:p>
-      <w:pPr>
-        <w:pStyle w:val="3"/>
-        <w:numPr>
-          <w:ilvl w:val="2"/>
-          <w:numId w:val="10"/>
-        </w:numPr>
-        <w:rPr>
-          <w:rFonts w:ascii="Times New Roman" w:hAnsi="Times New Roman"/>
-        </w:rPr>
-      </w:pPr>
-      <w:r>
-        <w:rPr>
-          <w:rFonts w:ascii="Times New Roman" w:hAnsi="Times New Roman"/>
-        </w:rPr>
-        <w:t>智能化预测与推荐系统研究</w:t>
-      </w:r>
-    </w:p>
-    <w:p>
-      <w:pPr>
-        <w:pStyle w:val="1"/>
-      </w:pPr>
-      <w:r>
-        <w:t>第三章</w:t>
-      </w:r>
-      <w:r>
-        <w:t xml:space="preserve"> </w:t>
-      </w:r>
-      <w:r>
-        <w:t>系统需求分析与设计</w:t>
-      </w:r>
+      <w:bookmarkStart w:id="4" w:name="_Toc224493030"/>
+      <w:bookmarkEnd w:id="4"/>
     </w:p>
     <w:p>
       <w:pPr>
@@ -716,7 +406,7 @@
         <w:keepLines/>
         <w:numPr>
           <w:ilvl w:val="0"/>
-          <w:numId w:val="12"/>
+          <w:numId w:val="21"/>
         </w:numPr>
         <w:spacing w:before="160" w:after="80"/>
         <w:contextualSpacing w:val="0"/>
@@ -729,8 +419,6 @@
           <w:szCs w:val="40"/>
         </w:rPr>
       </w:pPr>
-      <w:bookmarkStart w:id="3" w:name="_Toc224493045"/>
-      <w:bookmarkEnd w:id="3"/>
     </w:p>
     <w:p>
       <w:pPr>
@@ -739,7 +427,7 @@
         <w:keepLines/>
         <w:numPr>
           <w:ilvl w:val="0"/>
-          <w:numId w:val="12"/>
+          <w:numId w:val="21"/>
         </w:numPr>
         <w:spacing w:before="160" w:after="80"/>
         <w:contextualSpacing w:val="0"/>
@@ -752,8 +440,6 @@
           <w:szCs w:val="40"/>
         </w:rPr>
       </w:pPr>
-      <w:bookmarkStart w:id="4" w:name="_Toc224493046"/>
-      <w:bookmarkEnd w:id="4"/>
     </w:p>
     <w:p>
       <w:pPr>
@@ -762,7 +448,7 @@
         <w:keepLines/>
         <w:numPr>
           <w:ilvl w:val="0"/>
-          <w:numId w:val="12"/>
+          <w:numId w:val="23"/>
         </w:numPr>
         <w:spacing w:before="160" w:after="80"/>
         <w:contextualSpacing w:val="0"/>
@@ -775,238 +461,6 @@
           <w:szCs w:val="40"/>
         </w:rPr>
       </w:pPr>
-      <w:bookmarkStart w:id="5" w:name="_Toc224493047"/>
-      <w:bookmarkEnd w:id="5"/>
-    </w:p>
-    <w:p>
-      <w:pPr>
-        <w:pStyle w:val="2"/>
-        <w:numPr>
-          <w:ilvl w:val="1"/>
-          <w:numId w:val="12"/>
-        </w:numPr>
-        <w:rPr>
-          <w:rFonts w:ascii="Times New Roman" w:hAnsi="Times New Roman"/>
-        </w:rPr>
-      </w:pPr>
-      <w:r>
-        <w:rPr>
-          <w:rFonts w:ascii="Times New Roman" w:hAnsi="Times New Roman"/>
-        </w:rPr>
-        <w:t>需求分析</w:t>
-      </w:r>
-    </w:p>
-    <w:p>
-      <w:pPr>
-        <w:pStyle w:val="3"/>
-        <w:numPr>
-          <w:ilvl w:val="2"/>
-          <w:numId w:val="12"/>
-        </w:numPr>
-        <w:rPr>
-          <w:rFonts w:ascii="Times New Roman" w:hAnsi="Times New Roman"/>
-        </w:rPr>
-      </w:pPr>
-      <w:r>
-        <w:rPr>
-          <w:rFonts w:ascii="Times New Roman" w:hAnsi="Times New Roman"/>
-        </w:rPr>
-        <w:t>系统功能需求与业务流程分析</w:t>
-      </w:r>
-    </w:p>
-    <w:p>
-      <w:pPr>
-        <w:pStyle w:val="3"/>
-        <w:numPr>
-          <w:ilvl w:val="2"/>
-          <w:numId w:val="12"/>
-        </w:numPr>
-        <w:rPr>
-          <w:rFonts w:ascii="Times New Roman" w:hAnsi="Times New Roman"/>
-        </w:rPr>
-      </w:pPr>
-      <w:r>
-        <w:rPr>
-          <w:rFonts w:ascii="Times New Roman" w:hAnsi="Times New Roman"/>
-        </w:rPr>
-        <w:t>系统角色与用户需求（患者、医生、管理员）</w:t>
-      </w:r>
-    </w:p>
-    <w:p>
-      <w:pPr>
-        <w:pStyle w:val="3"/>
-        <w:numPr>
-          <w:ilvl w:val="2"/>
-          <w:numId w:val="12"/>
-        </w:numPr>
-        <w:rPr>
-          <w:rFonts w:ascii="Times New Roman" w:hAnsi="Times New Roman"/>
-        </w:rPr>
-      </w:pPr>
-      <w:r>
-        <w:rPr>
-          <w:rFonts w:ascii="Times New Roman" w:hAnsi="Times New Roman"/>
-        </w:rPr>
-        <w:t>数据安全与隐私保护需求</w:t>
-      </w:r>
-    </w:p>
-    <w:p>
-      <w:pPr>
-        <w:pStyle w:val="2"/>
-        <w:numPr>
-          <w:ilvl w:val="1"/>
-          <w:numId w:val="12"/>
-        </w:numPr>
-        <w:rPr>
-          <w:rFonts w:ascii="Times New Roman" w:hAnsi="Times New Roman"/>
-        </w:rPr>
-      </w:pPr>
-      <w:r>
-        <w:rPr>
-          <w:rFonts w:ascii="Times New Roman" w:hAnsi="Times New Roman"/>
-        </w:rPr>
-        <w:t>系统架构设计</w:t>
-      </w:r>
-    </w:p>
-    <w:p>
-      <w:pPr>
-        <w:pStyle w:val="3"/>
-        <w:numPr>
-          <w:ilvl w:val="2"/>
-          <w:numId w:val="12"/>
-        </w:numPr>
-        <w:rPr>
-          <w:rFonts w:ascii="Times New Roman" w:hAnsi="Times New Roman"/>
-        </w:rPr>
-      </w:pPr>
-      <w:r>
-        <w:rPr>
-          <w:rFonts w:ascii="Times New Roman" w:hAnsi="Times New Roman"/>
-        </w:rPr>
-        <w:t>系统总体架构设计</w:t>
-      </w:r>
-    </w:p>
-    <w:p>
-      <w:pPr>
-        <w:pStyle w:val="3"/>
-        <w:numPr>
-          <w:ilvl w:val="2"/>
-          <w:numId w:val="12"/>
-        </w:numPr>
-        <w:rPr>
-          <w:rFonts w:ascii="Times New Roman" w:hAnsi="Times New Roman"/>
-        </w:rPr>
-      </w:pPr>
-      <w:r>
-        <w:rPr>
-          <w:rFonts w:ascii="Times New Roman" w:hAnsi="Times New Roman"/>
-        </w:rPr>
-        <w:t>前后端分离架构与模块划分</w:t>
-      </w:r>
-    </w:p>
-    <w:p>
-      <w:pPr>
-        <w:pStyle w:val="3"/>
-        <w:numPr>
-          <w:ilvl w:val="2"/>
-          <w:numId w:val="12"/>
-        </w:numPr>
-        <w:rPr>
-          <w:rFonts w:ascii="Times New Roman" w:hAnsi="Times New Roman"/>
-        </w:rPr>
-      </w:pPr>
-      <w:r>
-        <w:rPr>
-          <w:rFonts w:ascii="Times New Roman" w:hAnsi="Times New Roman"/>
-        </w:rPr>
-        <w:t>各层次功能职责与交互设计</w:t>
-      </w:r>
-    </w:p>
-    <w:p>
-      <w:pPr>
-        <w:pStyle w:val="2"/>
-        <w:numPr>
-          <w:ilvl w:val="1"/>
-          <w:numId w:val="12"/>
-        </w:numPr>
-        <w:rPr>
-          <w:rFonts w:ascii="Times New Roman" w:hAnsi="Times New Roman"/>
-        </w:rPr>
-      </w:pPr>
-      <w:r>
-        <w:rPr>
-          <w:rFonts w:ascii="Times New Roman" w:hAnsi="Times New Roman"/>
-        </w:rPr>
-        <w:t>数据库设计与数据管理</w:t>
-      </w:r>
-    </w:p>
-    <w:p>
-      <w:pPr>
-        <w:pStyle w:val="3"/>
-        <w:numPr>
-          <w:ilvl w:val="2"/>
-          <w:numId w:val="12"/>
-        </w:numPr>
-        <w:rPr>
-          <w:rFonts w:ascii="Times New Roman" w:hAnsi="Times New Roman"/>
-        </w:rPr>
-      </w:pPr>
-      <w:r>
-        <w:rPr>
-          <w:rFonts w:ascii="Times New Roman" w:hAnsi="Times New Roman"/>
-        </w:rPr>
-        <w:t>数据库结构设计</w:t>
-      </w:r>
-    </w:p>
-    <w:p>
-      <w:pPr>
-        <w:pStyle w:val="3"/>
-        <w:numPr>
-          <w:ilvl w:val="2"/>
-          <w:numId w:val="12"/>
-        </w:numPr>
-        <w:rPr>
-          <w:rFonts w:ascii="Times New Roman" w:hAnsi="Times New Roman"/>
-        </w:rPr>
-      </w:pPr>
-      <w:r>
-        <w:rPr>
-          <w:rFonts w:ascii="Times New Roman" w:hAnsi="Times New Roman"/>
-        </w:rPr>
-        <w:t>用户信息、挂号信息、医生排班信息、电子病历等表的设计</w:t>
-      </w:r>
-    </w:p>
-    <w:p>
-      <w:pPr>
-        <w:pStyle w:val="3"/>
-        <w:numPr>
-          <w:ilvl w:val="2"/>
-          <w:numId w:val="12"/>
-        </w:numPr>
-        <w:rPr>
-          <w:rFonts w:ascii="Times New Roman" w:hAnsi="Times New Roman"/>
-        </w:rPr>
-      </w:pPr>
-      <w:r>
-        <w:rPr>
-          <w:rFonts w:ascii="Times New Roman" w:hAnsi="Times New Roman"/>
-        </w:rPr>
-        <w:t>数据一致性与完整性保障</w:t>
-      </w:r>
-    </w:p>
-    <w:p>
-      <w:pPr>
-        <w:pStyle w:val="1"/>
-      </w:pPr>
-      <w:r>
-        <w:t>第四章</w:t>
-      </w:r>
-      <w:r>
-        <w:t xml:space="preserve"> </w:t>
-      </w:r>
-      <w:r>
-        <w:t>系统功能模块设计与实现</w:t>
-      </w:r>
     </w:p>
     <w:p>
       <w:pPr>
@@ -1015,7 +469,7 @@
         <w:keepLines/>
         <w:numPr>
           <w:ilvl w:val="0"/>
-          <w:numId w:val="13"/>
+          <w:numId w:val="23"/>
         </w:numPr>
         <w:spacing w:before="160" w:after="80"/>
         <w:contextualSpacing w:val="0"/>
@@ -1028,8 +482,6 @@
           <w:szCs w:val="40"/>
         </w:rPr>
       </w:pPr>
-      <w:bookmarkStart w:id="6" w:name="_Toc224493061"/>
-      <w:bookmarkEnd w:id="6"/>
     </w:p>
     <w:p>
       <w:pPr>
@@ -1038,7 +490,7 @@
         <w:keepLines/>
         <w:numPr>
           <w:ilvl w:val="0"/>
-          <w:numId w:val="13"/>
+          <w:numId w:val="31"/>
         </w:numPr>
         <w:spacing w:before="160" w:after="80"/>
         <w:contextualSpacing w:val="0"/>
@@ -1051,8 +503,6 @@
           <w:szCs w:val="40"/>
         </w:rPr>
       </w:pPr>
-      <w:bookmarkStart w:id="7" w:name="_Toc224493062"/>
-      <w:bookmarkEnd w:id="7"/>
     </w:p>
     <w:p>
       <w:pPr>
@@ -1061,7 +511,7 @@
         <w:keepLines/>
         <w:numPr>
           <w:ilvl w:val="0"/>
-          <w:numId w:val="13"/>
+          <w:numId w:val="31"/>
         </w:numPr>
         <w:spacing w:before="160" w:after="80"/>
         <w:contextualSpacing w:val="0"/>
@@ -1074,8 +524,325 @@
           <w:szCs w:val="40"/>
         </w:rPr>
       </w:pPr>
-      <w:bookmarkStart w:id="8" w:name="_Toc224493063"/>
-      <w:bookmarkEnd w:id="8"/>
+    </w:p>
+    <w:p>
+      <w:pPr>
+        <w:pStyle w:val="2"/>
+        <w:numPr>
+          <w:ilvl w:val="1"/>
+          <w:numId w:val="31"/>
+        </w:numPr>
+        <w:rPr>
+          <w:rFonts w:ascii="Times New Roman" w:hAnsi="Times New Roman"/>
+        </w:rPr>
+      </w:pPr>
+      <w:r>
+        <w:rPr>
+          <w:rFonts w:ascii="Times New Roman" w:hAnsi="Times New Roman"/>
+        </w:rPr>
+        <w:t>医疗信息化与门诊管理系统概述</w:t>
+      </w:r>
+    </w:p>
+    <w:p>
+      <w:pPr>
+        <w:pStyle w:val="3"/>
+        <w:numPr>
+          <w:ilvl w:val="2"/>
+          <w:numId w:val="31"/>
+        </w:numPr>
+        <w:rPr>
+          <w:rFonts w:ascii="Times New Roman" w:hAnsi="Times New Roman"/>
+        </w:rPr>
+      </w:pPr>
+      <w:r>
+        <w:rPr>
+          <w:rFonts w:ascii="Times New Roman" w:hAnsi="Times New Roman"/>
+        </w:rPr>
+        <w:t>医疗信息化发展概述</w:t>
+      </w:r>
+    </w:p>
+    <w:p>
+      <w:pPr>
+        <w:pStyle w:val="3"/>
+        <w:numPr>
+          <w:ilvl w:val="2"/>
+          <w:numId w:val="31"/>
+        </w:numPr>
+        <w:rPr>
+          <w:rFonts w:ascii="Times New Roman" w:hAnsi="Times New Roman"/>
+        </w:rPr>
+      </w:pPr>
+      <w:r>
+        <w:rPr>
+          <w:rFonts w:ascii="Times New Roman" w:hAnsi="Times New Roman"/>
+        </w:rPr>
+        <w:t>门诊预约挂号系统</w:t>
+      </w:r>
+    </w:p>
+    <w:p>
+      <w:pPr>
+        <w:pStyle w:val="3"/>
+        <w:numPr>
+          <w:ilvl w:val="2"/>
+          <w:numId w:val="31"/>
+        </w:numPr>
+        <w:rPr>
+          <w:rFonts w:ascii="Times New Roman" w:hAnsi="Times New Roman"/>
+        </w:rPr>
+      </w:pPr>
+      <w:r>
+        <w:rPr>
+          <w:rFonts w:ascii="Times New Roman" w:hAnsi="Times New Roman"/>
+        </w:rPr>
+        <w:t>电子病历系统</w:t>
+      </w:r>
+    </w:p>
+    <w:p>
+      <w:pPr>
+        <w:pStyle w:val="2"/>
+        <w:numPr>
+          <w:ilvl w:val="1"/>
+          <w:numId w:val="31"/>
+        </w:numPr>
+        <w:rPr>
+          <w:rFonts w:ascii="Times New Roman" w:hAnsi="Times New Roman"/>
+        </w:rPr>
+      </w:pPr>
+      <w:r>
+        <w:rPr>
+          <w:rFonts w:ascii="Times New Roman" w:hAnsi="Times New Roman"/>
+        </w:rPr>
+        <w:t>系统</w:t>
+      </w:r>
+      <w:r>
+        <w:rPr>
+          <w:rFonts w:ascii="Times New Roman" w:hAnsi="Times New Roman" w:hint="eastAsia"/>
+        </w:rPr>
+        <w:t>开发关键</w:t>
+      </w:r>
+      <w:r>
+        <w:rPr>
+          <w:rFonts w:ascii="Times New Roman" w:hAnsi="Times New Roman"/>
+        </w:rPr>
+        <w:t>技术</w:t>
+      </w:r>
+    </w:p>
+    <w:p>
+      <w:pPr>
+        <w:pStyle w:val="3"/>
+        <w:numPr>
+          <w:ilvl w:val="2"/>
+          <w:numId w:val="31"/>
+        </w:numPr>
+        <w:rPr>
+          <w:rFonts w:ascii="Times New Roman" w:hAnsi="Times New Roman"/>
+        </w:rPr>
+      </w:pPr>
+      <w:r>
+        <w:rPr>
+          <w:rFonts w:ascii="Times New Roman" w:hAnsi="Times New Roman"/>
+          <w:bCs/>
+        </w:rPr>
+        <w:t>Spring Boot</w:t>
+      </w:r>
+      <w:r>
+        <w:rPr>
+          <w:rFonts w:ascii="Times New Roman" w:hAnsi="Times New Roman"/>
+        </w:rPr>
+        <w:t>框架</w:t>
+      </w:r>
+    </w:p>
+    <w:p>
+      <w:pPr>
+        <w:pStyle w:val="3"/>
+        <w:numPr>
+          <w:ilvl w:val="2"/>
+          <w:numId w:val="31"/>
+        </w:numPr>
+        <w:rPr>
+          <w:rFonts w:ascii="Times New Roman" w:hAnsi="Times New Roman"/>
+        </w:rPr>
+      </w:pPr>
+      <w:proofErr w:type="spellStart"/>
+      <w:r>
+        <w:rPr>
+          <w:rFonts w:ascii="Times New Roman" w:hAnsi="Times New Roman" w:hint="eastAsia"/>
+        </w:rPr>
+        <w:t>MyBatis</w:t>
+      </w:r>
+      <w:proofErr w:type="spellEnd"/>
+      <w:r>
+        <w:rPr>
+          <w:rFonts w:ascii="Times New Roman" w:hAnsi="Times New Roman" w:hint="eastAsia"/>
+        </w:rPr>
+        <w:t xml:space="preserve"> </w:t>
+      </w:r>
+      <w:r>
+        <w:rPr>
+          <w:rFonts w:ascii="Times New Roman" w:hAnsi="Times New Roman" w:hint="eastAsia"/>
+        </w:rPr>
+        <w:t>持久层框架</w:t>
+      </w:r>
+    </w:p>
+    <w:p>
+      <w:pPr>
+        <w:pStyle w:val="3"/>
+        <w:numPr>
+          <w:ilvl w:val="2"/>
+          <w:numId w:val="31"/>
+        </w:numPr>
+        <w:rPr>
+          <w:rFonts w:ascii="Times New Roman" w:hAnsi="Times New Roman"/>
+        </w:rPr>
+      </w:pPr>
+      <w:r>
+        <w:rPr>
+          <w:rFonts w:ascii="Times New Roman" w:hAnsi="Times New Roman"/>
+          <w:bCs/>
+        </w:rPr>
+        <w:t>Vue</w:t>
+      </w:r>
+      <w:r>
+        <w:rPr>
+          <w:rFonts w:ascii="Times New Roman" w:hAnsi="Times New Roman"/>
+        </w:rPr>
+        <w:t>前端框架</w:t>
+      </w:r>
+    </w:p>
+    <w:p>
+      <w:pPr>
+        <w:pStyle w:val="3"/>
+        <w:numPr>
+          <w:ilvl w:val="2"/>
+          <w:numId w:val="31"/>
+        </w:numPr>
+        <w:rPr>
+          <w:rFonts w:ascii="Times New Roman" w:hAnsi="Times New Roman"/>
+        </w:rPr>
+      </w:pPr>
+      <w:r>
+        <w:rPr>
+          <w:rFonts w:ascii="Times New Roman" w:hAnsi="Times New Roman"/>
+          <w:bCs/>
+        </w:rPr>
+        <w:t>JWT</w:t>
+      </w:r>
+      <w:r>
+        <w:rPr>
+          <w:rFonts w:ascii="Times New Roman" w:hAnsi="Times New Roman"/>
+        </w:rPr>
+        <w:t>与</w:t>
+      </w:r>
+      <w:r>
+        <w:rPr>
+          <w:rFonts w:ascii="Times New Roman" w:hAnsi="Times New Roman"/>
+          <w:bCs/>
+        </w:rPr>
+        <w:t>Redis</w:t>
+      </w:r>
+      <w:r>
+        <w:rPr>
+          <w:rFonts w:ascii="Times New Roman" w:hAnsi="Times New Roman" w:hint="eastAsia"/>
+        </w:rPr>
+        <w:t>认证机制</w:t>
+      </w:r>
+    </w:p>
+    <w:p>
+      <w:pPr>
+        <w:pStyle w:val="2"/>
+        <w:numPr>
+          <w:ilvl w:val="1"/>
+          <w:numId w:val="31"/>
+        </w:numPr>
+        <w:rPr>
+          <w:rFonts w:ascii="Times New Roman" w:hAnsi="Times New Roman"/>
+        </w:rPr>
+      </w:pPr>
+      <w:r>
+        <w:rPr>
+          <w:rFonts w:ascii="Times New Roman" w:hAnsi="Times New Roman" w:hint="eastAsia"/>
+        </w:rPr>
+        <w:t>时间序列预测理论</w:t>
+      </w:r>
+    </w:p>
+    <w:p>
+      <w:pPr>
+        <w:pStyle w:val="3"/>
+        <w:numPr>
+          <w:ilvl w:val="2"/>
+          <w:numId w:val="31"/>
+        </w:numPr>
+        <w:rPr>
+          <w:rFonts w:ascii="Times New Roman" w:hAnsi="Times New Roman"/>
+        </w:rPr>
+      </w:pPr>
+      <w:r>
+        <w:rPr>
+          <w:rFonts w:ascii="Times New Roman" w:hAnsi="Times New Roman" w:hint="eastAsia"/>
+        </w:rPr>
+        <w:t>时间序列预测基本概念</w:t>
+      </w:r>
+    </w:p>
+    <w:p>
+      <w:pPr>
+        <w:pStyle w:val="3"/>
+        <w:numPr>
+          <w:ilvl w:val="2"/>
+          <w:numId w:val="31"/>
+        </w:numPr>
+        <w:rPr>
+          <w:rFonts w:ascii="Times New Roman" w:hAnsi="Times New Roman"/>
+        </w:rPr>
+      </w:pPr>
+      <w:r>
+        <w:rPr>
+          <w:rFonts w:ascii="Times New Roman" w:hAnsi="Times New Roman" w:hint="eastAsia"/>
+        </w:rPr>
+        <w:t xml:space="preserve">ARIMA </w:t>
+      </w:r>
+      <w:r>
+        <w:rPr>
+          <w:rFonts w:ascii="Times New Roman" w:hAnsi="Times New Roman" w:hint="eastAsia"/>
+        </w:rPr>
+        <w:t>模型原理</w:t>
+      </w:r>
+    </w:p>
+    <w:p>
+      <w:pPr>
+        <w:pStyle w:val="3"/>
+        <w:numPr>
+          <w:ilvl w:val="2"/>
+          <w:numId w:val="31"/>
+        </w:numPr>
+        <w:rPr>
+          <w:rFonts w:ascii="Times New Roman" w:hAnsi="Times New Roman"/>
+        </w:rPr>
+      </w:pPr>
+      <w:r>
+        <w:rPr>
+          <w:rFonts w:ascii="Times New Roman" w:hAnsi="Times New Roman" w:hint="eastAsia"/>
+        </w:rPr>
+        <w:t>挂号量预测场景分析</w:t>
+      </w:r>
+    </w:p>
+    <w:p>
+      <w:pPr>
+        <w:pStyle w:val="1"/>
+        <w:rPr>
+          <w:rFonts w:hint="eastAsia"/>
+        </w:rPr>
+      </w:pPr>
+      <w:bookmarkStart w:id="5" w:name="OLE_LINK4"/>
+      <w:r>
+        <w:lastRenderedPageBreak/>
+        <w:t>第三章</w:t>
+      </w:r>
+      <w:r>
+        <w:t xml:space="preserve"> </w:t>
+      </w:r>
+      <w:r>
+        <w:t>系统需求分析</w:t>
+      </w:r>
     </w:p>
     <w:p>
       <w:pPr>
@@ -1084,7 +851,7 @@
         <w:keepLines/>
         <w:numPr>
           <w:ilvl w:val="0"/>
-          <w:numId w:val="13"/>
+          <w:numId w:val="12"/>
         </w:numPr>
         <w:spacing w:before="160" w:after="80"/>
         <w:contextualSpacing w:val="0"/>
@@ -1097,269 +864,9 @@
           <w:szCs w:val="40"/>
         </w:rPr>
       </w:pPr>
-      <w:bookmarkStart w:id="9" w:name="_Toc224493064"/>
-      <w:bookmarkEnd w:id="9"/>
-    </w:p>
-    <w:p>
-      <w:pPr>
-        <w:pStyle w:val="2"/>
-        <w:numPr>
-          <w:ilvl w:val="1"/>
-          <w:numId w:val="13"/>
-        </w:numPr>
-        <w:rPr>
-          <w:rFonts w:ascii="Times New Roman" w:hAnsi="Times New Roman"/>
-        </w:rPr>
-      </w:pPr>
-      <w:r>
-        <w:rPr>
-          <w:rFonts w:ascii="Times New Roman" w:hAnsi="Times New Roman"/>
-        </w:rPr>
-        <w:t>门诊挂号管理模块</w:t>
-      </w:r>
-    </w:p>
-    <w:p>
-      <w:pPr>
-        <w:pStyle w:val="3"/>
-        <w:numPr>
-          <w:ilvl w:val="2"/>
-          <w:numId w:val="13"/>
-        </w:numPr>
-        <w:rPr>
-          <w:rFonts w:ascii="Times New Roman" w:hAnsi="Times New Roman"/>
-        </w:rPr>
-      </w:pPr>
-      <w:r>
-        <w:rPr>
-          <w:rFonts w:ascii="Times New Roman" w:hAnsi="Times New Roman"/>
-        </w:rPr>
-        <w:t>患者挂号功能设计与实现</w:t>
-      </w:r>
-    </w:p>
-    <w:p>
-      <w:pPr>
-        <w:pStyle w:val="3"/>
-        <w:numPr>
-          <w:ilvl w:val="2"/>
-          <w:numId w:val="13"/>
-        </w:numPr>
-        <w:rPr>
-          <w:rFonts w:ascii="Times New Roman" w:hAnsi="Times New Roman"/>
-        </w:rPr>
-      </w:pPr>
-      <w:r>
-        <w:rPr>
-          <w:rFonts w:ascii="Times New Roman" w:hAnsi="Times New Roman"/>
-        </w:rPr>
-        <w:t>挂号信息管理与存储</w:t>
-      </w:r>
-    </w:p>
-    <w:p>
-      <w:pPr>
-        <w:pStyle w:val="2"/>
-        <w:numPr>
-          <w:ilvl w:val="1"/>
-          <w:numId w:val="13"/>
-        </w:numPr>
-        <w:rPr>
-          <w:rFonts w:ascii="Times New Roman" w:hAnsi="Times New Roman"/>
-        </w:rPr>
-      </w:pPr>
-      <w:r>
-        <w:rPr>
-          <w:rFonts w:ascii="Times New Roman" w:hAnsi="Times New Roman"/>
-        </w:rPr>
-        <w:t>医生排班管理模块</w:t>
-      </w:r>
-    </w:p>
-    <w:p>
-      <w:pPr>
-        <w:pStyle w:val="3"/>
-        <w:numPr>
-          <w:ilvl w:val="2"/>
-          <w:numId w:val="13"/>
-        </w:numPr>
-        <w:rPr>
-          <w:rFonts w:ascii="Times New Roman" w:hAnsi="Times New Roman"/>
-        </w:rPr>
-      </w:pPr>
-      <w:r>
-        <w:rPr>
-          <w:rFonts w:ascii="Times New Roman" w:hAnsi="Times New Roman"/>
-        </w:rPr>
-        <w:t>排班信息录入与查询</w:t>
-      </w:r>
-    </w:p>
-    <w:p>
-      <w:pPr>
-        <w:pStyle w:val="3"/>
-        <w:numPr>
-          <w:ilvl w:val="2"/>
-          <w:numId w:val="13"/>
-        </w:numPr>
-        <w:rPr>
-          <w:rFonts w:ascii="Times New Roman" w:hAnsi="Times New Roman"/>
-        </w:rPr>
-      </w:pPr>
-      <w:r>
-        <w:rPr>
-          <w:rFonts w:ascii="Times New Roman" w:hAnsi="Times New Roman"/>
-        </w:rPr>
-        <w:t>排班与挂号信息的关联管理</w:t>
-      </w:r>
-    </w:p>
-    <w:p>
-      <w:pPr>
-        <w:pStyle w:val="2"/>
-        <w:numPr>
-          <w:ilvl w:val="1"/>
-          <w:numId w:val="13"/>
-        </w:numPr>
-        <w:rPr>
-          <w:rFonts w:ascii="Times New Roman" w:hAnsi="Times New Roman"/>
-        </w:rPr>
-      </w:pPr>
-      <w:r>
-        <w:rPr>
-          <w:rFonts w:ascii="Times New Roman" w:hAnsi="Times New Roman"/>
-        </w:rPr>
-        <w:t>电子病历管理模块</w:t>
-      </w:r>
-    </w:p>
-    <w:p>
-      <w:pPr>
-        <w:pStyle w:val="3"/>
-        <w:numPr>
-          <w:ilvl w:val="2"/>
-          <w:numId w:val="13"/>
-        </w:numPr>
-        <w:rPr>
-          <w:rFonts w:ascii="Times New Roman" w:hAnsi="Times New Roman"/>
-        </w:rPr>
-      </w:pPr>
-      <w:r>
-        <w:rPr>
-          <w:rFonts w:ascii="Times New Roman" w:hAnsi="Times New Roman"/>
-        </w:rPr>
-        <w:t>病历录入与查询功能</w:t>
-      </w:r>
-    </w:p>
-    <w:p>
-      <w:pPr>
-        <w:pStyle w:val="3"/>
-        <w:numPr>
-          <w:ilvl w:val="2"/>
-          <w:numId w:val="13"/>
-        </w:numPr>
-        <w:rPr>
-          <w:rFonts w:ascii="Times New Roman" w:hAnsi="Times New Roman"/>
-        </w:rPr>
-      </w:pPr>
-      <w:r>
-        <w:rPr>
-          <w:rFonts w:ascii="Times New Roman" w:hAnsi="Times New Roman"/>
-        </w:rPr>
-        <w:lastRenderedPageBreak/>
-        <w:t>电子病历的存储与管理</w:t>
-      </w:r>
-    </w:p>
-    <w:p>
-      <w:pPr>
-        <w:pStyle w:val="2"/>
-        <w:numPr>
-          <w:ilvl w:val="1"/>
-          <w:numId w:val="13"/>
-        </w:numPr>
-        <w:rPr>
-          <w:rFonts w:ascii="Times New Roman" w:hAnsi="Times New Roman"/>
-        </w:rPr>
-      </w:pPr>
-      <w:r>
-        <w:rPr>
-          <w:rFonts w:ascii="Times New Roman" w:hAnsi="Times New Roman"/>
-        </w:rPr>
-        <w:t>用户权限与安全管理模块</w:t>
-      </w:r>
-    </w:p>
-    <w:p>
-      <w:pPr>
-        <w:pStyle w:val="3"/>
-        <w:numPr>
-          <w:ilvl w:val="2"/>
-          <w:numId w:val="13"/>
-        </w:numPr>
-        <w:rPr>
-          <w:rFonts w:ascii="Times New Roman" w:hAnsi="Times New Roman"/>
-        </w:rPr>
-      </w:pPr>
-      <w:r>
-        <w:rPr>
-          <w:rFonts w:ascii="Times New Roman" w:hAnsi="Times New Roman"/>
-        </w:rPr>
-        <w:t>用户注册与登录</w:t>
-      </w:r>
-    </w:p>
-    <w:p>
-      <w:pPr>
-        <w:pStyle w:val="3"/>
-        <w:numPr>
-          <w:ilvl w:val="2"/>
-          <w:numId w:val="13"/>
-        </w:numPr>
-        <w:rPr>
-          <w:rFonts w:ascii="Times New Roman" w:hAnsi="Times New Roman"/>
-        </w:rPr>
-      </w:pPr>
-      <w:r>
-        <w:rPr>
-          <w:rFonts w:ascii="Times New Roman" w:hAnsi="Times New Roman"/>
-        </w:rPr>
-        <w:t>JWT</w:t>
-      </w:r>
-      <w:r>
-        <w:rPr>
-          <w:rFonts w:ascii="Times New Roman" w:hAnsi="Times New Roman"/>
-        </w:rPr>
-        <w:t>与</w:t>
-      </w:r>
-      <w:r>
-        <w:rPr>
-          <w:rFonts w:ascii="Times New Roman" w:hAnsi="Times New Roman"/>
-        </w:rPr>
-        <w:t>Redis</w:t>
-      </w:r>
-      <w:r>
-        <w:rPr>
-          <w:rFonts w:ascii="Times New Roman" w:hAnsi="Times New Roman"/>
-        </w:rPr>
-        <w:t>双</w:t>
-      </w:r>
-      <w:r>
-        <w:rPr>
-          <w:rFonts w:ascii="Times New Roman" w:hAnsi="Times New Roman"/>
-        </w:rPr>
-        <w:t>Token</w:t>
-      </w:r>
-      <w:r>
-        <w:rPr>
-          <w:rFonts w:ascii="Times New Roman" w:hAnsi="Times New Roman"/>
-        </w:rPr>
-        <w:t>机制的实现</w:t>
-      </w:r>
-    </w:p>
-    <w:p>
-      <w:pPr>
-        <w:pStyle w:val="1"/>
-      </w:pPr>
-      <w:r>
-        <w:t>第五章</w:t>
-      </w:r>
-      <w:r>
-        <w:t xml:space="preserve"> </w:t>
-      </w:r>
-      <w:r>
-        <w:t>挂号量预测与辅助推荐功能设计</w:t>
-      </w:r>
+      <w:bookmarkStart w:id="6" w:name="_Toc224493045"/>
+      <w:bookmarkEnd w:id="5"/>
+      <w:bookmarkEnd w:id="6"/>
     </w:p>
     <w:p>
       <w:pPr>
@@ -1368,7 +875,7 @@
         <w:keepLines/>
         <w:numPr>
           <w:ilvl w:val="0"/>
-          <w:numId w:val="14"/>
+          <w:numId w:val="12"/>
         </w:numPr>
         <w:spacing w:before="160" w:after="80"/>
         <w:contextualSpacing w:val="0"/>
@@ -1381,8 +888,8 @@
           <w:szCs w:val="40"/>
         </w:rPr>
       </w:pPr>
-      <w:bookmarkStart w:id="10" w:name="_Toc224493078"/>
-      <w:bookmarkEnd w:id="10"/>
+      <w:bookmarkStart w:id="7" w:name="_Toc224493046"/>
+      <w:bookmarkEnd w:id="7"/>
     </w:p>
     <w:p>
       <w:pPr>
@@ -1391,7 +898,7 @@
         <w:keepLines/>
         <w:numPr>
           <w:ilvl w:val="0"/>
-          <w:numId w:val="14"/>
+          <w:numId w:val="12"/>
         </w:numPr>
         <w:spacing w:before="160" w:after="80"/>
         <w:contextualSpacing w:val="0"/>
@@ -1404,8 +911,8 @@
           <w:szCs w:val="40"/>
         </w:rPr>
       </w:pPr>
-      <w:bookmarkStart w:id="11" w:name="_Toc224493079"/>
-      <w:bookmarkEnd w:id="11"/>
+      <w:bookmarkStart w:id="8" w:name="_Toc224493047"/>
+      <w:bookmarkEnd w:id="8"/>
     </w:p>
     <w:p>
       <w:pPr>
@@ -1414,7 +921,489 @@
         <w:keepLines/>
         <w:numPr>
           <w:ilvl w:val="0"/>
-          <w:numId w:val="14"/>
+          <w:numId w:val="25"/>
+        </w:numPr>
+        <w:spacing w:before="160" w:after="80"/>
+        <w:contextualSpacing w:val="0"/>
+        <w:outlineLvl w:val="1"/>
+        <w:rPr>
+          <w:rFonts w:ascii="Times New Roman" w:eastAsia="宋体" w:hAnsi="Times New Roman" w:cstheme="majorBidi" w:hint="eastAsia"/>
+          <w:b/>
+          <w:vanish/>
+          <w:sz w:val="24"/>
+          <w:szCs w:val="40"/>
+        </w:rPr>
+      </w:pPr>
+    </w:p>
+    <w:p>
+      <w:pPr>
+        <w:pStyle w:val="a9"/>
+        <w:keepNext/>
+        <w:keepLines/>
+        <w:numPr>
+          <w:ilvl w:val="0"/>
+          <w:numId w:val="25"/>
+        </w:numPr>
+        <w:spacing w:before="160" w:after="80"/>
+        <w:contextualSpacing w:val="0"/>
+        <w:outlineLvl w:val="1"/>
+        <w:rPr>
+          <w:rFonts w:ascii="Times New Roman" w:eastAsia="宋体" w:hAnsi="Times New Roman" w:cstheme="majorBidi" w:hint="eastAsia"/>
+          <w:b/>
+          <w:vanish/>
+          <w:sz w:val="24"/>
+          <w:szCs w:val="40"/>
+        </w:rPr>
+      </w:pPr>
+    </w:p>
+    <w:p>
+      <w:pPr>
+        <w:pStyle w:val="a9"/>
+        <w:keepNext/>
+        <w:keepLines/>
+        <w:numPr>
+          <w:ilvl w:val="0"/>
+          <w:numId w:val="25"/>
+        </w:numPr>
+        <w:spacing w:before="160" w:after="80"/>
+        <w:contextualSpacing w:val="0"/>
+        <w:outlineLvl w:val="1"/>
+        <w:rPr>
+          <w:rFonts w:ascii="Times New Roman" w:eastAsia="宋体" w:hAnsi="Times New Roman" w:cstheme="majorBidi" w:hint="eastAsia"/>
+          <w:b/>
+          <w:vanish/>
+          <w:sz w:val="24"/>
+          <w:szCs w:val="40"/>
+        </w:rPr>
+      </w:pPr>
+    </w:p>
+    <w:p>
+      <w:pPr>
+        <w:pStyle w:val="a9"/>
+        <w:keepNext/>
+        <w:keepLines/>
+        <w:numPr>
+          <w:ilvl w:val="0"/>
+          <w:numId w:val="32"/>
+        </w:numPr>
+        <w:spacing w:before="160" w:after="80"/>
+        <w:contextualSpacing w:val="0"/>
+        <w:outlineLvl w:val="1"/>
+        <w:rPr>
+          <w:rFonts w:ascii="Times New Roman" w:eastAsia="宋体" w:hAnsi="Times New Roman" w:cstheme="majorBidi" w:hint="eastAsia"/>
+          <w:b/>
+          <w:vanish/>
+          <w:sz w:val="24"/>
+          <w:szCs w:val="40"/>
+        </w:rPr>
+      </w:pPr>
+    </w:p>
+    <w:p>
+      <w:pPr>
+        <w:pStyle w:val="a9"/>
+        <w:keepNext/>
+        <w:keepLines/>
+        <w:numPr>
+          <w:ilvl w:val="0"/>
+          <w:numId w:val="32"/>
+        </w:numPr>
+        <w:spacing w:before="160" w:after="80"/>
+        <w:contextualSpacing w:val="0"/>
+        <w:outlineLvl w:val="1"/>
+        <w:rPr>
+          <w:rFonts w:ascii="Times New Roman" w:eastAsia="宋体" w:hAnsi="Times New Roman" w:cstheme="majorBidi" w:hint="eastAsia"/>
+          <w:b/>
+          <w:vanish/>
+          <w:sz w:val="24"/>
+          <w:szCs w:val="40"/>
+        </w:rPr>
+      </w:pPr>
+    </w:p>
+    <w:p>
+      <w:pPr>
+        <w:pStyle w:val="a9"/>
+        <w:keepNext/>
+        <w:keepLines/>
+        <w:numPr>
+          <w:ilvl w:val="0"/>
+          <w:numId w:val="32"/>
+        </w:numPr>
+        <w:spacing w:before="160" w:after="80"/>
+        <w:contextualSpacing w:val="0"/>
+        <w:outlineLvl w:val="1"/>
+        <w:rPr>
+          <w:rFonts w:ascii="Times New Roman" w:eastAsia="宋体" w:hAnsi="Times New Roman" w:cstheme="majorBidi" w:hint="eastAsia"/>
+          <w:b/>
+          <w:vanish/>
+          <w:sz w:val="24"/>
+          <w:szCs w:val="40"/>
+        </w:rPr>
+      </w:pPr>
+    </w:p>
+    <w:p>
+      <w:pPr>
+        <w:pStyle w:val="2"/>
+        <w:numPr>
+          <w:ilvl w:val="1"/>
+          <w:numId w:val="32"/>
+        </w:numPr>
+        <w:rPr>
+          <w:rFonts w:ascii="Times New Roman" w:hAnsi="Times New Roman"/>
+        </w:rPr>
+      </w:pPr>
+      <w:r>
+        <w:rPr>
+          <w:rFonts w:ascii="Times New Roman" w:hAnsi="Times New Roman" w:hint="eastAsia"/>
+        </w:rPr>
+        <w:t>系统角色分析</w:t>
+      </w:r>
+    </w:p>
+    <w:p>
+      <w:pPr>
+        <w:pStyle w:val="3"/>
+        <w:numPr>
+          <w:ilvl w:val="2"/>
+          <w:numId w:val="32"/>
+        </w:numPr>
+        <w:rPr>
+          <w:rFonts w:ascii="Times New Roman" w:hAnsi="Times New Roman"/>
+        </w:rPr>
+      </w:pPr>
+      <w:r>
+        <w:rPr>
+          <w:rFonts w:ascii="Times New Roman" w:hAnsi="Times New Roman"/>
+        </w:rPr>
+        <w:t>患者角色需求</w:t>
+      </w:r>
+    </w:p>
+    <w:p>
+      <w:pPr>
+        <w:pStyle w:val="3"/>
+        <w:numPr>
+          <w:ilvl w:val="2"/>
+          <w:numId w:val="32"/>
+        </w:numPr>
+        <w:rPr>
+          <w:rFonts w:ascii="Times New Roman" w:hAnsi="Times New Roman"/>
+        </w:rPr>
+      </w:pPr>
+      <w:r>
+        <w:rPr>
+          <w:rFonts w:ascii="Times New Roman" w:hAnsi="Times New Roman"/>
+        </w:rPr>
+        <w:t>医生角色需求</w:t>
+      </w:r>
+    </w:p>
+    <w:p>
+      <w:pPr>
+        <w:pStyle w:val="3"/>
+        <w:numPr>
+          <w:ilvl w:val="2"/>
+          <w:numId w:val="32"/>
+        </w:numPr>
+        <w:rPr>
+          <w:rFonts w:ascii="Times New Roman" w:hAnsi="Times New Roman"/>
+        </w:rPr>
+      </w:pPr>
+      <w:r>
+        <w:rPr>
+          <w:rFonts w:ascii="Times New Roman" w:hAnsi="Times New Roman"/>
+        </w:rPr>
+        <w:t>管理员角色需求</w:t>
+      </w:r>
+    </w:p>
+    <w:p>
+      <w:pPr>
+        <w:pStyle w:val="2"/>
+        <w:numPr>
+          <w:ilvl w:val="1"/>
+          <w:numId w:val="32"/>
+        </w:numPr>
+        <w:rPr>
+          <w:rFonts w:ascii="Times New Roman" w:hAnsi="Times New Roman"/>
+        </w:rPr>
+      </w:pPr>
+      <w:r>
+        <w:rPr>
+          <w:rFonts w:ascii="Times New Roman" w:hAnsi="Times New Roman"/>
+        </w:rPr>
+        <w:t>功能需求分析</w:t>
+      </w:r>
+    </w:p>
+    <w:p>
+      <w:pPr>
+        <w:pStyle w:val="3"/>
+        <w:numPr>
+          <w:ilvl w:val="2"/>
+          <w:numId w:val="32"/>
+        </w:numPr>
+        <w:rPr>
+          <w:rFonts w:ascii="Times New Roman" w:hAnsi="Times New Roman"/>
+        </w:rPr>
+      </w:pPr>
+      <w:r>
+        <w:rPr>
+          <w:rFonts w:ascii="Times New Roman" w:hAnsi="Times New Roman" w:hint="eastAsia"/>
+        </w:rPr>
+        <w:t>用户管理功能</w:t>
+      </w:r>
+    </w:p>
+    <w:p>
+      <w:pPr>
+        <w:pStyle w:val="3"/>
+        <w:numPr>
+          <w:ilvl w:val="2"/>
+          <w:numId w:val="32"/>
+        </w:numPr>
+        <w:rPr>
+          <w:rFonts w:ascii="Times New Roman" w:hAnsi="Times New Roman"/>
+        </w:rPr>
+      </w:pPr>
+      <w:r>
+        <w:rPr>
+          <w:rFonts w:ascii="Times New Roman" w:hAnsi="Times New Roman" w:hint="eastAsia"/>
+        </w:rPr>
+        <w:t>挂号管理功能</w:t>
+      </w:r>
+    </w:p>
+    <w:p>
+      <w:pPr>
+        <w:pStyle w:val="3"/>
+        <w:numPr>
+          <w:ilvl w:val="2"/>
+          <w:numId w:val="32"/>
+        </w:numPr>
+        <w:rPr>
+          <w:rFonts w:ascii="Times New Roman" w:hAnsi="Times New Roman"/>
+        </w:rPr>
+      </w:pPr>
+      <w:r>
+        <w:rPr>
+          <w:rFonts w:ascii="Times New Roman" w:hAnsi="Times New Roman" w:hint="eastAsia"/>
+        </w:rPr>
+        <w:t>医生排班管理功能</w:t>
+      </w:r>
+    </w:p>
+    <w:p>
+      <w:pPr>
+        <w:pStyle w:val="3"/>
+        <w:numPr>
+          <w:ilvl w:val="2"/>
+          <w:numId w:val="32"/>
+        </w:numPr>
+        <w:rPr>
+          <w:rFonts w:ascii="Times New Roman" w:hAnsi="Times New Roman"/>
+        </w:rPr>
+      </w:pPr>
+      <w:r>
+        <w:rPr>
+          <w:rFonts w:ascii="Times New Roman" w:hAnsi="Times New Roman" w:hint="eastAsia"/>
+        </w:rPr>
+        <w:t>电子病历管理功能</w:t>
+      </w:r>
+    </w:p>
+    <w:p>
+      <w:pPr>
+        <w:pStyle w:val="3"/>
+        <w:numPr>
+          <w:ilvl w:val="2"/>
+          <w:numId w:val="32"/>
+        </w:numPr>
+        <w:rPr>
+          <w:rFonts w:ascii="Times New Roman" w:hAnsi="Times New Roman"/>
+        </w:rPr>
+      </w:pPr>
+      <w:r>
+        <w:rPr>
+          <w:rFonts w:ascii="Times New Roman" w:hAnsi="Times New Roman" w:hint="eastAsia"/>
+        </w:rPr>
+        <w:t>智能预测与推荐功能</w:t>
+      </w:r>
+    </w:p>
+    <w:p>
+      <w:pPr>
+        <w:pStyle w:val="2"/>
+        <w:numPr>
+          <w:ilvl w:val="1"/>
+          <w:numId w:val="32"/>
+        </w:numPr>
+        <w:rPr>
+          <w:rFonts w:ascii="Times New Roman" w:hAnsi="Times New Roman"/>
+        </w:rPr>
+      </w:pPr>
+      <w:r>
+        <w:rPr>
+          <w:rFonts w:ascii="Times New Roman" w:hAnsi="Times New Roman" w:hint="eastAsia"/>
+        </w:rPr>
+        <w:t>非功能需求分析</w:t>
+      </w:r>
+    </w:p>
+    <w:p>
+      <w:pPr>
+        <w:pStyle w:val="3"/>
+        <w:numPr>
+          <w:ilvl w:val="2"/>
+          <w:numId w:val="32"/>
+        </w:numPr>
+        <w:rPr>
+          <w:rFonts w:ascii="Times New Roman" w:hAnsi="Times New Roman"/>
+        </w:rPr>
+      </w:pPr>
+      <w:r>
+        <w:rPr>
+          <w:rFonts w:ascii="Times New Roman" w:hAnsi="Times New Roman" w:hint="eastAsia"/>
+        </w:rPr>
+        <w:t>系统性能需求</w:t>
+      </w:r>
+    </w:p>
+    <w:p>
+      <w:pPr>
+        <w:pStyle w:val="3"/>
+        <w:numPr>
+          <w:ilvl w:val="2"/>
+          <w:numId w:val="32"/>
+        </w:numPr>
+        <w:rPr>
+          <w:rFonts w:ascii="Times New Roman" w:hAnsi="Times New Roman"/>
+        </w:rPr>
+      </w:pPr>
+      <w:r>
+        <w:rPr>
+          <w:rFonts w:ascii="Times New Roman" w:hAnsi="Times New Roman" w:hint="eastAsia"/>
+        </w:rPr>
+        <w:t>系统安全需求</w:t>
+      </w:r>
+    </w:p>
+    <w:p>
+      <w:pPr>
+        <w:pStyle w:val="3"/>
+        <w:numPr>
+          <w:ilvl w:val="2"/>
+          <w:numId w:val="32"/>
+        </w:numPr>
+        <w:rPr>
+          <w:rFonts w:ascii="Times New Roman" w:hAnsi="Times New Roman"/>
+        </w:rPr>
+      </w:pPr>
+      <w:r>
+        <w:rPr>
+          <w:rFonts w:ascii="Times New Roman" w:hAnsi="Times New Roman" w:hint="eastAsia"/>
+        </w:rPr>
+        <w:t>系统可用性需求</w:t>
+      </w:r>
+    </w:p>
+    <w:p>
+      <w:pPr>
+        <w:pStyle w:val="2"/>
+        <w:numPr>
+          <w:ilvl w:val="1"/>
+          <w:numId w:val="32"/>
+        </w:numPr>
+        <w:rPr>
+          <w:rFonts w:ascii="Times New Roman" w:hAnsi="Times New Roman"/>
+        </w:rPr>
+      </w:pPr>
+      <w:r>
+        <w:rPr>
+          <w:rFonts w:ascii="Times New Roman" w:hAnsi="Times New Roman" w:hint="eastAsia"/>
+        </w:rPr>
+        <w:t>系统可行性分析</w:t>
+      </w:r>
+    </w:p>
+    <w:p>
+      <w:pPr>
+        <w:pStyle w:val="3"/>
+        <w:numPr>
+          <w:ilvl w:val="2"/>
+          <w:numId w:val="32"/>
+        </w:numPr>
+        <w:rPr>
+          <w:rFonts w:ascii="Times New Roman" w:hAnsi="Times New Roman"/>
+        </w:rPr>
+      </w:pPr>
+      <w:r>
+        <w:rPr>
+          <w:rFonts w:ascii="Times New Roman" w:hAnsi="Times New Roman" w:hint="eastAsia"/>
+        </w:rPr>
+        <w:t>技术可行性</w:t>
+      </w:r>
+    </w:p>
+    <w:p>
+      <w:pPr>
+        <w:pStyle w:val="3"/>
+        <w:numPr>
+          <w:ilvl w:val="2"/>
+          <w:numId w:val="32"/>
+        </w:numPr>
+        <w:rPr>
+          <w:rFonts w:ascii="Times New Roman" w:hAnsi="Times New Roman"/>
+        </w:rPr>
+      </w:pPr>
+      <w:r>
+        <w:rPr>
+          <w:rFonts w:ascii="Times New Roman" w:hAnsi="Times New Roman" w:hint="eastAsia"/>
+        </w:rPr>
+        <w:t>经济可行性</w:t>
+      </w:r>
+    </w:p>
+    <w:p>
+      <w:pPr>
+        <w:pStyle w:val="3"/>
+        <w:numPr>
+          <w:ilvl w:val="2"/>
+          <w:numId w:val="32"/>
+        </w:numPr>
+        <w:rPr>
+          <w:rFonts w:ascii="Times New Roman" w:hAnsi="Times New Roman"/>
+        </w:rPr>
+      </w:pPr>
+      <w:r>
+        <w:rPr>
+          <w:rFonts w:ascii="Times New Roman" w:hAnsi="Times New Roman" w:hint="eastAsia"/>
+        </w:rPr>
+        <w:t>操作可行性</w:t>
+      </w:r>
+    </w:p>
+    <w:p>
+      <w:pPr>
+        <w:pStyle w:val="1"/>
+        <w:rPr>
+          <w:rFonts w:hint="eastAsia"/>
+        </w:rPr>
+      </w:pPr>
+      <w:r>
+        <w:t>第</w:t>
+      </w:r>
+      <w:r>
+        <w:rPr>
+          <w:rFonts w:hint="eastAsia"/>
+        </w:rPr>
+        <w:t>四</w:t>
+      </w:r>
+      <w:r>
+        <w:t>章</w:t>
+      </w:r>
+      <w:r>
+        <w:t xml:space="preserve"> </w:t>
+      </w:r>
+      <w:r>
+        <w:t>系统</w:t>
+      </w:r>
+      <w:r>
+        <w:rPr>
+          <w:rFonts w:hint="eastAsia"/>
+        </w:rPr>
+        <w:t>设计</w:t>
+      </w:r>
+    </w:p>
+    <w:p>
+      <w:pPr>
+        <w:pStyle w:val="a9"/>
+        <w:keepNext/>
+        <w:keepLines/>
+        <w:numPr>
+          <w:ilvl w:val="0"/>
+          <w:numId w:val="26"/>
         </w:numPr>
         <w:spacing w:before="160" w:after="80"/>
         <w:contextualSpacing w:val="0"/>
@@ -1427,8 +1416,6 @@
           <w:szCs w:val="40"/>
         </w:rPr>
       </w:pPr>
-      <w:bookmarkStart w:id="12" w:name="_Toc224493080"/>
-      <w:bookmarkEnd w:id="12"/>
     </w:p>
     <w:p>
       <w:pPr>
@@ -1437,7 +1424,7 @@
         <w:keepLines/>
         <w:numPr>
           <w:ilvl w:val="0"/>
-          <w:numId w:val="14"/>
+          <w:numId w:val="26"/>
         </w:numPr>
         <w:spacing w:before="160" w:after="80"/>
         <w:contextualSpacing w:val="0"/>
@@ -1450,8 +1437,6 @@
           <w:szCs w:val="40"/>
         </w:rPr>
       </w:pPr>
-      <w:bookmarkStart w:id="13" w:name="_Toc224493081"/>
-      <w:bookmarkEnd w:id="13"/>
     </w:p>
     <w:p>
       <w:pPr>
@@ -1460,7 +1445,7 @@
         <w:keepLines/>
         <w:numPr>
           <w:ilvl w:val="0"/>
-          <w:numId w:val="14"/>
+          <w:numId w:val="26"/>
         </w:numPr>
         <w:spacing w:before="160" w:after="80"/>
         <w:contextualSpacing w:val="0"/>
@@ -1473,124 +1458,6 @@
           <w:szCs w:val="40"/>
         </w:rPr>
       </w:pPr>
-      <w:bookmarkStart w:id="14" w:name="_Toc224493082"/>
-      <w:bookmarkEnd w:id="14"/>
-    </w:p>
-    <w:p>
-      <w:pPr>
-        <w:pStyle w:val="2"/>
-        <w:numPr>
-          <w:ilvl w:val="1"/>
-          <w:numId w:val="14"/>
-        </w:numPr>
-        <w:rPr>
-          <w:rFonts w:ascii="Times New Roman" w:hAnsi="Times New Roman"/>
-        </w:rPr>
-      </w:pPr>
-      <w:r>
-        <w:rPr>
-          <w:rFonts w:ascii="Times New Roman" w:hAnsi="Times New Roman"/>
-        </w:rPr>
-        <w:t>挂号量预测方法</w:t>
-      </w:r>
-    </w:p>
-    <w:p>
-      <w:pPr>
-        <w:pStyle w:val="3"/>
-        <w:numPr>
-          <w:ilvl w:val="2"/>
-          <w:numId w:val="14"/>
-        </w:numPr>
-        <w:rPr>
-          <w:rFonts w:ascii="Times New Roman" w:hAnsi="Times New Roman"/>
-        </w:rPr>
-      </w:pPr>
-      <w:r>
-        <w:rPr>
-          <w:rFonts w:ascii="Times New Roman" w:hAnsi="Times New Roman"/>
-        </w:rPr>
-        <w:t>时间序列分析方法（如</w:t>
-      </w:r>
-      <w:r>
-        <w:rPr>
-          <w:rFonts w:ascii="Times New Roman" w:hAnsi="Times New Roman"/>
-        </w:rPr>
-        <w:t>ARIMA</w:t>
-      </w:r>
-      <w:r>
-        <w:rPr>
-          <w:rFonts w:ascii="Times New Roman" w:hAnsi="Times New Roman"/>
-        </w:rPr>
-        <w:t>）的应用</w:t>
-      </w:r>
-    </w:p>
-    <w:p>
-      <w:pPr>
-        <w:pStyle w:val="3"/>
-        <w:numPr>
-          <w:ilvl w:val="2"/>
-          <w:numId w:val="14"/>
-        </w:numPr>
-        <w:rPr>
-          <w:rFonts w:ascii="Times New Roman" w:hAnsi="Times New Roman"/>
-        </w:rPr>
-      </w:pPr>
-      <w:r>
-        <w:rPr>
-          <w:rFonts w:ascii="Times New Roman" w:hAnsi="Times New Roman"/>
-        </w:rPr>
-        <w:t>基于历史挂号数据的预测模型设计</w:t>
-      </w:r>
-    </w:p>
-    <w:p>
-      <w:pPr>
-        <w:pStyle w:val="2"/>
-        <w:numPr>
-          <w:ilvl w:val="1"/>
-          <w:numId w:val="14"/>
-        </w:numPr>
-        <w:rPr>
-          <w:rFonts w:ascii="Times New Roman" w:hAnsi="Times New Roman"/>
-        </w:rPr>
-      </w:pPr>
-      <w:r>
-        <w:rPr>
-          <w:rFonts w:ascii="Times New Roman" w:hAnsi="Times New Roman"/>
-        </w:rPr>
-        <w:t>辅助挂号推荐系统</w:t>
-      </w:r>
-    </w:p>
-    <w:p>
-      <w:pPr>
-        <w:pStyle w:val="3"/>
-        <w:numPr>
-          <w:ilvl w:val="2"/>
-          <w:numId w:val="14"/>
-        </w:numPr>
-        <w:rPr>
-          <w:rFonts w:ascii="Times New Roman" w:hAnsi="Times New Roman"/>
-        </w:rPr>
-      </w:pPr>
-      <w:r>
-        <w:rPr>
-          <w:rFonts w:ascii="Times New Roman" w:hAnsi="Times New Roman"/>
-        </w:rPr>
-        <w:t>基于预测结果的号源推荐</w:t>
-      </w:r>
-    </w:p>
-    <w:p>
-      <w:pPr>
-        <w:pStyle w:val="1"/>
-      </w:pPr>
-      <w:r>
-        <w:t>第六章</w:t>
-      </w:r>
-      <w:r>
-        <w:t xml:space="preserve"> </w:t>
-      </w:r>
-      <w:r>
-        <w:t>系统测试与优化</w:t>
-      </w:r>
     </w:p>
     <w:p>
       <w:pPr>
@@ -1599,7 +1466,7 @@
         <w:keepLines/>
         <w:numPr>
           <w:ilvl w:val="0"/>
-          <w:numId w:val="15"/>
+          <w:numId w:val="26"/>
         </w:numPr>
         <w:spacing w:before="160" w:after="80"/>
         <w:contextualSpacing w:val="0"/>
@@ -1612,8 +1479,6 @@
           <w:szCs w:val="40"/>
         </w:rPr>
       </w:pPr>
-      <w:bookmarkStart w:id="15" w:name="_Toc224493090"/>
-      <w:bookmarkEnd w:id="15"/>
     </w:p>
     <w:p>
       <w:pPr>
@@ -1622,7 +1487,7 @@
         <w:keepLines/>
         <w:numPr>
           <w:ilvl w:val="0"/>
-          <w:numId w:val="15"/>
+          <w:numId w:val="33"/>
         </w:numPr>
         <w:spacing w:before="160" w:after="80"/>
         <w:contextualSpacing w:val="0"/>
@@ -1635,8 +1500,6 @@
           <w:szCs w:val="40"/>
         </w:rPr>
       </w:pPr>
-      <w:bookmarkStart w:id="16" w:name="_Toc224493091"/>
-      <w:bookmarkEnd w:id="16"/>
     </w:p>
     <w:p>
       <w:pPr>
@@ -1645,7 +1508,7 @@
         <w:keepLines/>
         <w:numPr>
           <w:ilvl w:val="0"/>
-          <w:numId w:val="15"/>
+          <w:numId w:val="33"/>
         </w:numPr>
         <w:spacing w:before="160" w:after="80"/>
         <w:contextualSpacing w:val="0"/>
@@ -1658,8 +1521,6 @@
           <w:szCs w:val="40"/>
         </w:rPr>
       </w:pPr>
-      <w:bookmarkStart w:id="17" w:name="_Toc224493092"/>
-      <w:bookmarkEnd w:id="17"/>
     </w:p>
     <w:p>
       <w:pPr>
@@ -1668,7 +1529,7 @@
         <w:keepLines/>
         <w:numPr>
           <w:ilvl w:val="0"/>
-          <w:numId w:val="15"/>
+          <w:numId w:val="33"/>
         </w:numPr>
         <w:spacing w:before="160" w:after="80"/>
         <w:contextualSpacing w:val="0"/>
@@ -1681,8 +1542,6 @@
           <w:szCs w:val="40"/>
         </w:rPr>
       </w:pPr>
-      <w:bookmarkStart w:id="18" w:name="_Toc224493093"/>
-      <w:bookmarkEnd w:id="18"/>
     </w:p>
     <w:p>
       <w:pPr>
@@ -1691,7 +1550,7 @@
         <w:keepLines/>
         <w:numPr>
           <w:ilvl w:val="0"/>
-          <w:numId w:val="15"/>
+          <w:numId w:val="33"/>
         </w:numPr>
         <w:spacing w:before="160" w:after="80"/>
         <w:contextualSpacing w:val="0"/>
@@ -1704,8 +1563,339 @@
           <w:szCs w:val="40"/>
         </w:rPr>
       </w:pPr>
-      <w:bookmarkStart w:id="19" w:name="_Toc224493094"/>
-      <w:bookmarkEnd w:id="19"/>
+    </w:p>
+    <w:p>
+      <w:pPr>
+        <w:pStyle w:val="2"/>
+        <w:numPr>
+          <w:ilvl w:val="1"/>
+          <w:numId w:val="33"/>
+        </w:numPr>
+        <w:rPr>
+          <w:rFonts w:ascii="Times New Roman" w:hAnsi="Times New Roman"/>
+        </w:rPr>
+      </w:pPr>
+      <w:r>
+        <w:rPr>
+          <w:rFonts w:ascii="Times New Roman" w:hAnsi="Times New Roman"/>
+        </w:rPr>
+        <w:t>系统总体架构设计</w:t>
+      </w:r>
+    </w:p>
+    <w:p>
+      <w:pPr>
+        <w:pStyle w:val="3"/>
+        <w:numPr>
+          <w:ilvl w:val="2"/>
+          <w:numId w:val="33"/>
+        </w:numPr>
+        <w:rPr>
+          <w:rFonts w:ascii="Times New Roman" w:hAnsi="Times New Roman"/>
+        </w:rPr>
+      </w:pPr>
+      <w:r>
+        <w:rPr>
+          <w:rFonts w:ascii="Times New Roman" w:hAnsi="Times New Roman" w:hint="eastAsia"/>
+        </w:rPr>
+        <w:t>系统整体架构</w:t>
+      </w:r>
+    </w:p>
+    <w:p>
+      <w:pPr>
+        <w:pStyle w:val="3"/>
+        <w:numPr>
+          <w:ilvl w:val="2"/>
+          <w:numId w:val="33"/>
+        </w:numPr>
+        <w:rPr>
+          <w:rFonts w:ascii="Times New Roman" w:hAnsi="Times New Roman"/>
+        </w:rPr>
+      </w:pPr>
+      <w:r>
+        <w:rPr>
+          <w:rFonts w:ascii="Times New Roman" w:hAnsi="Times New Roman" w:hint="eastAsia"/>
+        </w:rPr>
+        <w:t>前后端分离架构设计</w:t>
+      </w:r>
+    </w:p>
+    <w:p>
+      <w:pPr>
+        <w:pStyle w:val="3"/>
+        <w:numPr>
+          <w:ilvl w:val="2"/>
+          <w:numId w:val="33"/>
+        </w:numPr>
+        <w:rPr>
+          <w:rFonts w:ascii="Times New Roman" w:hAnsi="Times New Roman" w:hint="eastAsia"/>
+        </w:rPr>
+      </w:pPr>
+      <w:r>
+        <w:rPr>
+          <w:rFonts w:ascii="Times New Roman" w:hAnsi="Times New Roman" w:hint="eastAsia"/>
+        </w:rPr>
+        <w:t>系统模块划分</w:t>
+      </w:r>
+    </w:p>
+    <w:p>
+      <w:pPr>
+        <w:pStyle w:val="2"/>
+        <w:numPr>
+          <w:ilvl w:val="1"/>
+          <w:numId w:val="33"/>
+        </w:numPr>
+        <w:rPr>
+          <w:rFonts w:ascii="Times New Roman" w:hAnsi="Times New Roman"/>
+        </w:rPr>
+      </w:pPr>
+      <w:r>
+        <w:rPr>
+          <w:rFonts w:ascii="Times New Roman" w:hAnsi="Times New Roman" w:hint="eastAsia"/>
+        </w:rPr>
+        <w:t>系统功能模块设计</w:t>
+      </w:r>
+    </w:p>
+    <w:p>
+      <w:pPr>
+        <w:pStyle w:val="3"/>
+        <w:numPr>
+          <w:ilvl w:val="2"/>
+          <w:numId w:val="33"/>
+        </w:numPr>
+        <w:rPr>
+          <w:rFonts w:ascii="Times New Roman" w:hAnsi="Times New Roman"/>
+        </w:rPr>
+      </w:pPr>
+      <w:r>
+        <w:rPr>
+          <w:rFonts w:ascii="Times New Roman" w:hAnsi="Times New Roman" w:hint="eastAsia"/>
+        </w:rPr>
+        <w:lastRenderedPageBreak/>
+        <w:t>用户管理模块设计</w:t>
+      </w:r>
+    </w:p>
+    <w:p>
+      <w:pPr>
+        <w:pStyle w:val="3"/>
+        <w:numPr>
+          <w:ilvl w:val="2"/>
+          <w:numId w:val="33"/>
+        </w:numPr>
+        <w:rPr>
+          <w:rFonts w:ascii="Times New Roman" w:hAnsi="Times New Roman"/>
+        </w:rPr>
+      </w:pPr>
+      <w:r>
+        <w:rPr>
+          <w:rFonts w:ascii="Times New Roman" w:hAnsi="Times New Roman" w:hint="eastAsia"/>
+        </w:rPr>
+        <w:t>挂号管理模块设计</w:t>
+      </w:r>
+    </w:p>
+    <w:p>
+      <w:pPr>
+        <w:pStyle w:val="3"/>
+        <w:numPr>
+          <w:ilvl w:val="2"/>
+          <w:numId w:val="33"/>
+        </w:numPr>
+        <w:rPr>
+          <w:rFonts w:ascii="Times New Roman" w:hAnsi="Times New Roman"/>
+        </w:rPr>
+      </w:pPr>
+      <w:r>
+        <w:rPr>
+          <w:rFonts w:ascii="Times New Roman" w:hAnsi="Times New Roman" w:hint="eastAsia"/>
+        </w:rPr>
+        <w:t>医生排班模块设计</w:t>
+      </w:r>
+    </w:p>
+    <w:p>
+      <w:pPr>
+        <w:pStyle w:val="3"/>
+        <w:numPr>
+          <w:ilvl w:val="2"/>
+          <w:numId w:val="33"/>
+        </w:numPr>
+        <w:rPr>
+          <w:rFonts w:ascii="Times New Roman" w:hAnsi="Times New Roman"/>
+        </w:rPr>
+      </w:pPr>
+      <w:r>
+        <w:rPr>
+          <w:rFonts w:ascii="Times New Roman" w:hAnsi="Times New Roman" w:hint="eastAsia"/>
+        </w:rPr>
+        <w:t>电子病历模块设计</w:t>
+      </w:r>
+    </w:p>
+    <w:p>
+      <w:pPr>
+        <w:pStyle w:val="2"/>
+        <w:numPr>
+          <w:ilvl w:val="1"/>
+          <w:numId w:val="33"/>
+        </w:numPr>
+        <w:rPr>
+          <w:rFonts w:ascii="Times New Roman" w:hAnsi="Times New Roman"/>
+        </w:rPr>
+      </w:pPr>
+      <w:r>
+        <w:rPr>
+          <w:rFonts w:ascii="Times New Roman" w:hAnsi="Times New Roman"/>
+        </w:rPr>
+        <w:t>数据库设计</w:t>
+      </w:r>
+    </w:p>
+    <w:p>
+      <w:pPr>
+        <w:pStyle w:val="3"/>
+        <w:numPr>
+          <w:ilvl w:val="2"/>
+          <w:numId w:val="33"/>
+        </w:numPr>
+        <w:rPr>
+          <w:rFonts w:ascii="Times New Roman" w:hAnsi="Times New Roman"/>
+        </w:rPr>
+      </w:pPr>
+      <w:r>
+        <w:rPr>
+          <w:rFonts w:ascii="Times New Roman" w:hAnsi="Times New Roman" w:hint="eastAsia"/>
+        </w:rPr>
+        <w:t>数据库总体设计</w:t>
+      </w:r>
+    </w:p>
+    <w:p>
+      <w:pPr>
+        <w:pStyle w:val="3"/>
+        <w:numPr>
+          <w:ilvl w:val="2"/>
+          <w:numId w:val="33"/>
+        </w:numPr>
+        <w:rPr>
+          <w:rFonts w:ascii="Times New Roman" w:hAnsi="Times New Roman" w:hint="eastAsia"/>
+        </w:rPr>
+      </w:pPr>
+      <w:r>
+        <w:rPr>
+          <w:rFonts w:ascii="Times New Roman" w:hAnsi="Times New Roman" w:hint="eastAsia"/>
+        </w:rPr>
+        <w:t>数据库表结构设计</w:t>
+      </w:r>
+    </w:p>
+    <w:p>
+      <w:pPr>
+        <w:pStyle w:val="3"/>
+        <w:numPr>
+          <w:ilvl w:val="2"/>
+          <w:numId w:val="33"/>
+        </w:numPr>
+        <w:rPr>
+          <w:rFonts w:ascii="Times New Roman" w:hAnsi="Times New Roman"/>
+        </w:rPr>
+      </w:pPr>
+      <w:r>
+        <w:rPr>
+          <w:rFonts w:ascii="Times New Roman" w:hAnsi="Times New Roman" w:hint="eastAsia"/>
+        </w:rPr>
+        <w:t>数据库关系设计</w:t>
+      </w:r>
+    </w:p>
+    <w:p>
+      <w:pPr>
+        <w:pStyle w:val="2"/>
+        <w:numPr>
+          <w:ilvl w:val="1"/>
+          <w:numId w:val="33"/>
+        </w:numPr>
+        <w:rPr>
+          <w:rFonts w:ascii="Times New Roman" w:hAnsi="Times New Roman"/>
+        </w:rPr>
+      </w:pPr>
+      <w:r>
+        <w:rPr>
+          <w:rFonts w:ascii="Times New Roman" w:hAnsi="Times New Roman" w:hint="eastAsia"/>
+        </w:rPr>
+        <w:t>系统安全设计</w:t>
+      </w:r>
+    </w:p>
+    <w:p>
+      <w:pPr>
+        <w:pStyle w:val="3"/>
+        <w:numPr>
+          <w:ilvl w:val="2"/>
+          <w:numId w:val="33"/>
+        </w:numPr>
+        <w:rPr>
+          <w:rFonts w:ascii="Times New Roman" w:hAnsi="Times New Roman"/>
+        </w:rPr>
+      </w:pPr>
+      <w:r>
+        <w:rPr>
+          <w:rFonts w:ascii="Times New Roman" w:hAnsi="Times New Roman" w:hint="eastAsia"/>
+        </w:rPr>
+        <w:t>用户认证设计</w:t>
+      </w:r>
+    </w:p>
+    <w:p>
+      <w:pPr>
+        <w:pStyle w:val="3"/>
+        <w:numPr>
+          <w:ilvl w:val="2"/>
+          <w:numId w:val="33"/>
+        </w:numPr>
+        <w:rPr>
+          <w:rFonts w:ascii="Times New Roman" w:hAnsi="Times New Roman"/>
+        </w:rPr>
+      </w:pPr>
+      <w:r>
+        <w:rPr>
+          <w:rFonts w:ascii="Times New Roman" w:hAnsi="Times New Roman" w:hint="eastAsia"/>
+        </w:rPr>
+        <w:t>权限控制设计</w:t>
+      </w:r>
+    </w:p>
+    <w:p>
+      <w:pPr>
+        <w:pStyle w:val="3"/>
+        <w:numPr>
+          <w:ilvl w:val="2"/>
+          <w:numId w:val="33"/>
+        </w:numPr>
+        <w:rPr>
+          <w:rFonts w:ascii="Times New Roman" w:hAnsi="Times New Roman" w:hint="eastAsia"/>
+        </w:rPr>
+      </w:pPr>
+      <w:r>
+        <w:rPr>
+          <w:rFonts w:ascii="Times New Roman" w:hAnsi="Times New Roman" w:hint="eastAsia"/>
+        </w:rPr>
+        <w:t>数据安全设计</w:t>
+      </w:r>
+    </w:p>
+    <w:p>
+      <w:pPr>
+        <w:pStyle w:val="1"/>
+        <w:rPr>
+          <w:rFonts w:hint="eastAsia"/>
+        </w:rPr>
+      </w:pPr>
+      <w:r>
+        <w:t>第</w:t>
+      </w:r>
+      <w:r>
+        <w:rPr>
+          <w:rFonts w:hint="eastAsia"/>
+        </w:rPr>
+        <w:t>五</w:t>
+      </w:r>
+      <w:r>
+        <w:t>章</w:t>
+      </w:r>
+      <w:r>
+        <w:t xml:space="preserve"> </w:t>
+      </w:r>
+      <w:r>
+        <w:t>系统实现</w:t>
+      </w:r>
     </w:p>
     <w:p>
       <w:pPr>
@@ -1714,7 +1904,7 @@
         <w:keepLines/>
         <w:numPr>
           <w:ilvl w:val="0"/>
-          <w:numId w:val="15"/>
+          <w:numId w:val="13"/>
         </w:numPr>
         <w:spacing w:before="160" w:after="80"/>
         <w:contextualSpacing w:val="0"/>
@@ -1727,184 +1917,8 @@
           <w:szCs w:val="40"/>
         </w:rPr>
       </w:pPr>
-      <w:bookmarkStart w:id="20" w:name="_Toc224493095"/>
-      <w:bookmarkEnd w:id="20"/>
-    </w:p>
-    <w:p>
-      <w:pPr>
-        <w:pStyle w:val="2"/>
-        <w:numPr>
-          <w:ilvl w:val="1"/>
-          <w:numId w:val="15"/>
-        </w:numPr>
-        <w:rPr>
-          <w:rFonts w:ascii="Times New Roman" w:hAnsi="Times New Roman"/>
-        </w:rPr>
-      </w:pPr>
-      <w:r>
-        <w:rPr>
-          <w:rFonts w:ascii="Times New Roman" w:hAnsi="Times New Roman"/>
-        </w:rPr>
-        <w:t>功能测试</w:t>
-      </w:r>
-    </w:p>
-    <w:p>
-      <w:pPr>
-        <w:pStyle w:val="3"/>
-        <w:numPr>
-          <w:ilvl w:val="2"/>
-          <w:numId w:val="15"/>
-        </w:numPr>
-        <w:rPr>
-          <w:rFonts w:ascii="Times New Roman" w:hAnsi="Times New Roman"/>
-        </w:rPr>
-      </w:pPr>
-      <w:r>
-        <w:rPr>
-          <w:rFonts w:ascii="Times New Roman" w:hAnsi="Times New Roman"/>
-        </w:rPr>
-        <w:t>系统各模块的功能验证</w:t>
-      </w:r>
-    </w:p>
-    <w:p>
-      <w:pPr>
-        <w:pStyle w:val="3"/>
-        <w:numPr>
-          <w:ilvl w:val="2"/>
-          <w:numId w:val="15"/>
-        </w:numPr>
-        <w:rPr>
-          <w:rFonts w:ascii="Times New Roman" w:hAnsi="Times New Roman"/>
-        </w:rPr>
-      </w:pPr>
-      <w:r>
-        <w:rPr>
-          <w:rFonts w:ascii="Times New Roman" w:hAnsi="Times New Roman"/>
-        </w:rPr>
-        <w:t>测试用例设计与执行结果</w:t>
-      </w:r>
-    </w:p>
-    <w:p>
-      <w:pPr>
-        <w:pStyle w:val="2"/>
-        <w:numPr>
-          <w:ilvl w:val="1"/>
-          <w:numId w:val="15"/>
-        </w:numPr>
-        <w:rPr>
-          <w:rFonts w:ascii="Times New Roman" w:hAnsi="Times New Roman"/>
-        </w:rPr>
-      </w:pPr>
-      <w:r>
-        <w:rPr>
-          <w:rFonts w:ascii="Times New Roman" w:hAnsi="Times New Roman"/>
-        </w:rPr>
-        <w:t>性能与安全性测试</w:t>
-      </w:r>
-    </w:p>
-    <w:p>
-      <w:pPr>
-        <w:pStyle w:val="3"/>
-        <w:numPr>
-          <w:ilvl w:val="2"/>
-          <w:numId w:val="15"/>
-        </w:numPr>
-        <w:rPr>
-          <w:rFonts w:ascii="Times New Roman" w:hAnsi="Times New Roman"/>
-        </w:rPr>
-      </w:pPr>
-      <w:r>
-        <w:rPr>
-          <w:rFonts w:ascii="Times New Roman" w:hAnsi="Times New Roman"/>
-        </w:rPr>
-        <w:t>系统性能评估与优化</w:t>
-      </w:r>
-    </w:p>
-    <w:p>
-      <w:pPr>
-        <w:pStyle w:val="3"/>
-        <w:numPr>
-          <w:ilvl w:val="2"/>
-          <w:numId w:val="15"/>
-        </w:numPr>
-        <w:rPr>
-          <w:rFonts w:ascii="Times New Roman" w:hAnsi="Times New Roman"/>
-        </w:rPr>
-      </w:pPr>
-      <w:r>
-        <w:rPr>
-          <w:rFonts w:ascii="Times New Roman" w:hAnsi="Times New Roman"/>
-        </w:rPr>
-        <w:t>安全性测试与风险评估</w:t>
-      </w:r>
-    </w:p>
-    <w:p>
-      <w:pPr>
-        <w:pStyle w:val="2"/>
-        <w:numPr>
-          <w:ilvl w:val="1"/>
-          <w:numId w:val="15"/>
-        </w:numPr>
-        <w:rPr>
-          <w:rFonts w:ascii="Times New Roman" w:hAnsi="Times New Roman"/>
-        </w:rPr>
-      </w:pPr>
-      <w:r>
-        <w:rPr>
-          <w:rFonts w:ascii="Times New Roman" w:hAnsi="Times New Roman"/>
-        </w:rPr>
-        <w:t>系统优化与改进</w:t>
-      </w:r>
-    </w:p>
-    <w:p>
-      <w:pPr>
-        <w:pStyle w:val="3"/>
-        <w:numPr>
-          <w:ilvl w:val="2"/>
-          <w:numId w:val="15"/>
-        </w:numPr>
-        <w:rPr>
-          <w:rFonts w:ascii="Times New Roman" w:hAnsi="Times New Roman"/>
-        </w:rPr>
-      </w:pPr>
-      <w:r>
-        <w:rPr>
-          <w:rFonts w:ascii="Times New Roman" w:hAnsi="Times New Roman"/>
-        </w:rPr>
-        <w:t>系统性能瓶颈与改进措施</w:t>
-      </w:r>
-    </w:p>
-    <w:p>
-      <w:pPr>
-        <w:pStyle w:val="3"/>
-        <w:numPr>
-          <w:ilvl w:val="2"/>
-          <w:numId w:val="15"/>
-        </w:numPr>
-        <w:rPr>
-          <w:rFonts w:ascii="Times New Roman" w:hAnsi="Times New Roman"/>
-        </w:rPr>
-      </w:pPr>
-      <w:r>
-        <w:rPr>
-          <w:rFonts w:ascii="Times New Roman" w:hAnsi="Times New Roman"/>
-        </w:rPr>
-        <w:t>用户体验优化</w:t>
-      </w:r>
-    </w:p>
-    <w:p>
-      <w:pPr>
-        <w:pStyle w:val="1"/>
-      </w:pPr>
-      <w:r>
-        <w:t>第七章</w:t>
-      </w:r>
-      <w:r>
-        <w:t xml:space="preserve"> </w:t>
-      </w:r>
-      <w:r>
-        <w:t>总结与展望</w:t>
-      </w:r>
+      <w:bookmarkStart w:id="9" w:name="_Toc224493061"/>
+      <w:bookmarkEnd w:id="9"/>
     </w:p>
     <w:p>
       <w:pPr>
@@ -1913,7 +1927,7 @@
         <w:keepLines/>
         <w:numPr>
           <w:ilvl w:val="0"/>
-          <w:numId w:val="16"/>
+          <w:numId w:val="13"/>
         </w:numPr>
         <w:spacing w:before="160" w:after="80"/>
         <w:contextualSpacing w:val="0"/>
@@ -1926,8 +1940,8 @@
           <w:szCs w:val="40"/>
         </w:rPr>
       </w:pPr>
-      <w:bookmarkStart w:id="21" w:name="_Toc224493106"/>
-      <w:bookmarkEnd w:id="21"/>
+      <w:bookmarkStart w:id="10" w:name="_Toc224493062"/>
+      <w:bookmarkEnd w:id="10"/>
     </w:p>
     <w:p>
       <w:pPr>
@@ -1936,7 +1950,7 @@
         <w:keepLines/>
         <w:numPr>
           <w:ilvl w:val="0"/>
-          <w:numId w:val="16"/>
+          <w:numId w:val="13"/>
         </w:numPr>
         <w:spacing w:before="160" w:after="80"/>
         <w:contextualSpacing w:val="0"/>
@@ -1949,8 +1963,8 @@
           <w:szCs w:val="40"/>
         </w:rPr>
       </w:pPr>
-      <w:bookmarkStart w:id="22" w:name="_Toc224493107"/>
-      <w:bookmarkEnd w:id="22"/>
+      <w:bookmarkStart w:id="11" w:name="_Toc224493063"/>
+      <w:bookmarkEnd w:id="11"/>
     </w:p>
     <w:p>
       <w:pPr>
@@ -1959,7 +1973,7 @@
         <w:keepLines/>
         <w:numPr>
           <w:ilvl w:val="0"/>
-          <w:numId w:val="16"/>
+          <w:numId w:val="13"/>
         </w:numPr>
         <w:spacing w:before="160" w:after="80"/>
         <w:contextualSpacing w:val="0"/>
@@ -1972,8 +1986,8 @@
           <w:szCs w:val="40"/>
         </w:rPr>
       </w:pPr>
-      <w:bookmarkStart w:id="23" w:name="_Toc224493108"/>
-      <w:bookmarkEnd w:id="23"/>
+      <w:bookmarkStart w:id="12" w:name="_Toc224493064"/>
+      <w:bookmarkEnd w:id="12"/>
     </w:p>
     <w:p>
       <w:pPr>
@@ -1982,7 +1996,7 @@
         <w:keepLines/>
         <w:numPr>
           <w:ilvl w:val="0"/>
-          <w:numId w:val="16"/>
+          <w:numId w:val="20"/>
         </w:numPr>
         <w:spacing w:before="160" w:after="80"/>
         <w:contextualSpacing w:val="0"/>
@@ -1995,8 +2009,6 @@
           <w:szCs w:val="40"/>
         </w:rPr>
       </w:pPr>
-      <w:bookmarkStart w:id="24" w:name="_Toc224493109"/>
-      <w:bookmarkEnd w:id="24"/>
     </w:p>
     <w:p>
       <w:pPr>
@@ -2005,7 +2017,7 @@
         <w:keepLines/>
         <w:numPr>
           <w:ilvl w:val="0"/>
-          <w:numId w:val="16"/>
+          <w:numId w:val="20"/>
         </w:numPr>
         <w:spacing w:before="160" w:after="80"/>
         <w:contextualSpacing w:val="0"/>
@@ -2018,8 +2030,6 @@
           <w:szCs w:val="40"/>
         </w:rPr>
       </w:pPr>
-      <w:bookmarkStart w:id="25" w:name="_Toc224493110"/>
-      <w:bookmarkEnd w:id="25"/>
     </w:p>
     <w:p>
       <w:pPr>
@@ -2028,7 +2038,7 @@
         <w:keepLines/>
         <w:numPr>
           <w:ilvl w:val="0"/>
-          <w:numId w:val="16"/>
+          <w:numId w:val="20"/>
         </w:numPr>
         <w:spacing w:before="160" w:after="80"/>
         <w:contextualSpacing w:val="0"/>
@@ -2041,8 +2051,6 @@
           <w:szCs w:val="40"/>
         </w:rPr>
       </w:pPr>
-      <w:bookmarkStart w:id="26" w:name="_Toc224493111"/>
-      <w:bookmarkEnd w:id="26"/>
     </w:p>
     <w:p>
       <w:pPr>
@@ -2051,7 +2059,7 @@
         <w:keepLines/>
         <w:numPr>
           <w:ilvl w:val="0"/>
-          <w:numId w:val="16"/>
+          <w:numId w:val="20"/>
         </w:numPr>
         <w:spacing w:before="160" w:after="80"/>
         <w:contextualSpacing w:val="0"/>
@@ -2064,15 +2072,1676 @@
           <w:szCs w:val="40"/>
         </w:rPr>
       </w:pPr>
-      <w:bookmarkStart w:id="27" w:name="_Toc224493112"/>
+    </w:p>
+    <w:p>
+      <w:pPr>
+        <w:pStyle w:val="a9"/>
+        <w:keepNext/>
+        <w:keepLines/>
+        <w:numPr>
+          <w:ilvl w:val="0"/>
+          <w:numId w:val="27"/>
+        </w:numPr>
+        <w:spacing w:before="160" w:after="80"/>
+        <w:contextualSpacing w:val="0"/>
+        <w:outlineLvl w:val="1"/>
+        <w:rPr>
+          <w:rFonts w:ascii="Times New Roman" w:eastAsia="宋体" w:hAnsi="Times New Roman" w:cstheme="majorBidi" w:hint="eastAsia"/>
+          <w:b/>
+          <w:vanish/>
+          <w:sz w:val="24"/>
+          <w:szCs w:val="40"/>
+        </w:rPr>
+      </w:pPr>
+    </w:p>
+    <w:p>
+      <w:pPr>
+        <w:pStyle w:val="a9"/>
+        <w:keepNext/>
+        <w:keepLines/>
+        <w:numPr>
+          <w:ilvl w:val="0"/>
+          <w:numId w:val="27"/>
+        </w:numPr>
+        <w:spacing w:before="160" w:after="80"/>
+        <w:contextualSpacing w:val="0"/>
+        <w:outlineLvl w:val="1"/>
+        <w:rPr>
+          <w:rFonts w:ascii="Times New Roman" w:eastAsia="宋体" w:hAnsi="Times New Roman" w:cstheme="majorBidi" w:hint="eastAsia"/>
+          <w:b/>
+          <w:vanish/>
+          <w:sz w:val="24"/>
+          <w:szCs w:val="40"/>
+        </w:rPr>
+      </w:pPr>
+    </w:p>
+    <w:p>
+      <w:pPr>
+        <w:pStyle w:val="a9"/>
+        <w:keepNext/>
+        <w:keepLines/>
+        <w:numPr>
+          <w:ilvl w:val="0"/>
+          <w:numId w:val="27"/>
+        </w:numPr>
+        <w:spacing w:before="160" w:after="80"/>
+        <w:contextualSpacing w:val="0"/>
+        <w:outlineLvl w:val="1"/>
+        <w:rPr>
+          <w:rFonts w:ascii="Times New Roman" w:eastAsia="宋体" w:hAnsi="Times New Roman" w:cstheme="majorBidi" w:hint="eastAsia"/>
+          <w:b/>
+          <w:vanish/>
+          <w:sz w:val="24"/>
+          <w:szCs w:val="40"/>
+        </w:rPr>
+      </w:pPr>
+    </w:p>
+    <w:p>
+      <w:pPr>
+        <w:pStyle w:val="a9"/>
+        <w:keepNext/>
+        <w:keepLines/>
+        <w:numPr>
+          <w:ilvl w:val="0"/>
+          <w:numId w:val="27"/>
+        </w:numPr>
+        <w:spacing w:before="160" w:after="80"/>
+        <w:contextualSpacing w:val="0"/>
+        <w:outlineLvl w:val="1"/>
+        <w:rPr>
+          <w:rFonts w:ascii="Times New Roman" w:eastAsia="宋体" w:hAnsi="Times New Roman" w:cstheme="majorBidi" w:hint="eastAsia"/>
+          <w:b/>
+          <w:vanish/>
+          <w:sz w:val="24"/>
+          <w:szCs w:val="40"/>
+        </w:rPr>
+      </w:pPr>
+    </w:p>
+    <w:p>
+      <w:pPr>
+        <w:pStyle w:val="a9"/>
+        <w:keepNext/>
+        <w:keepLines/>
+        <w:numPr>
+          <w:ilvl w:val="0"/>
+          <w:numId w:val="27"/>
+        </w:numPr>
+        <w:spacing w:before="160" w:after="80"/>
+        <w:contextualSpacing w:val="0"/>
+        <w:outlineLvl w:val="1"/>
+        <w:rPr>
+          <w:rFonts w:ascii="Times New Roman" w:eastAsia="宋体" w:hAnsi="Times New Roman" w:cstheme="majorBidi" w:hint="eastAsia"/>
+          <w:b/>
+          <w:vanish/>
+          <w:sz w:val="24"/>
+          <w:szCs w:val="40"/>
+        </w:rPr>
+      </w:pPr>
+    </w:p>
+    <w:p>
+      <w:pPr>
+        <w:pStyle w:val="a9"/>
+        <w:keepNext/>
+        <w:keepLines/>
+        <w:numPr>
+          <w:ilvl w:val="0"/>
+          <w:numId w:val="34"/>
+        </w:numPr>
+        <w:spacing w:before="160" w:after="80"/>
+        <w:contextualSpacing w:val="0"/>
+        <w:outlineLvl w:val="1"/>
+        <w:rPr>
+          <w:rFonts w:ascii="Times New Roman" w:eastAsia="宋体" w:hAnsi="Times New Roman" w:cstheme="majorBidi" w:hint="eastAsia"/>
+          <w:b/>
+          <w:vanish/>
+          <w:sz w:val="24"/>
+          <w:szCs w:val="40"/>
+        </w:rPr>
+      </w:pPr>
+    </w:p>
+    <w:p>
+      <w:pPr>
+        <w:pStyle w:val="a9"/>
+        <w:keepNext/>
+        <w:keepLines/>
+        <w:numPr>
+          <w:ilvl w:val="0"/>
+          <w:numId w:val="34"/>
+        </w:numPr>
+        <w:spacing w:before="160" w:after="80"/>
+        <w:contextualSpacing w:val="0"/>
+        <w:outlineLvl w:val="1"/>
+        <w:rPr>
+          <w:rFonts w:ascii="Times New Roman" w:eastAsia="宋体" w:hAnsi="Times New Roman" w:cstheme="majorBidi" w:hint="eastAsia"/>
+          <w:b/>
+          <w:vanish/>
+          <w:sz w:val="24"/>
+          <w:szCs w:val="40"/>
+        </w:rPr>
+      </w:pPr>
+    </w:p>
+    <w:p>
+      <w:pPr>
+        <w:pStyle w:val="a9"/>
+        <w:keepNext/>
+        <w:keepLines/>
+        <w:numPr>
+          <w:ilvl w:val="0"/>
+          <w:numId w:val="34"/>
+        </w:numPr>
+        <w:spacing w:before="160" w:after="80"/>
+        <w:contextualSpacing w:val="0"/>
+        <w:outlineLvl w:val="1"/>
+        <w:rPr>
+          <w:rFonts w:ascii="Times New Roman" w:eastAsia="宋体" w:hAnsi="Times New Roman" w:cstheme="majorBidi" w:hint="eastAsia"/>
+          <w:b/>
+          <w:vanish/>
+          <w:sz w:val="24"/>
+          <w:szCs w:val="40"/>
+        </w:rPr>
+      </w:pPr>
+    </w:p>
+    <w:p>
+      <w:pPr>
+        <w:pStyle w:val="a9"/>
+        <w:keepNext/>
+        <w:keepLines/>
+        <w:numPr>
+          <w:ilvl w:val="0"/>
+          <w:numId w:val="34"/>
+        </w:numPr>
+        <w:spacing w:before="160" w:after="80"/>
+        <w:contextualSpacing w:val="0"/>
+        <w:outlineLvl w:val="1"/>
+        <w:rPr>
+          <w:rFonts w:ascii="Times New Roman" w:eastAsia="宋体" w:hAnsi="Times New Roman" w:cstheme="majorBidi" w:hint="eastAsia"/>
+          <w:b/>
+          <w:vanish/>
+          <w:sz w:val="24"/>
+          <w:szCs w:val="40"/>
+        </w:rPr>
+      </w:pPr>
+    </w:p>
+    <w:p>
+      <w:pPr>
+        <w:pStyle w:val="a9"/>
+        <w:keepNext/>
+        <w:keepLines/>
+        <w:numPr>
+          <w:ilvl w:val="0"/>
+          <w:numId w:val="34"/>
+        </w:numPr>
+        <w:spacing w:before="160" w:after="80"/>
+        <w:contextualSpacing w:val="0"/>
+        <w:outlineLvl w:val="1"/>
+        <w:rPr>
+          <w:rFonts w:ascii="Times New Roman" w:eastAsia="宋体" w:hAnsi="Times New Roman" w:cstheme="majorBidi" w:hint="eastAsia"/>
+          <w:b/>
+          <w:vanish/>
+          <w:sz w:val="24"/>
+          <w:szCs w:val="40"/>
+        </w:rPr>
+      </w:pPr>
+    </w:p>
+    <w:p>
+      <w:pPr>
+        <w:pStyle w:val="2"/>
+        <w:numPr>
+          <w:ilvl w:val="1"/>
+          <w:numId w:val="34"/>
+        </w:numPr>
+        <w:rPr>
+          <w:rFonts w:ascii="Times New Roman" w:hAnsi="Times New Roman"/>
+        </w:rPr>
+      </w:pPr>
+      <w:r>
+        <w:rPr>
+          <w:rFonts w:ascii="Times New Roman" w:hAnsi="Times New Roman" w:hint="eastAsia"/>
+        </w:rPr>
+        <w:t>用户管理模块实现</w:t>
+      </w:r>
+    </w:p>
+    <w:p>
+      <w:pPr>
+        <w:pStyle w:val="3"/>
+        <w:numPr>
+          <w:ilvl w:val="2"/>
+          <w:numId w:val="34"/>
+        </w:numPr>
+        <w:rPr>
+          <w:rFonts w:ascii="Times New Roman" w:hAnsi="Times New Roman"/>
+        </w:rPr>
+      </w:pPr>
+      <w:r>
+        <w:rPr>
+          <w:rFonts w:ascii="Times New Roman" w:hAnsi="Times New Roman" w:hint="eastAsia"/>
+        </w:rPr>
+        <w:t>用户注册实现</w:t>
+      </w:r>
+    </w:p>
+    <w:p>
+      <w:pPr>
+        <w:pStyle w:val="3"/>
+        <w:numPr>
+          <w:ilvl w:val="2"/>
+          <w:numId w:val="34"/>
+        </w:numPr>
+        <w:rPr>
+          <w:rFonts w:ascii="Times New Roman" w:hAnsi="Times New Roman"/>
+        </w:rPr>
+      </w:pPr>
+      <w:r>
+        <w:rPr>
+          <w:rFonts w:ascii="Times New Roman" w:hAnsi="Times New Roman" w:hint="eastAsia"/>
+        </w:rPr>
+        <w:t>用户登录实现</w:t>
+      </w:r>
+    </w:p>
+    <w:p>
+      <w:pPr>
+        <w:pStyle w:val="3"/>
+        <w:numPr>
+          <w:ilvl w:val="2"/>
+          <w:numId w:val="34"/>
+        </w:numPr>
+        <w:rPr>
+          <w:rFonts w:ascii="Times New Roman" w:hAnsi="Times New Roman" w:hint="eastAsia"/>
+        </w:rPr>
+      </w:pPr>
+      <w:r>
+        <w:rPr>
+          <w:rFonts w:ascii="Times New Roman" w:hAnsi="Times New Roman" w:hint="eastAsia"/>
+        </w:rPr>
+        <w:t>就诊人管理实现</w:t>
+      </w:r>
+    </w:p>
+    <w:p>
+      <w:pPr>
+        <w:pStyle w:val="2"/>
+        <w:numPr>
+          <w:ilvl w:val="1"/>
+          <w:numId w:val="34"/>
+        </w:numPr>
+        <w:rPr>
+          <w:rFonts w:ascii="Times New Roman" w:hAnsi="Times New Roman"/>
+        </w:rPr>
+      </w:pPr>
+      <w:r>
+        <w:rPr>
+          <w:rFonts w:ascii="Times New Roman" w:hAnsi="Times New Roman" w:hint="eastAsia"/>
+        </w:rPr>
+        <w:t>挂号管理模块实现</w:t>
+      </w:r>
+    </w:p>
+    <w:p>
+      <w:pPr>
+        <w:pStyle w:val="3"/>
+        <w:numPr>
+          <w:ilvl w:val="2"/>
+          <w:numId w:val="34"/>
+        </w:numPr>
+        <w:rPr>
+          <w:rFonts w:ascii="Times New Roman" w:hAnsi="Times New Roman"/>
+        </w:rPr>
+      </w:pPr>
+      <w:r>
+        <w:rPr>
+          <w:rFonts w:ascii="Times New Roman" w:hAnsi="Times New Roman" w:hint="eastAsia"/>
+        </w:rPr>
+        <w:t>预约挂号实现</w:t>
+      </w:r>
+    </w:p>
+    <w:p>
+      <w:pPr>
+        <w:pStyle w:val="3"/>
+        <w:numPr>
+          <w:ilvl w:val="2"/>
+          <w:numId w:val="34"/>
+        </w:numPr>
+        <w:rPr>
+          <w:rFonts w:ascii="Times New Roman" w:hAnsi="Times New Roman"/>
+        </w:rPr>
+      </w:pPr>
+      <w:r>
+        <w:rPr>
+          <w:rFonts w:ascii="Times New Roman" w:hAnsi="Times New Roman" w:hint="eastAsia"/>
+        </w:rPr>
+        <w:t>挂号信息管理实现</w:t>
+      </w:r>
+    </w:p>
+    <w:p>
+      <w:pPr>
+        <w:pStyle w:val="3"/>
+        <w:numPr>
+          <w:ilvl w:val="2"/>
+          <w:numId w:val="34"/>
+        </w:numPr>
+        <w:rPr>
+          <w:rFonts w:ascii="Times New Roman" w:hAnsi="Times New Roman" w:hint="eastAsia"/>
+        </w:rPr>
+      </w:pPr>
+      <w:r>
+        <w:rPr>
+          <w:rFonts w:ascii="Times New Roman" w:hAnsi="Times New Roman" w:hint="eastAsia"/>
+        </w:rPr>
+        <w:t>挂号记录查询实现</w:t>
+      </w:r>
+    </w:p>
+    <w:p>
+      <w:pPr>
+        <w:pStyle w:val="2"/>
+        <w:numPr>
+          <w:ilvl w:val="1"/>
+          <w:numId w:val="34"/>
+        </w:numPr>
+        <w:rPr>
+          <w:rFonts w:ascii="Times New Roman" w:hAnsi="Times New Roman"/>
+        </w:rPr>
+      </w:pPr>
+      <w:r>
+        <w:rPr>
+          <w:rFonts w:ascii="Times New Roman" w:hAnsi="Times New Roman" w:hint="eastAsia"/>
+        </w:rPr>
+        <w:t>医生排班模块实现</w:t>
+      </w:r>
+    </w:p>
+    <w:p>
+      <w:pPr>
+        <w:pStyle w:val="3"/>
+        <w:numPr>
+          <w:ilvl w:val="2"/>
+          <w:numId w:val="34"/>
+        </w:numPr>
+        <w:rPr>
+          <w:rFonts w:ascii="Times New Roman" w:hAnsi="Times New Roman"/>
+        </w:rPr>
+      </w:pPr>
+      <w:r>
+        <w:rPr>
+          <w:rFonts w:ascii="Times New Roman" w:hAnsi="Times New Roman" w:hint="eastAsia"/>
+        </w:rPr>
+        <w:t>排班信息维护</w:t>
+      </w:r>
+    </w:p>
+    <w:p>
+      <w:pPr>
+        <w:pStyle w:val="3"/>
+        <w:numPr>
+          <w:ilvl w:val="2"/>
+          <w:numId w:val="34"/>
+        </w:numPr>
+        <w:rPr>
+          <w:rFonts w:ascii="Times New Roman" w:hAnsi="Times New Roman" w:hint="eastAsia"/>
+        </w:rPr>
+      </w:pPr>
+      <w:r>
+        <w:rPr>
+          <w:rFonts w:ascii="Times New Roman" w:hAnsi="Times New Roman" w:hint="eastAsia"/>
+        </w:rPr>
+        <w:t>排班查询</w:t>
+      </w:r>
+    </w:p>
+    <w:p>
+      <w:pPr>
+        <w:pStyle w:val="2"/>
+        <w:numPr>
+          <w:ilvl w:val="1"/>
+          <w:numId w:val="34"/>
+        </w:numPr>
+        <w:rPr>
+          <w:rFonts w:ascii="Times New Roman" w:hAnsi="Times New Roman"/>
+        </w:rPr>
+      </w:pPr>
+      <w:r>
+        <w:rPr>
+          <w:rFonts w:ascii="Times New Roman" w:hAnsi="Times New Roman" w:hint="eastAsia"/>
+        </w:rPr>
+        <w:t>电子病历模块实现</w:t>
+      </w:r>
+    </w:p>
+    <w:p>
+      <w:pPr>
+        <w:pStyle w:val="3"/>
+        <w:numPr>
+          <w:ilvl w:val="2"/>
+          <w:numId w:val="34"/>
+        </w:numPr>
+        <w:rPr>
+          <w:rFonts w:ascii="Times New Roman" w:hAnsi="Times New Roman"/>
+        </w:rPr>
+      </w:pPr>
+      <w:r>
+        <w:rPr>
+          <w:rFonts w:ascii="Times New Roman" w:hAnsi="Times New Roman" w:hint="eastAsia"/>
+        </w:rPr>
+        <w:t>病历录入实现</w:t>
+      </w:r>
+    </w:p>
+    <w:p>
+      <w:pPr>
+        <w:pStyle w:val="3"/>
+        <w:numPr>
+          <w:ilvl w:val="2"/>
+          <w:numId w:val="34"/>
+        </w:numPr>
+        <w:rPr>
+          <w:rFonts w:ascii="Times New Roman" w:hAnsi="Times New Roman" w:hint="eastAsia"/>
+        </w:rPr>
+      </w:pPr>
+      <w:r>
+        <w:rPr>
+          <w:rFonts w:ascii="Times New Roman" w:hAnsi="Times New Roman" w:hint="eastAsia"/>
+        </w:rPr>
+        <w:lastRenderedPageBreak/>
+        <w:t>病历查询实现</w:t>
+      </w:r>
+    </w:p>
+    <w:p>
+      <w:pPr>
+        <w:pStyle w:val="2"/>
+        <w:numPr>
+          <w:ilvl w:val="1"/>
+          <w:numId w:val="34"/>
+        </w:numPr>
+        <w:rPr>
+          <w:rFonts w:ascii="Times New Roman" w:hAnsi="Times New Roman"/>
+        </w:rPr>
+      </w:pPr>
+      <w:r>
+        <w:rPr>
+          <w:rFonts w:ascii="Times New Roman" w:hAnsi="Times New Roman" w:hint="eastAsia"/>
+        </w:rPr>
+        <w:t>权限认证模块实现</w:t>
+      </w:r>
+    </w:p>
+    <w:p>
+      <w:pPr>
+        <w:pStyle w:val="3"/>
+        <w:numPr>
+          <w:ilvl w:val="2"/>
+          <w:numId w:val="34"/>
+        </w:numPr>
+        <w:rPr>
+          <w:rFonts w:ascii="Times New Roman" w:hAnsi="Times New Roman"/>
+        </w:rPr>
+      </w:pPr>
+      <w:r>
+        <w:rPr>
+          <w:rFonts w:ascii="Times New Roman" w:hAnsi="Times New Roman" w:hint="eastAsia"/>
+        </w:rPr>
+        <w:t>JWT</w:t>
+      </w:r>
+      <w:r>
+        <w:rPr>
+          <w:rFonts w:ascii="Times New Roman" w:hAnsi="Times New Roman" w:hint="eastAsia"/>
+        </w:rPr>
+        <w:t>认证机制实现</w:t>
+      </w:r>
+    </w:p>
+    <w:p>
+      <w:pPr>
+        <w:pStyle w:val="3"/>
+        <w:numPr>
+          <w:ilvl w:val="2"/>
+          <w:numId w:val="34"/>
+        </w:numPr>
+        <w:rPr>
+          <w:rFonts w:ascii="Times New Roman" w:hAnsi="Times New Roman"/>
+        </w:rPr>
+      </w:pPr>
+      <w:r>
+        <w:rPr>
+          <w:rFonts w:ascii="Times New Roman" w:hAnsi="Times New Roman" w:hint="eastAsia"/>
+        </w:rPr>
+        <w:t>Redis Token</w:t>
+      </w:r>
+      <w:r>
+        <w:rPr>
+          <w:rFonts w:ascii="Times New Roman" w:hAnsi="Times New Roman" w:hint="eastAsia"/>
+        </w:rPr>
+        <w:t>管理</w:t>
+      </w:r>
+    </w:p>
+    <w:p>
+      <w:pPr>
+        <w:pStyle w:val="3"/>
+        <w:numPr>
+          <w:ilvl w:val="2"/>
+          <w:numId w:val="34"/>
+        </w:numPr>
+        <w:rPr>
+          <w:rFonts w:ascii="Times New Roman" w:hAnsi="Times New Roman" w:hint="eastAsia"/>
+        </w:rPr>
+      </w:pPr>
+      <w:r>
+        <w:rPr>
+          <w:rFonts w:ascii="Times New Roman" w:hAnsi="Times New Roman" w:hint="eastAsia"/>
+        </w:rPr>
+        <w:t>双</w:t>
+      </w:r>
+      <w:r>
+        <w:rPr>
+          <w:rFonts w:ascii="Times New Roman" w:hAnsi="Times New Roman" w:hint="eastAsia"/>
+        </w:rPr>
+        <w:t>Token</w:t>
+      </w:r>
+      <w:r>
+        <w:rPr>
+          <w:rFonts w:ascii="Times New Roman" w:hAnsi="Times New Roman" w:hint="eastAsia"/>
+        </w:rPr>
+        <w:t>刷新机制</w:t>
+      </w:r>
+    </w:p>
+    <w:p>
+      <w:pPr>
+        <w:pStyle w:val="1"/>
+        <w:rPr>
+          <w:rFonts w:hint="eastAsia"/>
+        </w:rPr>
+      </w:pPr>
+      <w:r>
+        <w:t>第</w:t>
+      </w:r>
+      <w:r>
+        <w:rPr>
+          <w:rFonts w:hint="eastAsia"/>
+        </w:rPr>
+        <w:t>六</w:t>
+      </w:r>
+      <w:r>
+        <w:t>章</w:t>
+      </w:r>
+      <w:r>
+        <w:t xml:space="preserve"> </w:t>
+      </w:r>
+      <w:r>
+        <w:rPr>
+          <w:rFonts w:hint="eastAsia"/>
+        </w:rPr>
+        <w:t>基于时间序列预测的智能排班推荐模块</w:t>
+      </w:r>
+    </w:p>
+    <w:p>
+      <w:pPr>
+        <w:pStyle w:val="a9"/>
+        <w:keepNext/>
+        <w:keepLines/>
+        <w:numPr>
+          <w:ilvl w:val="0"/>
+          <w:numId w:val="14"/>
+        </w:numPr>
+        <w:spacing w:before="160" w:after="80"/>
+        <w:contextualSpacing w:val="0"/>
+        <w:outlineLvl w:val="1"/>
+        <w:rPr>
+          <w:rFonts w:ascii="Times New Roman" w:eastAsia="宋体" w:hAnsi="Times New Roman" w:cstheme="majorBidi"/>
+          <w:b/>
+          <w:vanish/>
+          <w:sz w:val="24"/>
+          <w:szCs w:val="40"/>
+        </w:rPr>
+      </w:pPr>
+      <w:bookmarkStart w:id="13" w:name="_Toc224493078"/>
+      <w:bookmarkEnd w:id="13"/>
+    </w:p>
+    <w:p>
+      <w:pPr>
+        <w:pStyle w:val="a9"/>
+        <w:keepNext/>
+        <w:keepLines/>
+        <w:numPr>
+          <w:ilvl w:val="0"/>
+          <w:numId w:val="14"/>
+        </w:numPr>
+        <w:spacing w:before="160" w:after="80"/>
+        <w:contextualSpacing w:val="0"/>
+        <w:outlineLvl w:val="1"/>
+        <w:rPr>
+          <w:rFonts w:ascii="Times New Roman" w:eastAsia="宋体" w:hAnsi="Times New Roman" w:cstheme="majorBidi"/>
+          <w:b/>
+          <w:vanish/>
+          <w:sz w:val="24"/>
+          <w:szCs w:val="40"/>
+        </w:rPr>
+      </w:pPr>
+      <w:bookmarkStart w:id="14" w:name="_Toc224493079"/>
+      <w:bookmarkEnd w:id="14"/>
+    </w:p>
+    <w:p>
+      <w:pPr>
+        <w:pStyle w:val="a9"/>
+        <w:keepNext/>
+        <w:keepLines/>
+        <w:numPr>
+          <w:ilvl w:val="0"/>
+          <w:numId w:val="14"/>
+        </w:numPr>
+        <w:spacing w:before="160" w:after="80"/>
+        <w:contextualSpacing w:val="0"/>
+        <w:outlineLvl w:val="1"/>
+        <w:rPr>
+          <w:rFonts w:ascii="Times New Roman" w:eastAsia="宋体" w:hAnsi="Times New Roman" w:cstheme="majorBidi"/>
+          <w:b/>
+          <w:vanish/>
+          <w:sz w:val="24"/>
+          <w:szCs w:val="40"/>
+        </w:rPr>
+      </w:pPr>
+      <w:bookmarkStart w:id="15" w:name="_Toc224493080"/>
+      <w:bookmarkEnd w:id="15"/>
+    </w:p>
+    <w:p>
+      <w:pPr>
+        <w:pStyle w:val="a9"/>
+        <w:keepNext/>
+        <w:keepLines/>
+        <w:numPr>
+          <w:ilvl w:val="0"/>
+          <w:numId w:val="14"/>
+        </w:numPr>
+        <w:spacing w:before="160" w:after="80"/>
+        <w:contextualSpacing w:val="0"/>
+        <w:outlineLvl w:val="1"/>
+        <w:rPr>
+          <w:rFonts w:ascii="Times New Roman" w:eastAsia="宋体" w:hAnsi="Times New Roman" w:cstheme="majorBidi"/>
+          <w:b/>
+          <w:vanish/>
+          <w:sz w:val="24"/>
+          <w:szCs w:val="40"/>
+        </w:rPr>
+      </w:pPr>
+      <w:bookmarkStart w:id="16" w:name="_Toc224493081"/>
+      <w:bookmarkEnd w:id="16"/>
+    </w:p>
+    <w:p>
+      <w:pPr>
+        <w:pStyle w:val="a9"/>
+        <w:keepNext/>
+        <w:keepLines/>
+        <w:numPr>
+          <w:ilvl w:val="0"/>
+          <w:numId w:val="14"/>
+        </w:numPr>
+        <w:spacing w:before="160" w:after="80"/>
+        <w:contextualSpacing w:val="0"/>
+        <w:outlineLvl w:val="1"/>
+        <w:rPr>
+          <w:rFonts w:ascii="Times New Roman" w:eastAsia="宋体" w:hAnsi="Times New Roman" w:cstheme="majorBidi"/>
+          <w:b/>
+          <w:vanish/>
+          <w:sz w:val="24"/>
+          <w:szCs w:val="40"/>
+        </w:rPr>
+      </w:pPr>
+      <w:bookmarkStart w:id="17" w:name="_Toc224493082"/>
+      <w:bookmarkEnd w:id="17"/>
+    </w:p>
+    <w:p>
+      <w:pPr>
+        <w:pStyle w:val="a9"/>
+        <w:keepNext/>
+        <w:keepLines/>
+        <w:numPr>
+          <w:ilvl w:val="0"/>
+          <w:numId w:val="28"/>
+        </w:numPr>
+        <w:spacing w:before="160" w:after="80"/>
+        <w:contextualSpacing w:val="0"/>
+        <w:outlineLvl w:val="1"/>
+        <w:rPr>
+          <w:rFonts w:ascii="Times New Roman" w:eastAsia="宋体" w:hAnsi="Times New Roman" w:cstheme="majorBidi" w:hint="eastAsia"/>
+          <w:b/>
+          <w:vanish/>
+          <w:sz w:val="24"/>
+          <w:szCs w:val="40"/>
+        </w:rPr>
+      </w:pPr>
+    </w:p>
+    <w:p>
+      <w:pPr>
+        <w:pStyle w:val="a9"/>
+        <w:keepNext/>
+        <w:keepLines/>
+        <w:numPr>
+          <w:ilvl w:val="0"/>
+          <w:numId w:val="28"/>
+        </w:numPr>
+        <w:spacing w:before="160" w:after="80"/>
+        <w:contextualSpacing w:val="0"/>
+        <w:outlineLvl w:val="1"/>
+        <w:rPr>
+          <w:rFonts w:ascii="Times New Roman" w:eastAsia="宋体" w:hAnsi="Times New Roman" w:cstheme="majorBidi" w:hint="eastAsia"/>
+          <w:b/>
+          <w:vanish/>
+          <w:sz w:val="24"/>
+          <w:szCs w:val="40"/>
+        </w:rPr>
+      </w:pPr>
+    </w:p>
+    <w:p>
+      <w:pPr>
+        <w:pStyle w:val="a9"/>
+        <w:keepNext/>
+        <w:keepLines/>
+        <w:numPr>
+          <w:ilvl w:val="0"/>
+          <w:numId w:val="28"/>
+        </w:numPr>
+        <w:spacing w:before="160" w:after="80"/>
+        <w:contextualSpacing w:val="0"/>
+        <w:outlineLvl w:val="1"/>
+        <w:rPr>
+          <w:rFonts w:ascii="Times New Roman" w:eastAsia="宋体" w:hAnsi="Times New Roman" w:cstheme="majorBidi" w:hint="eastAsia"/>
+          <w:b/>
+          <w:vanish/>
+          <w:sz w:val="24"/>
+          <w:szCs w:val="40"/>
+        </w:rPr>
+      </w:pPr>
+    </w:p>
+    <w:p>
+      <w:pPr>
+        <w:pStyle w:val="a9"/>
+        <w:keepNext/>
+        <w:keepLines/>
+        <w:numPr>
+          <w:ilvl w:val="0"/>
+          <w:numId w:val="28"/>
+        </w:numPr>
+        <w:spacing w:before="160" w:after="80"/>
+        <w:contextualSpacing w:val="0"/>
+        <w:outlineLvl w:val="1"/>
+        <w:rPr>
+          <w:rFonts w:ascii="Times New Roman" w:eastAsia="宋体" w:hAnsi="Times New Roman" w:cstheme="majorBidi" w:hint="eastAsia"/>
+          <w:b/>
+          <w:vanish/>
+          <w:sz w:val="24"/>
+          <w:szCs w:val="40"/>
+        </w:rPr>
+      </w:pPr>
+    </w:p>
+    <w:p>
+      <w:pPr>
+        <w:pStyle w:val="a9"/>
+        <w:keepNext/>
+        <w:keepLines/>
+        <w:numPr>
+          <w:ilvl w:val="0"/>
+          <w:numId w:val="28"/>
+        </w:numPr>
+        <w:spacing w:before="160" w:after="80"/>
+        <w:contextualSpacing w:val="0"/>
+        <w:outlineLvl w:val="1"/>
+        <w:rPr>
+          <w:rFonts w:ascii="Times New Roman" w:eastAsia="宋体" w:hAnsi="Times New Roman" w:cstheme="majorBidi" w:hint="eastAsia"/>
+          <w:b/>
+          <w:vanish/>
+          <w:sz w:val="24"/>
+          <w:szCs w:val="40"/>
+        </w:rPr>
+      </w:pPr>
+    </w:p>
+    <w:p>
+      <w:pPr>
+        <w:pStyle w:val="a9"/>
+        <w:keepNext/>
+        <w:keepLines/>
+        <w:numPr>
+          <w:ilvl w:val="0"/>
+          <w:numId w:val="28"/>
+        </w:numPr>
+        <w:spacing w:before="160" w:after="80"/>
+        <w:contextualSpacing w:val="0"/>
+        <w:outlineLvl w:val="1"/>
+        <w:rPr>
+          <w:rFonts w:ascii="Times New Roman" w:eastAsia="宋体" w:hAnsi="Times New Roman" w:cstheme="majorBidi" w:hint="eastAsia"/>
+          <w:b/>
+          <w:vanish/>
+          <w:sz w:val="24"/>
+          <w:szCs w:val="40"/>
+        </w:rPr>
+      </w:pPr>
+    </w:p>
+    <w:p>
+      <w:pPr>
+        <w:pStyle w:val="2"/>
+        <w:numPr>
+          <w:ilvl w:val="1"/>
+          <w:numId w:val="28"/>
+        </w:numPr>
+        <w:rPr>
+          <w:rFonts w:ascii="Times New Roman" w:hAnsi="Times New Roman"/>
+        </w:rPr>
+      </w:pPr>
+      <w:r>
+        <w:rPr>
+          <w:rFonts w:ascii="Times New Roman" w:hAnsi="Times New Roman" w:hint="eastAsia"/>
+        </w:rPr>
+        <w:t>挂号数据分析</w:t>
+      </w:r>
+    </w:p>
+    <w:p>
+      <w:pPr>
+        <w:pStyle w:val="2"/>
+        <w:numPr>
+          <w:ilvl w:val="1"/>
+          <w:numId w:val="28"/>
+        </w:numPr>
+        <w:rPr>
+          <w:rFonts w:ascii="Times New Roman" w:hAnsi="Times New Roman"/>
+        </w:rPr>
+      </w:pPr>
+      <w:r>
+        <w:rPr>
+          <w:rFonts w:ascii="Times New Roman" w:hAnsi="Times New Roman" w:hint="eastAsia"/>
+        </w:rPr>
+        <w:t>ARIMA</w:t>
+      </w:r>
+      <w:r>
+        <w:rPr>
+          <w:rFonts w:ascii="Times New Roman" w:hAnsi="Times New Roman" w:hint="eastAsia"/>
+        </w:rPr>
+        <w:t>模型建立</w:t>
+      </w:r>
+    </w:p>
+    <w:p>
+      <w:pPr>
+        <w:pStyle w:val="2"/>
+        <w:numPr>
+          <w:ilvl w:val="1"/>
+          <w:numId w:val="28"/>
+        </w:numPr>
+        <w:rPr>
+          <w:rFonts w:ascii="Times New Roman" w:hAnsi="Times New Roman"/>
+        </w:rPr>
+      </w:pPr>
+      <w:r>
+        <w:rPr>
+          <w:rFonts w:ascii="Times New Roman" w:hAnsi="Times New Roman" w:hint="eastAsia"/>
+        </w:rPr>
+        <w:t>预测结果</w:t>
+      </w:r>
+      <w:r>
+        <w:rPr>
+          <w:rFonts w:ascii="Times New Roman" w:hAnsi="Times New Roman" w:hint="eastAsia"/>
+        </w:rPr>
+        <w:t>分析</w:t>
+      </w:r>
+    </w:p>
+    <w:p>
+      <w:pPr>
+        <w:pStyle w:val="2"/>
+        <w:numPr>
+          <w:ilvl w:val="1"/>
+          <w:numId w:val="28"/>
+        </w:numPr>
+        <w:rPr>
+          <w:rFonts w:ascii="Times New Roman" w:hAnsi="Times New Roman"/>
+        </w:rPr>
+      </w:pPr>
+      <w:r>
+        <w:rPr>
+          <w:rFonts w:ascii="Times New Roman" w:hAnsi="Times New Roman" w:hint="eastAsia"/>
+        </w:rPr>
+        <w:t>基于预测结果的智能</w:t>
+      </w:r>
+      <w:r>
+        <w:rPr>
+          <w:rFonts w:ascii="Times New Roman" w:hAnsi="Times New Roman" w:hint="eastAsia"/>
+        </w:rPr>
+        <w:t>排班</w:t>
+      </w:r>
+      <w:r>
+        <w:rPr>
+          <w:rFonts w:ascii="Times New Roman" w:hAnsi="Times New Roman" w:hint="eastAsia"/>
+        </w:rPr>
+        <w:t>推荐</w:t>
+      </w:r>
+    </w:p>
+    <w:p>
+      <w:pPr>
+        <w:pStyle w:val="1"/>
+        <w:rPr>
+          <w:rFonts w:hint="eastAsia"/>
+        </w:rPr>
+      </w:pPr>
+      <w:r>
+        <w:t>第</w:t>
+      </w:r>
+      <w:r>
+        <w:rPr>
+          <w:rFonts w:hint="eastAsia"/>
+        </w:rPr>
+        <w:t>七</w:t>
+      </w:r>
+      <w:r>
+        <w:t>章</w:t>
+      </w:r>
+      <w:r>
+        <w:t xml:space="preserve"> </w:t>
+      </w:r>
+      <w:r>
+        <w:t>系统测试与优化</w:t>
+      </w:r>
+    </w:p>
+    <w:p>
+      <w:pPr>
+        <w:pStyle w:val="a9"/>
+        <w:keepNext/>
+        <w:keepLines/>
+        <w:numPr>
+          <w:ilvl w:val="0"/>
+          <w:numId w:val="15"/>
+        </w:numPr>
+        <w:spacing w:before="160" w:after="80"/>
+        <w:contextualSpacing w:val="0"/>
+        <w:outlineLvl w:val="1"/>
+        <w:rPr>
+          <w:rFonts w:ascii="Times New Roman" w:eastAsia="宋体" w:hAnsi="Times New Roman" w:cstheme="majorBidi"/>
+          <w:b/>
+          <w:vanish/>
+          <w:sz w:val="24"/>
+          <w:szCs w:val="40"/>
+        </w:rPr>
+      </w:pPr>
+      <w:bookmarkStart w:id="18" w:name="_Toc224493090"/>
+      <w:bookmarkEnd w:id="18"/>
+    </w:p>
+    <w:p>
+      <w:pPr>
+        <w:pStyle w:val="a9"/>
+        <w:keepNext/>
+        <w:keepLines/>
+        <w:numPr>
+          <w:ilvl w:val="0"/>
+          <w:numId w:val="15"/>
+        </w:numPr>
+        <w:spacing w:before="160" w:after="80"/>
+        <w:contextualSpacing w:val="0"/>
+        <w:outlineLvl w:val="1"/>
+        <w:rPr>
+          <w:rFonts w:ascii="Times New Roman" w:eastAsia="宋体" w:hAnsi="Times New Roman" w:cstheme="majorBidi"/>
+          <w:b/>
+          <w:vanish/>
+          <w:sz w:val="24"/>
+          <w:szCs w:val="40"/>
+        </w:rPr>
+      </w:pPr>
+      <w:bookmarkStart w:id="19" w:name="_Toc224493091"/>
+      <w:bookmarkEnd w:id="19"/>
+    </w:p>
+    <w:p>
+      <w:pPr>
+        <w:pStyle w:val="a9"/>
+        <w:keepNext/>
+        <w:keepLines/>
+        <w:numPr>
+          <w:ilvl w:val="0"/>
+          <w:numId w:val="15"/>
+        </w:numPr>
+        <w:spacing w:before="160" w:after="80"/>
+        <w:contextualSpacing w:val="0"/>
+        <w:outlineLvl w:val="1"/>
+        <w:rPr>
+          <w:rFonts w:ascii="Times New Roman" w:eastAsia="宋体" w:hAnsi="Times New Roman" w:cstheme="majorBidi"/>
+          <w:b/>
+          <w:vanish/>
+          <w:sz w:val="24"/>
+          <w:szCs w:val="40"/>
+        </w:rPr>
+      </w:pPr>
+      <w:bookmarkStart w:id="20" w:name="_Toc224493092"/>
+      <w:bookmarkEnd w:id="20"/>
+    </w:p>
+    <w:p>
+      <w:pPr>
+        <w:pStyle w:val="a9"/>
+        <w:keepNext/>
+        <w:keepLines/>
+        <w:numPr>
+          <w:ilvl w:val="0"/>
+          <w:numId w:val="15"/>
+        </w:numPr>
+        <w:spacing w:before="160" w:after="80"/>
+        <w:contextualSpacing w:val="0"/>
+        <w:outlineLvl w:val="1"/>
+        <w:rPr>
+          <w:rFonts w:ascii="Times New Roman" w:eastAsia="宋体" w:hAnsi="Times New Roman" w:cstheme="majorBidi"/>
+          <w:b/>
+          <w:vanish/>
+          <w:sz w:val="24"/>
+          <w:szCs w:val="40"/>
+        </w:rPr>
+      </w:pPr>
+      <w:bookmarkStart w:id="21" w:name="_Toc224493093"/>
+      <w:bookmarkEnd w:id="21"/>
+    </w:p>
+    <w:p>
+      <w:pPr>
+        <w:pStyle w:val="a9"/>
+        <w:keepNext/>
+        <w:keepLines/>
+        <w:numPr>
+          <w:ilvl w:val="0"/>
+          <w:numId w:val="15"/>
+        </w:numPr>
+        <w:spacing w:before="160" w:after="80"/>
+        <w:contextualSpacing w:val="0"/>
+        <w:outlineLvl w:val="1"/>
+        <w:rPr>
+          <w:rFonts w:ascii="Times New Roman" w:eastAsia="宋体" w:hAnsi="Times New Roman" w:cstheme="majorBidi"/>
+          <w:b/>
+          <w:vanish/>
+          <w:sz w:val="24"/>
+          <w:szCs w:val="40"/>
+        </w:rPr>
+      </w:pPr>
+      <w:bookmarkStart w:id="22" w:name="_Toc224493094"/>
+      <w:bookmarkEnd w:id="22"/>
+    </w:p>
+    <w:p>
+      <w:pPr>
+        <w:pStyle w:val="a9"/>
+        <w:keepNext/>
+        <w:keepLines/>
+        <w:numPr>
+          <w:ilvl w:val="0"/>
+          <w:numId w:val="15"/>
+        </w:numPr>
+        <w:spacing w:before="160" w:after="80"/>
+        <w:contextualSpacing w:val="0"/>
+        <w:outlineLvl w:val="1"/>
+        <w:rPr>
+          <w:rFonts w:ascii="Times New Roman" w:eastAsia="宋体" w:hAnsi="Times New Roman" w:cstheme="majorBidi"/>
+          <w:b/>
+          <w:vanish/>
+          <w:sz w:val="24"/>
+          <w:szCs w:val="40"/>
+        </w:rPr>
+      </w:pPr>
+      <w:bookmarkStart w:id="23" w:name="_Toc224493095"/>
+      <w:bookmarkEnd w:id="23"/>
+    </w:p>
+    <w:p>
+      <w:pPr>
+        <w:pStyle w:val="a9"/>
+        <w:keepNext/>
+        <w:keepLines/>
+        <w:numPr>
+          <w:ilvl w:val="0"/>
+          <w:numId w:val="29"/>
+        </w:numPr>
+        <w:spacing w:before="160" w:after="80"/>
+        <w:contextualSpacing w:val="0"/>
+        <w:outlineLvl w:val="1"/>
+        <w:rPr>
+          <w:rFonts w:ascii="Times New Roman" w:eastAsia="宋体" w:hAnsi="Times New Roman" w:cstheme="majorBidi" w:hint="eastAsia"/>
+          <w:b/>
+          <w:vanish/>
+          <w:sz w:val="24"/>
+          <w:szCs w:val="40"/>
+        </w:rPr>
+      </w:pPr>
+    </w:p>
+    <w:p>
+      <w:pPr>
+        <w:pStyle w:val="a9"/>
+        <w:keepNext/>
+        <w:keepLines/>
+        <w:numPr>
+          <w:ilvl w:val="0"/>
+          <w:numId w:val="29"/>
+        </w:numPr>
+        <w:spacing w:before="160" w:after="80"/>
+        <w:contextualSpacing w:val="0"/>
+        <w:outlineLvl w:val="1"/>
+        <w:rPr>
+          <w:rFonts w:ascii="Times New Roman" w:eastAsia="宋体" w:hAnsi="Times New Roman" w:cstheme="majorBidi" w:hint="eastAsia"/>
+          <w:b/>
+          <w:vanish/>
+          <w:sz w:val="24"/>
+          <w:szCs w:val="40"/>
+        </w:rPr>
+      </w:pPr>
+    </w:p>
+    <w:p>
+      <w:pPr>
+        <w:pStyle w:val="a9"/>
+        <w:keepNext/>
+        <w:keepLines/>
+        <w:numPr>
+          <w:ilvl w:val="0"/>
+          <w:numId w:val="29"/>
+        </w:numPr>
+        <w:spacing w:before="160" w:after="80"/>
+        <w:contextualSpacing w:val="0"/>
+        <w:outlineLvl w:val="1"/>
+        <w:rPr>
+          <w:rFonts w:ascii="Times New Roman" w:eastAsia="宋体" w:hAnsi="Times New Roman" w:cstheme="majorBidi" w:hint="eastAsia"/>
+          <w:b/>
+          <w:vanish/>
+          <w:sz w:val="24"/>
+          <w:szCs w:val="40"/>
+        </w:rPr>
+      </w:pPr>
+    </w:p>
+    <w:p>
+      <w:pPr>
+        <w:pStyle w:val="a9"/>
+        <w:keepNext/>
+        <w:keepLines/>
+        <w:numPr>
+          <w:ilvl w:val="0"/>
+          <w:numId w:val="29"/>
+        </w:numPr>
+        <w:spacing w:before="160" w:after="80"/>
+        <w:contextualSpacing w:val="0"/>
+        <w:outlineLvl w:val="1"/>
+        <w:rPr>
+          <w:rFonts w:ascii="Times New Roman" w:eastAsia="宋体" w:hAnsi="Times New Roman" w:cstheme="majorBidi" w:hint="eastAsia"/>
+          <w:b/>
+          <w:vanish/>
+          <w:sz w:val="24"/>
+          <w:szCs w:val="40"/>
+        </w:rPr>
+      </w:pPr>
+    </w:p>
+    <w:p>
+      <w:pPr>
+        <w:pStyle w:val="a9"/>
+        <w:keepNext/>
+        <w:keepLines/>
+        <w:numPr>
+          <w:ilvl w:val="0"/>
+          <w:numId w:val="29"/>
+        </w:numPr>
+        <w:spacing w:before="160" w:after="80"/>
+        <w:contextualSpacing w:val="0"/>
+        <w:outlineLvl w:val="1"/>
+        <w:rPr>
+          <w:rFonts w:ascii="Times New Roman" w:eastAsia="宋体" w:hAnsi="Times New Roman" w:cstheme="majorBidi" w:hint="eastAsia"/>
+          <w:b/>
+          <w:vanish/>
+          <w:sz w:val="24"/>
+          <w:szCs w:val="40"/>
+        </w:rPr>
+      </w:pPr>
+    </w:p>
+    <w:p>
+      <w:pPr>
+        <w:pStyle w:val="a9"/>
+        <w:keepNext/>
+        <w:keepLines/>
+        <w:numPr>
+          <w:ilvl w:val="0"/>
+          <w:numId w:val="29"/>
+        </w:numPr>
+        <w:spacing w:before="160" w:after="80"/>
+        <w:contextualSpacing w:val="0"/>
+        <w:outlineLvl w:val="1"/>
+        <w:rPr>
+          <w:rFonts w:ascii="Times New Roman" w:eastAsia="宋体" w:hAnsi="Times New Roman" w:cstheme="majorBidi" w:hint="eastAsia"/>
+          <w:b/>
+          <w:vanish/>
+          <w:sz w:val="24"/>
+          <w:szCs w:val="40"/>
+        </w:rPr>
+      </w:pPr>
+    </w:p>
+    <w:p>
+      <w:pPr>
+        <w:pStyle w:val="a9"/>
+        <w:keepNext/>
+        <w:keepLines/>
+        <w:numPr>
+          <w:ilvl w:val="0"/>
+          <w:numId w:val="29"/>
+        </w:numPr>
+        <w:spacing w:before="160" w:after="80"/>
+        <w:contextualSpacing w:val="0"/>
+        <w:outlineLvl w:val="1"/>
+        <w:rPr>
+          <w:rFonts w:ascii="Times New Roman" w:eastAsia="宋体" w:hAnsi="Times New Roman" w:cstheme="majorBidi" w:hint="eastAsia"/>
+          <w:b/>
+          <w:vanish/>
+          <w:sz w:val="24"/>
+          <w:szCs w:val="40"/>
+        </w:rPr>
+      </w:pPr>
+    </w:p>
+    <w:p>
+      <w:pPr>
+        <w:pStyle w:val="2"/>
+        <w:numPr>
+          <w:ilvl w:val="1"/>
+          <w:numId w:val="29"/>
+        </w:numPr>
+        <w:rPr>
+          <w:rFonts w:ascii="Times New Roman" w:hAnsi="Times New Roman"/>
+        </w:rPr>
+      </w:pPr>
+      <w:r>
+        <w:rPr>
+          <w:rFonts w:ascii="Times New Roman" w:hAnsi="Times New Roman" w:hint="eastAsia"/>
+        </w:rPr>
+        <w:t>测试环境</w:t>
+      </w:r>
+    </w:p>
+    <w:p>
+      <w:pPr>
+        <w:pStyle w:val="2"/>
+        <w:numPr>
+          <w:ilvl w:val="1"/>
+          <w:numId w:val="29"/>
+        </w:numPr>
+        <w:rPr>
+          <w:rFonts w:ascii="Times New Roman" w:hAnsi="Times New Roman"/>
+        </w:rPr>
+      </w:pPr>
+      <w:r>
+        <w:rPr>
+          <w:rFonts w:ascii="Times New Roman" w:hAnsi="Times New Roman" w:hint="eastAsia"/>
+        </w:rPr>
+        <w:t>功能测试</w:t>
+      </w:r>
+    </w:p>
+    <w:p>
+      <w:pPr>
+        <w:pStyle w:val="2"/>
+        <w:numPr>
+          <w:ilvl w:val="1"/>
+          <w:numId w:val="29"/>
+        </w:numPr>
+        <w:rPr>
+          <w:rFonts w:ascii="Times New Roman" w:hAnsi="Times New Roman"/>
+        </w:rPr>
+      </w:pPr>
+      <w:r>
+        <w:rPr>
+          <w:rFonts w:ascii="Times New Roman" w:hAnsi="Times New Roman" w:hint="eastAsia"/>
+        </w:rPr>
+        <w:t>性能测试</w:t>
+      </w:r>
+    </w:p>
+    <w:p>
+      <w:pPr>
+        <w:pStyle w:val="2"/>
+        <w:numPr>
+          <w:ilvl w:val="1"/>
+          <w:numId w:val="29"/>
+        </w:numPr>
+        <w:rPr>
+          <w:rFonts w:ascii="Times New Roman" w:hAnsi="Times New Roman"/>
+        </w:rPr>
+      </w:pPr>
+      <w:r>
+        <w:rPr>
+          <w:rFonts w:ascii="Times New Roman" w:hAnsi="Times New Roman" w:hint="eastAsia"/>
+        </w:rPr>
+        <w:t>安全测试</w:t>
+      </w:r>
+    </w:p>
+    <w:p>
+      <w:pPr>
+        <w:pStyle w:val="1"/>
+        <w:rPr>
+          <w:rFonts w:hint="eastAsia"/>
+        </w:rPr>
+      </w:pPr>
+      <w:r>
+        <w:t>第</w:t>
+      </w:r>
+      <w:r>
+        <w:rPr>
+          <w:rFonts w:hint="eastAsia"/>
+        </w:rPr>
+        <w:t>八</w:t>
+      </w:r>
+      <w:r>
+        <w:t>章</w:t>
+      </w:r>
+      <w:r>
+        <w:t xml:space="preserve"> </w:t>
+      </w:r>
+      <w:r>
+        <w:t>总结与展望</w:t>
+      </w:r>
+    </w:p>
+    <w:p>
+      <w:pPr>
+        <w:pStyle w:val="a9"/>
+        <w:keepNext/>
+        <w:keepLines/>
+        <w:numPr>
+          <w:ilvl w:val="0"/>
+          <w:numId w:val="16"/>
+        </w:numPr>
+        <w:spacing w:before="160" w:after="80"/>
+        <w:contextualSpacing w:val="0"/>
+        <w:outlineLvl w:val="1"/>
+        <w:rPr>
+          <w:rFonts w:ascii="Times New Roman" w:eastAsia="宋体" w:hAnsi="Times New Roman" w:cstheme="majorBidi"/>
+          <w:b/>
+          <w:vanish/>
+          <w:sz w:val="24"/>
+          <w:szCs w:val="40"/>
+        </w:rPr>
+      </w:pPr>
+      <w:bookmarkStart w:id="24" w:name="_Toc224493106"/>
+      <w:bookmarkEnd w:id="24"/>
+    </w:p>
+    <w:p>
+      <w:pPr>
+        <w:pStyle w:val="a9"/>
+        <w:keepNext/>
+        <w:keepLines/>
+        <w:numPr>
+          <w:ilvl w:val="0"/>
+          <w:numId w:val="16"/>
+        </w:numPr>
+        <w:spacing w:before="160" w:after="80"/>
+        <w:contextualSpacing w:val="0"/>
+        <w:outlineLvl w:val="1"/>
+        <w:rPr>
+          <w:rFonts w:ascii="Times New Roman" w:eastAsia="宋体" w:hAnsi="Times New Roman" w:cstheme="majorBidi"/>
+          <w:b/>
+          <w:vanish/>
+          <w:sz w:val="24"/>
+          <w:szCs w:val="40"/>
+        </w:rPr>
+      </w:pPr>
+      <w:bookmarkStart w:id="25" w:name="_Toc224493107"/>
+      <w:bookmarkEnd w:id="25"/>
+    </w:p>
+    <w:p>
+      <w:pPr>
+        <w:pStyle w:val="a9"/>
+        <w:keepNext/>
+        <w:keepLines/>
+        <w:numPr>
+          <w:ilvl w:val="0"/>
+          <w:numId w:val="16"/>
+        </w:numPr>
+        <w:spacing w:before="160" w:after="80"/>
+        <w:contextualSpacing w:val="0"/>
+        <w:outlineLvl w:val="1"/>
+        <w:rPr>
+          <w:rFonts w:ascii="Times New Roman" w:eastAsia="宋体" w:hAnsi="Times New Roman" w:cstheme="majorBidi"/>
+          <w:b/>
+          <w:vanish/>
+          <w:sz w:val="24"/>
+          <w:szCs w:val="40"/>
+        </w:rPr>
+      </w:pPr>
+      <w:bookmarkStart w:id="26" w:name="_Toc224493108"/>
+      <w:bookmarkEnd w:id="26"/>
+    </w:p>
+    <w:p>
+      <w:pPr>
+        <w:pStyle w:val="a9"/>
+        <w:keepNext/>
+        <w:keepLines/>
+        <w:numPr>
+          <w:ilvl w:val="0"/>
+          <w:numId w:val="16"/>
+        </w:numPr>
+        <w:spacing w:before="160" w:after="80"/>
+        <w:contextualSpacing w:val="0"/>
+        <w:outlineLvl w:val="1"/>
+        <w:rPr>
+          <w:rFonts w:ascii="Times New Roman" w:eastAsia="宋体" w:hAnsi="Times New Roman" w:cstheme="majorBidi"/>
+          <w:b/>
+          <w:vanish/>
+          <w:sz w:val="24"/>
+          <w:szCs w:val="40"/>
+        </w:rPr>
+      </w:pPr>
+      <w:bookmarkStart w:id="27" w:name="_Toc224493109"/>
       <w:bookmarkEnd w:id="27"/>
     </w:p>
     <w:p>
       <w:pPr>
+        <w:pStyle w:val="a9"/>
+        <w:keepNext/>
+        <w:keepLines/>
+        <w:numPr>
+          <w:ilvl w:val="0"/>
+          <w:numId w:val="16"/>
+        </w:numPr>
+        <w:spacing w:before="160" w:after="80"/>
+        <w:contextualSpacing w:val="0"/>
+        <w:outlineLvl w:val="1"/>
+        <w:rPr>
+          <w:rFonts w:ascii="Times New Roman" w:eastAsia="宋体" w:hAnsi="Times New Roman" w:cstheme="majorBidi"/>
+          <w:b/>
+          <w:vanish/>
+          <w:sz w:val="24"/>
+          <w:szCs w:val="40"/>
+        </w:rPr>
+      </w:pPr>
+      <w:bookmarkStart w:id="28" w:name="_Toc224493110"/>
+      <w:bookmarkEnd w:id="28"/>
+    </w:p>
+    <w:p>
+      <w:pPr>
+        <w:pStyle w:val="a9"/>
+        <w:keepNext/>
+        <w:keepLines/>
+        <w:numPr>
+          <w:ilvl w:val="0"/>
+          <w:numId w:val="16"/>
+        </w:numPr>
+        <w:spacing w:before="160" w:after="80"/>
+        <w:contextualSpacing w:val="0"/>
+        <w:outlineLvl w:val="1"/>
+        <w:rPr>
+          <w:rFonts w:ascii="Times New Roman" w:eastAsia="宋体" w:hAnsi="Times New Roman" w:cstheme="majorBidi"/>
+          <w:b/>
+          <w:vanish/>
+          <w:sz w:val="24"/>
+          <w:szCs w:val="40"/>
+        </w:rPr>
+      </w:pPr>
+      <w:bookmarkStart w:id="29" w:name="_Toc224493111"/>
+      <w:bookmarkEnd w:id="29"/>
+    </w:p>
+    <w:p>
+      <w:pPr>
+        <w:pStyle w:val="a9"/>
+        <w:keepNext/>
+        <w:keepLines/>
+        <w:numPr>
+          <w:ilvl w:val="0"/>
+          <w:numId w:val="16"/>
+        </w:numPr>
+        <w:spacing w:before="160" w:after="80"/>
+        <w:contextualSpacing w:val="0"/>
+        <w:outlineLvl w:val="1"/>
+        <w:rPr>
+          <w:rFonts w:ascii="Times New Roman" w:eastAsia="宋体" w:hAnsi="Times New Roman" w:cstheme="majorBidi"/>
+          <w:b/>
+          <w:vanish/>
+          <w:sz w:val="24"/>
+          <w:szCs w:val="40"/>
+        </w:rPr>
+      </w:pPr>
+      <w:bookmarkStart w:id="30" w:name="_Toc224493112"/>
+      <w:bookmarkEnd w:id="30"/>
+    </w:p>
+    <w:p>
+      <w:pPr>
+        <w:pStyle w:val="a9"/>
+        <w:keepNext/>
+        <w:keepLines/>
+        <w:numPr>
+          <w:ilvl w:val="0"/>
+          <w:numId w:val="30"/>
+        </w:numPr>
+        <w:spacing w:before="160" w:after="80"/>
+        <w:contextualSpacing w:val="0"/>
+        <w:outlineLvl w:val="1"/>
+        <w:rPr>
+          <w:rFonts w:ascii="Times New Roman" w:eastAsia="宋体" w:hAnsi="Times New Roman" w:cstheme="majorBidi"/>
+          <w:b/>
+          <w:vanish/>
+          <w:sz w:val="24"/>
+          <w:szCs w:val="40"/>
+        </w:rPr>
+      </w:pPr>
+    </w:p>
+    <w:p>
+      <w:pPr>
+        <w:pStyle w:val="a9"/>
+        <w:keepNext/>
+        <w:keepLines/>
+        <w:numPr>
+          <w:ilvl w:val="0"/>
+          <w:numId w:val="30"/>
+        </w:numPr>
+        <w:spacing w:before="160" w:after="80"/>
+        <w:contextualSpacing w:val="0"/>
+        <w:outlineLvl w:val="1"/>
+        <w:rPr>
+          <w:rFonts w:ascii="Times New Roman" w:eastAsia="宋体" w:hAnsi="Times New Roman" w:cstheme="majorBidi"/>
+          <w:b/>
+          <w:vanish/>
+          <w:sz w:val="24"/>
+          <w:szCs w:val="40"/>
+        </w:rPr>
+      </w:pPr>
+    </w:p>
+    <w:p>
+      <w:pPr>
+        <w:pStyle w:val="a9"/>
+        <w:keepNext/>
+        <w:keepLines/>
+        <w:numPr>
+          <w:ilvl w:val="0"/>
+          <w:numId w:val="30"/>
+        </w:numPr>
+        <w:spacing w:before="160" w:after="80"/>
+        <w:contextualSpacing w:val="0"/>
+        <w:outlineLvl w:val="1"/>
+        <w:rPr>
+          <w:rFonts w:ascii="Times New Roman" w:eastAsia="宋体" w:hAnsi="Times New Roman" w:cstheme="majorBidi"/>
+          <w:b/>
+          <w:vanish/>
+          <w:sz w:val="24"/>
+          <w:szCs w:val="40"/>
+        </w:rPr>
+      </w:pPr>
+    </w:p>
+    <w:p>
+      <w:pPr>
+        <w:pStyle w:val="a9"/>
+        <w:keepNext/>
+        <w:keepLines/>
+        <w:numPr>
+          <w:ilvl w:val="0"/>
+          <w:numId w:val="30"/>
+        </w:numPr>
+        <w:spacing w:before="160" w:after="80"/>
+        <w:contextualSpacing w:val="0"/>
+        <w:outlineLvl w:val="1"/>
+        <w:rPr>
+          <w:rFonts w:ascii="Times New Roman" w:eastAsia="宋体" w:hAnsi="Times New Roman" w:cstheme="majorBidi"/>
+          <w:b/>
+          <w:vanish/>
+          <w:sz w:val="24"/>
+          <w:szCs w:val="40"/>
+        </w:rPr>
+      </w:pPr>
+    </w:p>
+    <w:p>
+      <w:pPr>
+        <w:pStyle w:val="a9"/>
+        <w:keepNext/>
+        <w:keepLines/>
+        <w:numPr>
+          <w:ilvl w:val="0"/>
+          <w:numId w:val="30"/>
+        </w:numPr>
+        <w:spacing w:before="160" w:after="80"/>
+        <w:contextualSpacing w:val="0"/>
+        <w:outlineLvl w:val="1"/>
+        <w:rPr>
+          <w:rFonts w:ascii="Times New Roman" w:eastAsia="宋体" w:hAnsi="Times New Roman" w:cstheme="majorBidi"/>
+          <w:b/>
+          <w:vanish/>
+          <w:sz w:val="24"/>
+          <w:szCs w:val="40"/>
+        </w:rPr>
+      </w:pPr>
+    </w:p>
+    <w:p>
+      <w:pPr>
+        <w:pStyle w:val="a9"/>
+        <w:keepNext/>
+        <w:keepLines/>
+        <w:numPr>
+          <w:ilvl w:val="0"/>
+          <w:numId w:val="30"/>
+        </w:numPr>
+        <w:spacing w:before="160" w:after="80"/>
+        <w:contextualSpacing w:val="0"/>
+        <w:outlineLvl w:val="1"/>
+        <w:rPr>
+          <w:rFonts w:ascii="Times New Roman" w:eastAsia="宋体" w:hAnsi="Times New Roman" w:cstheme="majorBidi"/>
+          <w:b/>
+          <w:vanish/>
+          <w:sz w:val="24"/>
+          <w:szCs w:val="40"/>
+        </w:rPr>
+      </w:pPr>
+    </w:p>
+    <w:p>
+      <w:pPr>
+        <w:pStyle w:val="a9"/>
+        <w:keepNext/>
+        <w:keepLines/>
+        <w:numPr>
+          <w:ilvl w:val="0"/>
+          <w:numId w:val="30"/>
+        </w:numPr>
+        <w:spacing w:before="160" w:after="80"/>
+        <w:contextualSpacing w:val="0"/>
+        <w:outlineLvl w:val="1"/>
+        <w:rPr>
+          <w:rFonts w:ascii="Times New Roman" w:eastAsia="宋体" w:hAnsi="Times New Roman" w:cstheme="majorBidi"/>
+          <w:b/>
+          <w:vanish/>
+          <w:sz w:val="24"/>
+          <w:szCs w:val="40"/>
+        </w:rPr>
+      </w:pPr>
+    </w:p>
+    <w:p>
+      <w:pPr>
+        <w:pStyle w:val="a9"/>
+        <w:keepNext/>
+        <w:keepLines/>
+        <w:numPr>
+          <w:ilvl w:val="0"/>
+          <w:numId w:val="30"/>
+        </w:numPr>
+        <w:spacing w:before="160" w:after="80"/>
+        <w:contextualSpacing w:val="0"/>
+        <w:outlineLvl w:val="1"/>
+        <w:rPr>
+          <w:rFonts w:ascii="Times New Roman" w:eastAsia="宋体" w:hAnsi="Times New Roman" w:cstheme="majorBidi"/>
+          <w:b/>
+          <w:vanish/>
+          <w:sz w:val="24"/>
+          <w:szCs w:val="40"/>
+        </w:rPr>
+      </w:pPr>
+    </w:p>
+    <w:p>
+      <w:pPr>
         <w:pStyle w:val="2"/>
         <w:numPr>
           <w:ilvl w:val="1"/>
-          <w:numId w:val="16"/>
+          <w:numId w:val="30"/>
         </w:numPr>
         <w:rPr>
           <w:rFonts w:ascii="Times New Roman" w:hAnsi="Times New Roman"/>
@@ -2087,97 +3756,50 @@
     </w:p>
     <w:p>
       <w:pPr>
-        <w:pStyle w:val="3"/>
-        <w:numPr>
-          <w:ilvl w:val="2"/>
-          <w:numId w:val="16"/>
-        </w:numPr>
-        <w:rPr>
-          <w:rFonts w:ascii="Times New Roman" w:hAnsi="Times New Roman"/>
-        </w:rPr>
-      </w:pPr>
-      <w:r>
-        <w:rPr>
-          <w:rFonts w:ascii="Times New Roman" w:hAnsi="Times New Roman"/>
-        </w:rPr>
-        <w:t>研究成果总结</w:t>
-      </w:r>
-    </w:p>
-    <w:p>
-      <w:pPr>
-        <w:pStyle w:val="3"/>
-        <w:numPr>
-          <w:ilvl w:val="2"/>
-          <w:numId w:val="16"/>
-        </w:numPr>
-        <w:rPr>
-          <w:rFonts w:ascii="Times New Roman" w:hAnsi="Times New Roman"/>
-        </w:rPr>
-      </w:pPr>
-      <w:r>
-        <w:rPr>
-          <w:rFonts w:ascii="Times New Roman" w:hAnsi="Times New Roman"/>
-        </w:rPr>
-        <w:lastRenderedPageBreak/>
-        <w:t>系统设计与实现的优缺点分析</w:t>
-      </w:r>
-    </w:p>
-    <w:p>
-      <w:pPr>
         <w:pStyle w:val="2"/>
         <w:numPr>
           <w:ilvl w:val="1"/>
-          <w:numId w:val="16"/>
-        </w:numPr>
-        <w:rPr>
-          <w:rFonts w:ascii="Times New Roman" w:hAnsi="Times New Roman"/>
-        </w:rPr>
-      </w:pPr>
-      <w:r>
-        <w:rPr>
-          <w:rFonts w:ascii="Times New Roman" w:hAnsi="Times New Roman"/>
-        </w:rPr>
-        <w:t>未来工作展望</w:t>
-      </w:r>
-    </w:p>
-    <w:p>
-      <w:pPr>
-        <w:pStyle w:val="3"/>
-        <w:numPr>
-          <w:ilvl w:val="2"/>
-          <w:numId w:val="16"/>
-        </w:numPr>
-        <w:rPr>
-          <w:rFonts w:ascii="Times New Roman" w:hAnsi="Times New Roman"/>
-        </w:rPr>
-      </w:pPr>
-      <w:r>
-        <w:rPr>
-          <w:rFonts w:ascii="Times New Roman" w:hAnsi="Times New Roman"/>
-        </w:rPr>
-        <w:t>系统的进一步优化与功能扩展</w:t>
-      </w:r>
-    </w:p>
-    <w:p>
-      <w:pPr>
-        <w:pStyle w:val="3"/>
-        <w:numPr>
-          <w:ilvl w:val="2"/>
-          <w:numId w:val="16"/>
-        </w:numPr>
-        <w:rPr>
-          <w:rFonts w:ascii="Times New Roman" w:hAnsi="Times New Roman"/>
-        </w:rPr>
-      </w:pPr>
-      <w:r>
-        <w:rPr>
-          <w:rFonts w:ascii="Times New Roman" w:hAnsi="Times New Roman"/>
-        </w:rPr>
-        <w:t>未来研究方向与发展前景</w:t>
+          <w:numId w:val="30"/>
+        </w:numPr>
+        <w:rPr>
+          <w:rFonts w:ascii="Times New Roman" w:hAnsi="Times New Roman"/>
+        </w:rPr>
+      </w:pPr>
+      <w:r>
+        <w:rPr>
+          <w:rFonts w:ascii="Times New Roman" w:hAnsi="Times New Roman" w:hint="eastAsia"/>
+        </w:rPr>
+        <w:t>系统不足</w:t>
       </w:r>
     </w:p>
     <w:bookmarkEnd w:id="0"/>
-    <w:p/>
+    <w:p>
+      <w:pPr>
+        <w:pStyle w:val="2"/>
+        <w:numPr>
+          <w:ilvl w:val="1"/>
+          <w:numId w:val="30"/>
+        </w:numPr>
+        <w:rPr>
+          <w:rFonts w:ascii="Times New Roman" w:hAnsi="Times New Roman"/>
+        </w:rPr>
+      </w:pPr>
+      <w:r>
+        <w:rPr>
+          <w:rFonts w:ascii="Times New Roman" w:hAnsi="Times New Roman" w:hint="eastAsia"/>
+        </w:rPr>
+        <w:t>未来研究方向</w:t>
+      </w:r>
+      <w:bookmarkEnd w:id="1"/>
+    </w:p>
+    <w:bookmarkEnd w:id="2"/>
+    <w:p>
+      <w:pPr>
+        <w:rPr>
+          <w:rFonts w:hint="eastAsia"/>
+        </w:rPr>
+      </w:pPr>
+    </w:p>
     <w:sectPr>
       <w:pgSz w:w="11906" w:h="16838"/>
       <w:pgMar w:top="1440" w:right="1800" w:bottom="1440" w:left="1800" w:header="851" w:footer="992" w:gutter="0"/>
@@ -2339,6 +3961,119 @@
     </w:lvl>
   </w:abstractNum>
   <w:abstractNum w:abstractNumId="1" w15:restartNumberingAfterBreak="0">
+    <w:nsid w:val="078B1BE1"/>
+    <w:multiLevelType w:val="multilevel"/>
+    <w:tmpl w:val="144AC0D2"/>
+    <w:lvl w:ilvl="0">
+      <w:start w:val="1"/>
+      <w:numFmt w:val="decimal"/>
+      <w:lvlText w:val="%1."/>
+      <w:lvlJc w:val="left"/>
+      <w:pPr>
+        <w:ind w:left="425" w:hanging="425"/>
+      </w:pPr>
+      <w:rPr>
+        <w:rFonts w:hint="eastAsia"/>
+      </w:rPr>
+    </w:lvl>
+    <w:lvl w:ilvl="1">
+      <w:start w:val="1"/>
+      <w:numFmt w:val="decimal"/>
+      <w:lvlText w:val="%1.%2"/>
+      <w:lvlJc w:val="left"/>
+      <w:pPr>
+        <w:ind w:left="454" w:hanging="454"/>
+      </w:pPr>
+      <w:rPr>
+        <w:rFonts w:hint="eastAsia"/>
+      </w:rPr>
+    </w:lvl>
+    <w:lvl w:ilvl="2">
+      <w:start w:val="1"/>
+      <w:numFmt w:val="decimal"/>
+      <w:lvlText w:val="%1.%2.%3"/>
+      <w:lvlJc w:val="left"/>
+      <w:pPr>
+        <w:ind w:left="567" w:hanging="567"/>
+      </w:pPr>
+      <w:rPr>
+        <w:rFonts w:hint="eastAsia"/>
+      </w:rPr>
+    </w:lvl>
+    <w:lvl w:ilvl="3">
+      <w:start w:val="1"/>
+      <w:numFmt w:val="decimal"/>
+      <w:lvlText w:val="%1.%2.%3.%4."/>
+      <w:lvlJc w:val="left"/>
+      <w:pPr>
+        <w:ind w:left="851" w:hanging="851"/>
+      </w:pPr>
+      <w:rPr>
+        <w:rFonts w:hint="eastAsia"/>
+      </w:rPr>
+    </w:lvl>
+    <w:lvl w:ilvl="4">
+      <w:start w:val="1"/>
+      <w:numFmt w:val="decimal"/>
+      <w:lvlText w:val="%1.%2.%3.%4.%5."/>
+      <w:lvlJc w:val="left"/>
+      <w:pPr>
+        <w:ind w:left="992" w:hanging="992"/>
+      </w:pPr>
+      <w:rPr>
+        <w:rFonts w:hint="eastAsia"/>
+      </w:rPr>
+    </w:lvl>
+    <w:lvl w:ilvl="5">
+      <w:start w:val="1"/>
+      <w:numFmt w:val="decimal"/>
+      <w:lvlText w:val="%1.%2.%3.%4.%5.%6."/>
+      <w:lvlJc w:val="left"/>
+      <w:pPr>
+        <w:ind w:left="1134" w:hanging="1134"/>
+      </w:pPr>
+      <w:rPr>
+        <w:rFonts w:hint="eastAsia"/>
+      </w:rPr>
+    </w:lvl>
+    <w:lvl w:ilvl="6">
+      <w:start w:val="1"/>
+      <w:numFmt w:val="decimal"/>
+      <w:lvlText w:val="%1.%2.%3.%4.%5.%6.%7."/>
+      <w:lvlJc w:val="left"/>
+      <w:pPr>
+        <w:ind w:left="1276" w:hanging="1276"/>
+      </w:pPr>
+      <w:rPr>
+        <w:rFonts w:hint="eastAsia"/>
+      </w:rPr>
+    </w:lvl>
+    <w:lvl w:ilvl="7">
+      <w:start w:val="1"/>
+      <w:numFmt w:val="decimal"/>
+      <w:lvlText w:val="%1.%2.%3.%4.%5.%6.%7.%8."/>
+      <w:lvlJc w:val="left"/>
+      <w:pPr>
+        <w:ind w:left="1418" w:hanging="1418"/>
+      </w:pPr>
+      <w:rPr>
+        <w:rFonts w:hint="eastAsia"/>
+      </w:rPr>
+    </w:lvl>
+    <w:lvl w:ilvl="8">
+      <w:start w:val="1"/>
+      <w:numFmt w:val="decimal"/>
+      <w:lvlText w:val="%1.%2.%3.%4.%5.%6.%7.%8.%9."/>
+      <w:lvlJc w:val="left"/>
+      <w:pPr>
+        <w:ind w:left="1559" w:hanging="1559"/>
+      </w:pPr>
+      <w:rPr>
+        <w:rFonts w:hint="eastAsia"/>
+      </w:rPr>
+    </w:lvl>
+  </w:abstractNum>
+  <w:abstractNum w:abstractNumId="2" w15:restartNumberingAfterBreak="0">
     <w:nsid w:val="0D7272FE"/>
     <w:multiLevelType w:val="multilevel"/>
     <w:tmpl w:val="144AC0D2"/>
@@ -2451,7 +4186,120 @@
       </w:rPr>
     </w:lvl>
   </w:abstractNum>
-  <w:abstractNum w:abstractNumId="2" w15:restartNumberingAfterBreak="0">
+  <w:abstractNum w:abstractNumId="3" w15:restartNumberingAfterBreak="0">
+    <w:nsid w:val="0F4F7875"/>
+    <w:multiLevelType w:val="multilevel"/>
+    <w:tmpl w:val="144AC0D2"/>
+    <w:lvl w:ilvl="0">
+      <w:start w:val="1"/>
+      <w:numFmt w:val="decimal"/>
+      <w:lvlText w:val="%1."/>
+      <w:lvlJc w:val="left"/>
+      <w:pPr>
+        <w:ind w:left="425" w:hanging="425"/>
+      </w:pPr>
+      <w:rPr>
+        <w:rFonts w:hint="eastAsia"/>
+      </w:rPr>
+    </w:lvl>
+    <w:lvl w:ilvl="1">
+      <w:start w:val="1"/>
+      <w:numFmt w:val="decimal"/>
+      <w:lvlText w:val="%1.%2"/>
+      <w:lvlJc w:val="left"/>
+      <w:pPr>
+        <w:ind w:left="454" w:hanging="454"/>
+      </w:pPr>
+      <w:rPr>
+        <w:rFonts w:hint="eastAsia"/>
+      </w:rPr>
+    </w:lvl>
+    <w:lvl w:ilvl="2">
+      <w:start w:val="1"/>
+      <w:numFmt w:val="decimal"/>
+      <w:lvlText w:val="%1.%2.%3"/>
+      <w:lvlJc w:val="left"/>
+      <w:pPr>
+        <w:ind w:left="567" w:hanging="567"/>
+      </w:pPr>
+      <w:rPr>
+        <w:rFonts w:hint="eastAsia"/>
+      </w:rPr>
+    </w:lvl>
+    <w:lvl w:ilvl="3">
+      <w:start w:val="1"/>
+      <w:numFmt w:val="decimal"/>
+      <w:lvlText w:val="%1.%2.%3.%4."/>
+      <w:lvlJc w:val="left"/>
+      <w:pPr>
+        <w:ind w:left="851" w:hanging="851"/>
+      </w:pPr>
+      <w:rPr>
+        <w:rFonts w:hint="eastAsia"/>
+      </w:rPr>
+    </w:lvl>
+    <w:lvl w:ilvl="4">
+      <w:start w:val="1"/>
+      <w:numFmt w:val="decimal"/>
+      <w:lvlText w:val="%1.%2.%3.%4.%5."/>
+      <w:lvlJc w:val="left"/>
+      <w:pPr>
+        <w:ind w:left="992" w:hanging="992"/>
+      </w:pPr>
+      <w:rPr>
+        <w:rFonts w:hint="eastAsia"/>
+      </w:rPr>
+    </w:lvl>
+    <w:lvl w:ilvl="5">
+      <w:start w:val="1"/>
+      <w:numFmt w:val="decimal"/>
+      <w:lvlText w:val="%1.%2.%3.%4.%5.%6."/>
+      <w:lvlJc w:val="left"/>
+      <w:pPr>
+        <w:ind w:left="1134" w:hanging="1134"/>
+      </w:pPr>
+      <w:rPr>
+        <w:rFonts w:hint="eastAsia"/>
+      </w:rPr>
+    </w:lvl>
+    <w:lvl w:ilvl="6">
+      <w:start w:val="1"/>
+      <w:numFmt w:val="decimal"/>
+      <w:lvlText w:val="%1.%2.%3.%4.%5.%6.%7."/>
+      <w:lvlJc w:val="left"/>
+      <w:pPr>
+        <w:ind w:left="1276" w:hanging="1276"/>
+      </w:pPr>
+      <w:rPr>
+        <w:rFonts w:hint="eastAsia"/>
+      </w:rPr>
+    </w:lvl>
+    <w:lvl w:ilvl="7">
+      <w:start w:val="1"/>
+      <w:numFmt w:val="decimal"/>
+      <w:lvlText w:val="%1.%2.%3.%4.%5.%6.%7.%8."/>
+      <w:lvlJc w:val="left"/>
+      <w:pPr>
+        <w:ind w:left="1418" w:hanging="1418"/>
+      </w:pPr>
+      <w:rPr>
+        <w:rFonts w:hint="eastAsia"/>
+      </w:rPr>
+    </w:lvl>
+    <w:lvl w:ilvl="8">
+      <w:start w:val="1"/>
+      <w:numFmt w:val="decimal"/>
+      <w:lvlText w:val="%1.%2.%3.%4.%5.%6.%7.%8.%9."/>
+      <w:lvlJc w:val="left"/>
+      <w:pPr>
+        <w:ind w:left="1559" w:hanging="1559"/>
+      </w:pPr>
+      <w:rPr>
+        <w:rFonts w:hint="eastAsia"/>
+      </w:rPr>
+    </w:lvl>
+  </w:abstractNum>
+  <w:abstractNum w:abstractNumId="4" w15:restartNumberingAfterBreak="0">
     <w:nsid w:val="104549E8"/>
     <w:multiLevelType w:val="multilevel"/>
     <w:tmpl w:val="144AC0D2"/>
@@ -2564,7 +4412,7 @@
       </w:rPr>
     </w:lvl>
   </w:abstractNum>
-  <w:abstractNum w:abstractNumId="3" w15:restartNumberingAfterBreak="0">
+  <w:abstractNum w:abstractNumId="5" w15:restartNumberingAfterBreak="0">
     <w:nsid w:val="142E4D50"/>
     <w:multiLevelType w:val="multilevel"/>
     <w:tmpl w:val="5E566206"/>
@@ -2681,7 +4529,7 @@
       </w:pPr>
     </w:lvl>
   </w:abstractNum>
-  <w:abstractNum w:abstractNumId="4" w15:restartNumberingAfterBreak="0">
+  <w:abstractNum w:abstractNumId="6" w15:restartNumberingAfterBreak="0">
     <w:nsid w:val="1B0F323F"/>
     <w:multiLevelType w:val="multilevel"/>
     <w:tmpl w:val="AB1262C0"/>
@@ -2798,7 +4646,7 @@
       </w:pPr>
     </w:lvl>
   </w:abstractNum>
-  <w:abstractNum w:abstractNumId="5" w15:restartNumberingAfterBreak="0">
+  <w:abstractNum w:abstractNumId="7" w15:restartNumberingAfterBreak="0">
     <w:nsid w:val="1DA45424"/>
     <w:multiLevelType w:val="hybridMultilevel"/>
     <w:tmpl w:val="1876C1F2"/>
@@ -2887,7 +4735,120 @@
       </w:pPr>
     </w:lvl>
   </w:abstractNum>
-  <w:abstractNum w:abstractNumId="6" w15:restartNumberingAfterBreak="0">
+  <w:abstractNum w:abstractNumId="8" w15:restartNumberingAfterBreak="0">
+    <w:nsid w:val="233A2797"/>
+    <w:multiLevelType w:val="multilevel"/>
+    <w:tmpl w:val="144AC0D2"/>
+    <w:lvl w:ilvl="0">
+      <w:start w:val="1"/>
+      <w:numFmt w:val="decimal"/>
+      <w:lvlText w:val="%1."/>
+      <w:lvlJc w:val="left"/>
+      <w:pPr>
+        <w:ind w:left="425" w:hanging="425"/>
+      </w:pPr>
+      <w:rPr>
+        <w:rFonts w:hint="eastAsia"/>
+      </w:rPr>
+    </w:lvl>
+    <w:lvl w:ilvl="1">
+      <w:start w:val="1"/>
+      <w:numFmt w:val="decimal"/>
+      <w:lvlText w:val="%1.%2"/>
+      <w:lvlJc w:val="left"/>
+      <w:pPr>
+        <w:ind w:left="454" w:hanging="454"/>
+      </w:pPr>
+      <w:rPr>
+        <w:rFonts w:hint="eastAsia"/>
+      </w:rPr>
+    </w:lvl>
+    <w:lvl w:ilvl="2">
+      <w:start w:val="1"/>
+      <w:numFmt w:val="decimal"/>
+      <w:lvlText w:val="%1.%2.%3"/>
+      <w:lvlJc w:val="left"/>
+      <w:pPr>
+        <w:ind w:left="567" w:hanging="567"/>
+      </w:pPr>
+      <w:rPr>
+        <w:rFonts w:hint="eastAsia"/>
+      </w:rPr>
+    </w:lvl>
+    <w:lvl w:ilvl="3">
+      <w:start w:val="1"/>
+      <w:numFmt w:val="decimal"/>
+      <w:lvlText w:val="%1.%2.%3.%4."/>
+      <w:lvlJc w:val="left"/>
+      <w:pPr>
+        <w:ind w:left="851" w:hanging="851"/>
+      </w:pPr>
+      <w:rPr>
+        <w:rFonts w:hint="eastAsia"/>
+      </w:rPr>
+    </w:lvl>
+    <w:lvl w:ilvl="4">
+      <w:start w:val="1"/>
+      <w:numFmt w:val="decimal"/>
+      <w:lvlText w:val="%1.%2.%3.%4.%5."/>
+      <w:lvlJc w:val="left"/>
+      <w:pPr>
+        <w:ind w:left="992" w:hanging="992"/>
+      </w:pPr>
+      <w:rPr>
+        <w:rFonts w:hint="eastAsia"/>
+      </w:rPr>
+    </w:lvl>
+    <w:lvl w:ilvl="5">
+      <w:start w:val="1"/>
+      <w:numFmt w:val="decimal"/>
+      <w:lvlText w:val="%1.%2.%3.%4.%5.%6."/>
+      <w:lvlJc w:val="left"/>
+      <w:pPr>
+        <w:ind w:left="1134" w:hanging="1134"/>
+      </w:pPr>
+      <w:rPr>
+        <w:rFonts w:hint="eastAsia"/>
+      </w:rPr>
+    </w:lvl>
+    <w:lvl w:ilvl="6">
+      <w:start w:val="1"/>
+      <w:numFmt w:val="decimal"/>
+      <w:lvlText w:val="%1.%2.%3.%4.%5.%6.%7."/>
+      <w:lvlJc w:val="left"/>
+      <w:pPr>
+        <w:ind w:left="1276" w:hanging="1276"/>
+      </w:pPr>
+      <w:rPr>
+        <w:rFonts w:hint="eastAsia"/>
+      </w:rPr>
+    </w:lvl>
+    <w:lvl w:ilvl="7">
+      <w:start w:val="1"/>
+      <w:numFmt w:val="decimal"/>
+      <w:lvlText w:val="%1.%2.%3.%4.%5.%6.%7.%8."/>
+      <w:lvlJc w:val="left"/>
+      <w:pPr>
+        <w:ind w:left="1418" w:hanging="1418"/>
+      </w:pPr>
+      <w:rPr>
+        <w:rFonts w:hint="eastAsia"/>
+      </w:rPr>
+    </w:lvl>
+    <w:lvl w:ilvl="8">
+      <w:start w:val="1"/>
+      <w:numFmt w:val="decimal"/>
+      <w:lvlText w:val="%1.%2.%3.%4.%5.%6.%7.%8.%9."/>
+      <w:lvlJc w:val="left"/>
+      <w:pPr>
+        <w:ind w:left="1559" w:hanging="1559"/>
+      </w:pPr>
+      <w:rPr>
+        <w:rFonts w:hint="eastAsia"/>
+      </w:rPr>
+    </w:lvl>
+  </w:abstractNum>
+  <w:abstractNum w:abstractNumId="9" w15:restartNumberingAfterBreak="0">
     <w:nsid w:val="246D27C4"/>
     <w:multiLevelType w:val="multilevel"/>
     <w:tmpl w:val="144AC0D2"/>
@@ -3000,7 +4961,233 @@
       </w:rPr>
     </w:lvl>
   </w:abstractNum>
-  <w:abstractNum w:abstractNumId="7" w15:restartNumberingAfterBreak="0">
+  <w:abstractNum w:abstractNumId="10" w15:restartNumberingAfterBreak="0">
+    <w:nsid w:val="32E83597"/>
+    <w:multiLevelType w:val="multilevel"/>
+    <w:tmpl w:val="144AC0D2"/>
+    <w:lvl w:ilvl="0">
+      <w:start w:val="1"/>
+      <w:numFmt w:val="decimal"/>
+      <w:lvlText w:val="%1."/>
+      <w:lvlJc w:val="left"/>
+      <w:pPr>
+        <w:ind w:left="425" w:hanging="425"/>
+      </w:pPr>
+      <w:rPr>
+        <w:rFonts w:hint="eastAsia"/>
+      </w:rPr>
+    </w:lvl>
+    <w:lvl w:ilvl="1">
+      <w:start w:val="1"/>
+      <w:numFmt w:val="decimal"/>
+      <w:lvlText w:val="%1.%2"/>
+      <w:lvlJc w:val="left"/>
+      <w:pPr>
+        <w:ind w:left="454" w:hanging="454"/>
+      </w:pPr>
+      <w:rPr>
+        <w:rFonts w:hint="eastAsia"/>
+      </w:rPr>
+    </w:lvl>
+    <w:lvl w:ilvl="2">
+      <w:start w:val="1"/>
+      <w:numFmt w:val="decimal"/>
+      <w:lvlText w:val="%1.%2.%3"/>
+      <w:lvlJc w:val="left"/>
+      <w:pPr>
+        <w:ind w:left="567" w:hanging="567"/>
+      </w:pPr>
+      <w:rPr>
+        <w:rFonts w:hint="eastAsia"/>
+      </w:rPr>
+    </w:lvl>
+    <w:lvl w:ilvl="3">
+      <w:start w:val="1"/>
+      <w:numFmt w:val="decimal"/>
+      <w:lvlText w:val="%1.%2.%3.%4."/>
+      <w:lvlJc w:val="left"/>
+      <w:pPr>
+        <w:ind w:left="851" w:hanging="851"/>
+      </w:pPr>
+      <w:rPr>
+        <w:rFonts w:hint="eastAsia"/>
+      </w:rPr>
+    </w:lvl>
+    <w:lvl w:ilvl="4">
+      <w:start w:val="1"/>
+      <w:numFmt w:val="decimal"/>
+      <w:lvlText w:val="%1.%2.%3.%4.%5."/>
+      <w:lvlJc w:val="left"/>
+      <w:pPr>
+        <w:ind w:left="992" w:hanging="992"/>
+      </w:pPr>
+      <w:rPr>
+        <w:rFonts w:hint="eastAsia"/>
+      </w:rPr>
+    </w:lvl>
+    <w:lvl w:ilvl="5">
+      <w:start w:val="1"/>
+      <w:numFmt w:val="decimal"/>
+      <w:lvlText w:val="%1.%2.%3.%4.%5.%6."/>
+      <w:lvlJc w:val="left"/>
+      <w:pPr>
+        <w:ind w:left="1134" w:hanging="1134"/>
+      </w:pPr>
+      <w:rPr>
+        <w:rFonts w:hint="eastAsia"/>
+      </w:rPr>
+    </w:lvl>
+    <w:lvl w:ilvl="6">
+      <w:start w:val="1"/>
+      <w:numFmt w:val="decimal"/>
+      <w:lvlText w:val="%1.%2.%3.%4.%5.%6.%7."/>
+      <w:lvlJc w:val="left"/>
+      <w:pPr>
+        <w:ind w:left="1276" w:hanging="1276"/>
+      </w:pPr>
+      <w:rPr>
+        <w:rFonts w:hint="eastAsia"/>
+      </w:rPr>
+    </w:lvl>
+    <w:lvl w:ilvl="7">
+      <w:start w:val="1"/>
+      <w:numFmt w:val="decimal"/>
+      <w:lvlText w:val="%1.%2.%3.%4.%5.%6.%7.%8."/>
+      <w:lvlJc w:val="left"/>
+      <w:pPr>
+        <w:ind w:left="1418" w:hanging="1418"/>
+      </w:pPr>
+      <w:rPr>
+        <w:rFonts w:hint="eastAsia"/>
+      </w:rPr>
+    </w:lvl>
+    <w:lvl w:ilvl="8">
+      <w:start w:val="1"/>
+      <w:numFmt w:val="decimal"/>
+      <w:lvlText w:val="%1.%2.%3.%4.%5.%6.%7.%8.%9."/>
+      <w:lvlJc w:val="left"/>
+      <w:pPr>
+        <w:ind w:left="1559" w:hanging="1559"/>
+      </w:pPr>
+      <w:rPr>
+        <w:rFonts w:hint="eastAsia"/>
+      </w:rPr>
+    </w:lvl>
+  </w:abstractNum>
+  <w:abstractNum w:abstractNumId="11" w15:restartNumberingAfterBreak="0">
+    <w:nsid w:val="349F79A2"/>
+    <w:multiLevelType w:val="multilevel"/>
+    <w:tmpl w:val="144AC0D2"/>
+    <w:lvl w:ilvl="0">
+      <w:start w:val="1"/>
+      <w:numFmt w:val="decimal"/>
+      <w:lvlText w:val="%1."/>
+      <w:lvlJc w:val="left"/>
+      <w:pPr>
+        <w:ind w:left="425" w:hanging="425"/>
+      </w:pPr>
+      <w:rPr>
+        <w:rFonts w:hint="eastAsia"/>
+      </w:rPr>
+    </w:lvl>
+    <w:lvl w:ilvl="1">
+      <w:start w:val="1"/>
+      <w:numFmt w:val="decimal"/>
+      <w:lvlText w:val="%1.%2"/>
+      <w:lvlJc w:val="left"/>
+      <w:pPr>
+        <w:ind w:left="454" w:hanging="454"/>
+      </w:pPr>
+      <w:rPr>
+        <w:rFonts w:hint="eastAsia"/>
+      </w:rPr>
+    </w:lvl>
+    <w:lvl w:ilvl="2">
+      <w:start w:val="1"/>
+      <w:numFmt w:val="decimal"/>
+      <w:lvlText w:val="%1.%2.%3"/>
+      <w:lvlJc w:val="left"/>
+      <w:pPr>
+        <w:ind w:left="567" w:hanging="567"/>
+      </w:pPr>
+      <w:rPr>
+        <w:rFonts w:hint="eastAsia"/>
+      </w:rPr>
+    </w:lvl>
+    <w:lvl w:ilvl="3">
+      <w:start w:val="1"/>
+      <w:numFmt w:val="decimal"/>
+      <w:lvlText w:val="%1.%2.%3.%4."/>
+      <w:lvlJc w:val="left"/>
+      <w:pPr>
+        <w:ind w:left="851" w:hanging="851"/>
+      </w:pPr>
+      <w:rPr>
+        <w:rFonts w:hint="eastAsia"/>
+      </w:rPr>
+    </w:lvl>
+    <w:lvl w:ilvl="4">
+      <w:start w:val="1"/>
+      <w:numFmt w:val="decimal"/>
+      <w:lvlText w:val="%1.%2.%3.%4.%5."/>
+      <w:lvlJc w:val="left"/>
+      <w:pPr>
+        <w:ind w:left="992" w:hanging="992"/>
+      </w:pPr>
+      <w:rPr>
+        <w:rFonts w:hint="eastAsia"/>
+      </w:rPr>
+    </w:lvl>
+    <w:lvl w:ilvl="5">
+      <w:start w:val="1"/>
+      <w:numFmt w:val="decimal"/>
+      <w:lvlText w:val="%1.%2.%3.%4.%5.%6."/>
+      <w:lvlJc w:val="left"/>
+      <w:pPr>
+        <w:ind w:left="1134" w:hanging="1134"/>
+      </w:pPr>
+      <w:rPr>
+        <w:rFonts w:hint="eastAsia"/>
+      </w:rPr>
+    </w:lvl>
+    <w:lvl w:ilvl="6">
+      <w:start w:val="1"/>
+      <w:numFmt w:val="decimal"/>
+      <w:lvlText w:val="%1.%2.%3.%4.%5.%6.%7."/>
+      <w:lvlJc w:val="left"/>
+      <w:pPr>
+        <w:ind w:left="1276" w:hanging="1276"/>
+      </w:pPr>
+      <w:rPr>
+        <w:rFonts w:hint="eastAsia"/>
+      </w:rPr>
+    </w:lvl>
+    <w:lvl w:ilvl="7">
+      <w:start w:val="1"/>
+      <w:numFmt w:val="decimal"/>
+      <w:lvlText w:val="%1.%2.%3.%4.%5.%6.%7.%8."/>
+      <w:lvlJc w:val="left"/>
+      <w:pPr>
+        <w:ind w:left="1418" w:hanging="1418"/>
+      </w:pPr>
+      <w:rPr>
+        <w:rFonts w:hint="eastAsia"/>
+      </w:rPr>
+    </w:lvl>
+    <w:lvl w:ilvl="8">
+      <w:start w:val="1"/>
+      <w:numFmt w:val="decimal"/>
+      <w:lvlText w:val="%1.%2.%3.%4.%5.%6.%7.%8.%9."/>
+      <w:lvlJc w:val="left"/>
+      <w:pPr>
+        <w:ind w:left="1559" w:hanging="1559"/>
+      </w:pPr>
+      <w:rPr>
+        <w:rFonts w:hint="eastAsia"/>
+      </w:rPr>
+    </w:lvl>
+  </w:abstractNum>
+  <w:abstractNum w:abstractNumId="12" w15:restartNumberingAfterBreak="0">
     <w:nsid w:val="37916B34"/>
     <w:multiLevelType w:val="multilevel"/>
     <w:tmpl w:val="144AC0D2"/>
@@ -3113,7 +5300,7 @@
       </w:rPr>
     </w:lvl>
   </w:abstractNum>
-  <w:abstractNum w:abstractNumId="8" w15:restartNumberingAfterBreak="0">
+  <w:abstractNum w:abstractNumId="13" w15:restartNumberingAfterBreak="0">
     <w:nsid w:val="37EB66FF"/>
     <w:multiLevelType w:val="multilevel"/>
     <w:tmpl w:val="144AC0D2"/>
@@ -3226,7 +5413,233 @@
       </w:rPr>
     </w:lvl>
   </w:abstractNum>
-  <w:abstractNum w:abstractNumId="9" w15:restartNumberingAfterBreak="0">
+  <w:abstractNum w:abstractNumId="14" w15:restartNumberingAfterBreak="0">
+    <w:nsid w:val="39547EA7"/>
+    <w:multiLevelType w:val="multilevel"/>
+    <w:tmpl w:val="144AC0D2"/>
+    <w:lvl w:ilvl="0">
+      <w:start w:val="1"/>
+      <w:numFmt w:val="decimal"/>
+      <w:lvlText w:val="%1."/>
+      <w:lvlJc w:val="left"/>
+      <w:pPr>
+        <w:ind w:left="425" w:hanging="425"/>
+      </w:pPr>
+      <w:rPr>
+        <w:rFonts w:hint="eastAsia"/>
+      </w:rPr>
+    </w:lvl>
+    <w:lvl w:ilvl="1">
+      <w:start w:val="1"/>
+      <w:numFmt w:val="decimal"/>
+      <w:lvlText w:val="%1.%2"/>
+      <w:lvlJc w:val="left"/>
+      <w:pPr>
+        <w:ind w:left="454" w:hanging="454"/>
+      </w:pPr>
+      <w:rPr>
+        <w:rFonts w:hint="eastAsia"/>
+      </w:rPr>
+    </w:lvl>
+    <w:lvl w:ilvl="2">
+      <w:start w:val="1"/>
+      <w:numFmt w:val="decimal"/>
+      <w:lvlText w:val="%1.%2.%3"/>
+      <w:lvlJc w:val="left"/>
+      <w:pPr>
+        <w:ind w:left="567" w:hanging="567"/>
+      </w:pPr>
+      <w:rPr>
+        <w:rFonts w:hint="eastAsia"/>
+      </w:rPr>
+    </w:lvl>
+    <w:lvl w:ilvl="3">
+      <w:start w:val="1"/>
+      <w:numFmt w:val="decimal"/>
+      <w:lvlText w:val="%1.%2.%3.%4."/>
+      <w:lvlJc w:val="left"/>
+      <w:pPr>
+        <w:ind w:left="851" w:hanging="851"/>
+      </w:pPr>
+      <w:rPr>
+        <w:rFonts w:hint="eastAsia"/>
+      </w:rPr>
+    </w:lvl>
+    <w:lvl w:ilvl="4">
+      <w:start w:val="1"/>
+      <w:numFmt w:val="decimal"/>
+      <w:lvlText w:val="%1.%2.%3.%4.%5."/>
+      <w:lvlJc w:val="left"/>
+      <w:pPr>
+        <w:ind w:left="992" w:hanging="992"/>
+      </w:pPr>
+      <w:rPr>
+        <w:rFonts w:hint="eastAsia"/>
+      </w:rPr>
+    </w:lvl>
+    <w:lvl w:ilvl="5">
+      <w:start w:val="1"/>
+      <w:numFmt w:val="decimal"/>
+      <w:lvlText w:val="%1.%2.%3.%4.%5.%6."/>
+      <w:lvlJc w:val="left"/>
+      <w:pPr>
+        <w:ind w:left="1134" w:hanging="1134"/>
+      </w:pPr>
+      <w:rPr>
+        <w:rFonts w:hint="eastAsia"/>
+      </w:rPr>
+    </w:lvl>
+    <w:lvl w:ilvl="6">
+      <w:start w:val="1"/>
+      <w:numFmt w:val="decimal"/>
+      <w:lvlText w:val="%1.%2.%3.%4.%5.%6.%7."/>
+      <w:lvlJc w:val="left"/>
+      <w:pPr>
+        <w:ind w:left="1276" w:hanging="1276"/>
+      </w:pPr>
+      <w:rPr>
+        <w:rFonts w:hint="eastAsia"/>
+      </w:rPr>
+    </w:lvl>
+    <w:lvl w:ilvl="7">
+      <w:start w:val="1"/>
+      <w:numFmt w:val="decimal"/>
+      <w:lvlText w:val="%1.%2.%3.%4.%5.%6.%7.%8."/>
+      <w:lvlJc w:val="left"/>
+      <w:pPr>
+        <w:ind w:left="1418" w:hanging="1418"/>
+      </w:pPr>
+      <w:rPr>
+        <w:rFonts w:hint="eastAsia"/>
+      </w:rPr>
+    </w:lvl>
+    <w:lvl w:ilvl="8">
+      <w:start w:val="1"/>
+      <w:numFmt w:val="decimal"/>
+      <w:lvlText w:val="%1.%2.%3.%4.%5.%6.%7.%8.%9."/>
+      <w:lvlJc w:val="left"/>
+      <w:pPr>
+        <w:ind w:left="1559" w:hanging="1559"/>
+      </w:pPr>
+      <w:rPr>
+        <w:rFonts w:hint="eastAsia"/>
+      </w:rPr>
+    </w:lvl>
+  </w:abstractNum>
+  <w:abstractNum w:abstractNumId="15" w15:restartNumberingAfterBreak="0">
+    <w:nsid w:val="3E6A35F5"/>
+    <w:multiLevelType w:val="multilevel"/>
+    <w:tmpl w:val="144AC0D2"/>
+    <w:lvl w:ilvl="0">
+      <w:start w:val="1"/>
+      <w:numFmt w:val="decimal"/>
+      <w:lvlText w:val="%1."/>
+      <w:lvlJc w:val="left"/>
+      <w:pPr>
+        <w:ind w:left="425" w:hanging="425"/>
+      </w:pPr>
+      <w:rPr>
+        <w:rFonts w:hint="eastAsia"/>
+      </w:rPr>
+    </w:lvl>
+    <w:lvl w:ilvl="1">
+      <w:start w:val="1"/>
+      <w:numFmt w:val="decimal"/>
+      <w:lvlText w:val="%1.%2"/>
+      <w:lvlJc w:val="left"/>
+      <w:pPr>
+        <w:ind w:left="454" w:hanging="454"/>
+      </w:pPr>
+      <w:rPr>
+        <w:rFonts w:hint="eastAsia"/>
+      </w:rPr>
+    </w:lvl>
+    <w:lvl w:ilvl="2">
+      <w:start w:val="1"/>
+      <w:numFmt w:val="decimal"/>
+      <w:lvlText w:val="%1.%2.%3"/>
+      <w:lvlJc w:val="left"/>
+      <w:pPr>
+        <w:ind w:left="567" w:hanging="567"/>
+      </w:pPr>
+      <w:rPr>
+        <w:rFonts w:hint="eastAsia"/>
+      </w:rPr>
+    </w:lvl>
+    <w:lvl w:ilvl="3">
+      <w:start w:val="1"/>
+      <w:numFmt w:val="decimal"/>
+      <w:lvlText w:val="%1.%2.%3.%4."/>
+      <w:lvlJc w:val="left"/>
+      <w:pPr>
+        <w:ind w:left="851" w:hanging="851"/>
+      </w:pPr>
+      <w:rPr>
+        <w:rFonts w:hint="eastAsia"/>
+      </w:rPr>
+    </w:lvl>
+    <w:lvl w:ilvl="4">
+      <w:start w:val="1"/>
+      <w:numFmt w:val="decimal"/>
+      <w:lvlText w:val="%1.%2.%3.%4.%5."/>
+      <w:lvlJc w:val="left"/>
+      <w:pPr>
+        <w:ind w:left="992" w:hanging="992"/>
+      </w:pPr>
+      <w:rPr>
+        <w:rFonts w:hint="eastAsia"/>
+      </w:rPr>
+    </w:lvl>
+    <w:lvl w:ilvl="5">
+      <w:start w:val="1"/>
+      <w:numFmt w:val="decimal"/>
+      <w:lvlText w:val="%1.%2.%3.%4.%5.%6."/>
+      <w:lvlJc w:val="left"/>
+      <w:pPr>
+        <w:ind w:left="1134" w:hanging="1134"/>
+      </w:pPr>
+      <w:rPr>
+        <w:rFonts w:hint="eastAsia"/>
+      </w:rPr>
+    </w:lvl>
+    <w:lvl w:ilvl="6">
+      <w:start w:val="1"/>
+      <w:numFmt w:val="decimal"/>
+      <w:lvlText w:val="%1.%2.%3.%4.%5.%6.%7."/>
+      <w:lvlJc w:val="left"/>
+      <w:pPr>
+        <w:ind w:left="1276" w:hanging="1276"/>
+      </w:pPr>
+      <w:rPr>
+        <w:rFonts w:hint="eastAsia"/>
+      </w:rPr>
+    </w:lvl>
+    <w:lvl w:ilvl="7">
+      <w:start w:val="1"/>
+      <w:numFmt w:val="decimal"/>
+      <w:lvlText w:val="%1.%2.%3.%4.%5.%6.%7.%8."/>
+      <w:lvlJc w:val="left"/>
+      <w:pPr>
+        <w:ind w:left="1418" w:hanging="1418"/>
+      </w:pPr>
+      <w:rPr>
+        <w:rFonts w:hint="eastAsia"/>
+      </w:rPr>
+    </w:lvl>
+    <w:lvl w:ilvl="8">
+      <w:start w:val="1"/>
+      <w:numFmt w:val="decimal"/>
+      <w:lvlText w:val="%1.%2.%3.%4.%5.%6.%7.%8.%9."/>
+      <w:lvlJc w:val="left"/>
+      <w:pPr>
+        <w:ind w:left="1559" w:hanging="1559"/>
+      </w:pPr>
+      <w:rPr>
+        <w:rFonts w:hint="eastAsia"/>
+      </w:rPr>
+    </w:lvl>
+  </w:abstractNum>
+  <w:abstractNum w:abstractNumId="16" w15:restartNumberingAfterBreak="0">
     <w:nsid w:val="3EB5772C"/>
     <w:multiLevelType w:val="multilevel"/>
     <w:tmpl w:val="5A7A5FB6"/>
@@ -3343,7 +5756,120 @@
       </w:pPr>
     </w:lvl>
   </w:abstractNum>
-  <w:abstractNum w:abstractNumId="10" w15:restartNumberingAfterBreak="0">
+  <w:abstractNum w:abstractNumId="17" w15:restartNumberingAfterBreak="0">
+    <w:nsid w:val="40D44D39"/>
+    <w:multiLevelType w:val="multilevel"/>
+    <w:tmpl w:val="144AC0D2"/>
+    <w:lvl w:ilvl="0">
+      <w:start w:val="1"/>
+      <w:numFmt w:val="decimal"/>
+      <w:lvlText w:val="%1."/>
+      <w:lvlJc w:val="left"/>
+      <w:pPr>
+        <w:ind w:left="425" w:hanging="425"/>
+      </w:pPr>
+      <w:rPr>
+        <w:rFonts w:hint="eastAsia"/>
+      </w:rPr>
+    </w:lvl>
+    <w:lvl w:ilvl="1">
+      <w:start w:val="1"/>
+      <w:numFmt w:val="decimal"/>
+      <w:lvlText w:val="%1.%2"/>
+      <w:lvlJc w:val="left"/>
+      <w:pPr>
+        <w:ind w:left="454" w:hanging="454"/>
+      </w:pPr>
+      <w:rPr>
+        <w:rFonts w:hint="eastAsia"/>
+      </w:rPr>
+    </w:lvl>
+    <w:lvl w:ilvl="2">
+      <w:start w:val="1"/>
+      <w:numFmt w:val="decimal"/>
+      <w:lvlText w:val="%1.%2.%3"/>
+      <w:lvlJc w:val="left"/>
+      <w:pPr>
+        <w:ind w:left="567" w:hanging="567"/>
+      </w:pPr>
+      <w:rPr>
+        <w:rFonts w:hint="eastAsia"/>
+      </w:rPr>
+    </w:lvl>
+    <w:lvl w:ilvl="3">
+      <w:start w:val="1"/>
+      <w:numFmt w:val="decimal"/>
+      <w:lvlText w:val="%1.%2.%3.%4."/>
+      <w:lvlJc w:val="left"/>
+      <w:pPr>
+        <w:ind w:left="851" w:hanging="851"/>
+      </w:pPr>
+      <w:rPr>
+        <w:rFonts w:hint="eastAsia"/>
+      </w:rPr>
+    </w:lvl>
+    <w:lvl w:ilvl="4">
+      <w:start w:val="1"/>
+      <w:numFmt w:val="decimal"/>
+      <w:lvlText w:val="%1.%2.%3.%4.%5."/>
+      <w:lvlJc w:val="left"/>
+      <w:pPr>
+        <w:ind w:left="992" w:hanging="992"/>
+      </w:pPr>
+      <w:rPr>
+        <w:rFonts w:hint="eastAsia"/>
+      </w:rPr>
+    </w:lvl>
+    <w:lvl w:ilvl="5">
+      <w:start w:val="1"/>
+      <w:numFmt w:val="decimal"/>
+      <w:lvlText w:val="%1.%2.%3.%4.%5.%6."/>
+      <w:lvlJc w:val="left"/>
+      <w:pPr>
+        <w:ind w:left="1134" w:hanging="1134"/>
+      </w:pPr>
+      <w:rPr>
+        <w:rFonts w:hint="eastAsia"/>
+      </w:rPr>
+    </w:lvl>
+    <w:lvl w:ilvl="6">
+      <w:start w:val="1"/>
+      <w:numFmt w:val="decimal"/>
+      <w:lvlText w:val="%1.%2.%3.%4.%5.%6.%7."/>
+      <w:lvlJc w:val="left"/>
+      <w:pPr>
+        <w:ind w:left="1276" w:hanging="1276"/>
+      </w:pPr>
+      <w:rPr>
+        <w:rFonts w:hint="eastAsia"/>
+      </w:rPr>
+    </w:lvl>
+    <w:lvl w:ilvl="7">
+      <w:start w:val="1"/>
+      <w:numFmt w:val="decimal"/>
+      <w:lvlText w:val="%1.%2.%3.%4.%5.%6.%7.%8."/>
+      <w:lvlJc w:val="left"/>
+      <w:pPr>
+        <w:ind w:left="1418" w:hanging="1418"/>
+      </w:pPr>
+      <w:rPr>
+        <w:rFonts w:hint="eastAsia"/>
+      </w:rPr>
+    </w:lvl>
+    <w:lvl w:ilvl="8">
+      <w:start w:val="1"/>
+      <w:numFmt w:val="decimal"/>
+      <w:lvlText w:val="%1.%2.%3.%4.%5.%6.%7.%8.%9."/>
+      <w:lvlJc w:val="left"/>
+      <w:pPr>
+        <w:ind w:left="1559" w:hanging="1559"/>
+      </w:pPr>
+      <w:rPr>
+        <w:rFonts w:hint="eastAsia"/>
+      </w:rPr>
+    </w:lvl>
+  </w:abstractNum>
+  <w:abstractNum w:abstractNumId="18" w15:restartNumberingAfterBreak="0">
     <w:nsid w:val="439A28C8"/>
     <w:multiLevelType w:val="multilevel"/>
     <w:tmpl w:val="144AC0D2"/>
@@ -3456,7 +5982,120 @@
       </w:rPr>
     </w:lvl>
   </w:abstractNum>
-  <w:abstractNum w:abstractNumId="11" w15:restartNumberingAfterBreak="0">
+  <w:abstractNum w:abstractNumId="19" w15:restartNumberingAfterBreak="0">
+    <w:nsid w:val="4529757D"/>
+    <w:multiLevelType w:val="multilevel"/>
+    <w:tmpl w:val="144AC0D2"/>
+    <w:lvl w:ilvl="0">
+      <w:start w:val="1"/>
+      <w:numFmt w:val="decimal"/>
+      <w:lvlText w:val="%1."/>
+      <w:lvlJc w:val="left"/>
+      <w:pPr>
+        <w:ind w:left="425" w:hanging="425"/>
+      </w:pPr>
+      <w:rPr>
+        <w:rFonts w:hint="eastAsia"/>
+      </w:rPr>
+    </w:lvl>
+    <w:lvl w:ilvl="1">
+      <w:start w:val="1"/>
+      <w:numFmt w:val="decimal"/>
+      <w:lvlText w:val="%1.%2"/>
+      <w:lvlJc w:val="left"/>
+      <w:pPr>
+        <w:ind w:left="454" w:hanging="454"/>
+      </w:pPr>
+      <w:rPr>
+        <w:rFonts w:hint="eastAsia"/>
+      </w:rPr>
+    </w:lvl>
+    <w:lvl w:ilvl="2">
+      <w:start w:val="1"/>
+      <w:numFmt w:val="decimal"/>
+      <w:lvlText w:val="%1.%2.%3"/>
+      <w:lvlJc w:val="left"/>
+      <w:pPr>
+        <w:ind w:left="567" w:hanging="567"/>
+      </w:pPr>
+      <w:rPr>
+        <w:rFonts w:hint="eastAsia"/>
+      </w:rPr>
+    </w:lvl>
+    <w:lvl w:ilvl="3">
+      <w:start w:val="1"/>
+      <w:numFmt w:val="decimal"/>
+      <w:lvlText w:val="%1.%2.%3.%4."/>
+      <w:lvlJc w:val="left"/>
+      <w:pPr>
+        <w:ind w:left="851" w:hanging="851"/>
+      </w:pPr>
+      <w:rPr>
+        <w:rFonts w:hint="eastAsia"/>
+      </w:rPr>
+    </w:lvl>
+    <w:lvl w:ilvl="4">
+      <w:start w:val="1"/>
+      <w:numFmt w:val="decimal"/>
+      <w:lvlText w:val="%1.%2.%3.%4.%5."/>
+      <w:lvlJc w:val="left"/>
+      <w:pPr>
+        <w:ind w:left="992" w:hanging="992"/>
+      </w:pPr>
+      <w:rPr>
+        <w:rFonts w:hint="eastAsia"/>
+      </w:rPr>
+    </w:lvl>
+    <w:lvl w:ilvl="5">
+      <w:start w:val="1"/>
+      <w:numFmt w:val="decimal"/>
+      <w:lvlText w:val="%1.%2.%3.%4.%5.%6."/>
+      <w:lvlJc w:val="left"/>
+      <w:pPr>
+        <w:ind w:left="1134" w:hanging="1134"/>
+      </w:pPr>
+      <w:rPr>
+        <w:rFonts w:hint="eastAsia"/>
+      </w:rPr>
+    </w:lvl>
+    <w:lvl w:ilvl="6">
+      <w:start w:val="1"/>
+      <w:numFmt w:val="decimal"/>
+      <w:lvlText w:val="%1.%2.%3.%4.%5.%6.%7."/>
+      <w:lvlJc w:val="left"/>
+      <w:pPr>
+        <w:ind w:left="1276" w:hanging="1276"/>
+      </w:pPr>
+      <w:rPr>
+        <w:rFonts w:hint="eastAsia"/>
+      </w:rPr>
+    </w:lvl>
+    <w:lvl w:ilvl="7">
+      <w:start w:val="1"/>
+      <w:numFmt w:val="decimal"/>
+      <w:lvlText w:val="%1.%2.%3.%4.%5.%6.%7.%8."/>
+      <w:lvlJc w:val="left"/>
+      <w:pPr>
+        <w:ind w:left="1418" w:hanging="1418"/>
+      </w:pPr>
+      <w:rPr>
+        <w:rFonts w:hint="eastAsia"/>
+      </w:rPr>
+    </w:lvl>
+    <w:lvl w:ilvl="8">
+      <w:start w:val="1"/>
+      <w:numFmt w:val="decimal"/>
+      <w:lvlText w:val="%1.%2.%3.%4.%5.%6.%7.%8.%9."/>
+      <w:lvlJc w:val="left"/>
+      <w:pPr>
+        <w:ind w:left="1559" w:hanging="1559"/>
+      </w:pPr>
+      <w:rPr>
+        <w:rFonts w:hint="eastAsia"/>
+      </w:rPr>
+    </w:lvl>
+  </w:abstractNum>
+  <w:abstractNum w:abstractNumId="20" w15:restartNumberingAfterBreak="0">
     <w:nsid w:val="4F855CF4"/>
     <w:multiLevelType w:val="multilevel"/>
     <w:tmpl w:val="9B9C232A"/>
@@ -3573,7 +6212,7 @@
       </w:pPr>
     </w:lvl>
   </w:abstractNum>
-  <w:abstractNum w:abstractNumId="12" w15:restartNumberingAfterBreak="0">
+  <w:abstractNum w:abstractNumId="21" w15:restartNumberingAfterBreak="0">
     <w:nsid w:val="4FD315C3"/>
     <w:multiLevelType w:val="multilevel"/>
     <w:tmpl w:val="144AC0D2"/>
@@ -3686,7 +6325,7 @@
       </w:rPr>
     </w:lvl>
   </w:abstractNum>
-  <w:abstractNum w:abstractNumId="13" w15:restartNumberingAfterBreak="0">
+  <w:abstractNum w:abstractNumId="22" w15:restartNumberingAfterBreak="0">
     <w:nsid w:val="545916B9"/>
     <w:multiLevelType w:val="multilevel"/>
     <w:tmpl w:val="144AC0D2"/>
@@ -3799,7 +6438,459 @@
       </w:rPr>
     </w:lvl>
   </w:abstractNum>
-  <w:abstractNum w:abstractNumId="14" w15:restartNumberingAfterBreak="0">
+  <w:abstractNum w:abstractNumId="23" w15:restartNumberingAfterBreak="0">
+    <w:nsid w:val="56356AE1"/>
+    <w:multiLevelType w:val="multilevel"/>
+    <w:tmpl w:val="144AC0D2"/>
+    <w:lvl w:ilvl="0">
+      <w:start w:val="1"/>
+      <w:numFmt w:val="decimal"/>
+      <w:lvlText w:val="%1."/>
+      <w:lvlJc w:val="left"/>
+      <w:pPr>
+        <w:ind w:left="425" w:hanging="425"/>
+      </w:pPr>
+      <w:rPr>
+        <w:rFonts w:hint="eastAsia"/>
+      </w:rPr>
+    </w:lvl>
+    <w:lvl w:ilvl="1">
+      <w:start w:val="1"/>
+      <w:numFmt w:val="decimal"/>
+      <w:lvlText w:val="%1.%2"/>
+      <w:lvlJc w:val="left"/>
+      <w:pPr>
+        <w:ind w:left="454" w:hanging="454"/>
+      </w:pPr>
+      <w:rPr>
+        <w:rFonts w:hint="eastAsia"/>
+      </w:rPr>
+    </w:lvl>
+    <w:lvl w:ilvl="2">
+      <w:start w:val="1"/>
+      <w:numFmt w:val="decimal"/>
+      <w:lvlText w:val="%1.%2.%3"/>
+      <w:lvlJc w:val="left"/>
+      <w:pPr>
+        <w:ind w:left="567" w:hanging="567"/>
+      </w:pPr>
+      <w:rPr>
+        <w:rFonts w:hint="eastAsia"/>
+      </w:rPr>
+    </w:lvl>
+    <w:lvl w:ilvl="3">
+      <w:start w:val="1"/>
+      <w:numFmt w:val="decimal"/>
+      <w:lvlText w:val="%1.%2.%3.%4."/>
+      <w:lvlJc w:val="left"/>
+      <w:pPr>
+        <w:ind w:left="851" w:hanging="851"/>
+      </w:pPr>
+      <w:rPr>
+        <w:rFonts w:hint="eastAsia"/>
+      </w:rPr>
+    </w:lvl>
+    <w:lvl w:ilvl="4">
+      <w:start w:val="1"/>
+      <w:numFmt w:val="decimal"/>
+      <w:lvlText w:val="%1.%2.%3.%4.%5."/>
+      <w:lvlJc w:val="left"/>
+      <w:pPr>
+        <w:ind w:left="992" w:hanging="992"/>
+      </w:pPr>
+      <w:rPr>
+        <w:rFonts w:hint="eastAsia"/>
+      </w:rPr>
+    </w:lvl>
+    <w:lvl w:ilvl="5">
+      <w:start w:val="1"/>
+      <w:numFmt w:val="decimal"/>
+      <w:lvlText w:val="%1.%2.%3.%4.%5.%6."/>
+      <w:lvlJc w:val="left"/>
+      <w:pPr>
+        <w:ind w:left="1134" w:hanging="1134"/>
+      </w:pPr>
+      <w:rPr>
+        <w:rFonts w:hint="eastAsia"/>
+      </w:rPr>
+    </w:lvl>
+    <w:lvl w:ilvl="6">
+      <w:start w:val="1"/>
+      <w:numFmt w:val="decimal"/>
+      <w:lvlText w:val="%1.%2.%3.%4.%5.%6.%7."/>
+      <w:lvlJc w:val="left"/>
+      <w:pPr>
+        <w:ind w:left="1276" w:hanging="1276"/>
+      </w:pPr>
+      <w:rPr>
+        <w:rFonts w:hint="eastAsia"/>
+      </w:rPr>
+    </w:lvl>
+    <w:lvl w:ilvl="7">
+      <w:start w:val="1"/>
+      <w:numFmt w:val="decimal"/>
+      <w:lvlText w:val="%1.%2.%3.%4.%5.%6.%7.%8."/>
+      <w:lvlJc w:val="left"/>
+      <w:pPr>
+        <w:ind w:left="1418" w:hanging="1418"/>
+      </w:pPr>
+      <w:rPr>
+        <w:rFonts w:hint="eastAsia"/>
+      </w:rPr>
+    </w:lvl>
+    <w:lvl w:ilvl="8">
+      <w:start w:val="1"/>
+      <w:numFmt w:val="decimal"/>
+      <w:lvlText w:val="%1.%2.%3.%4.%5.%6.%7.%8.%9."/>
+      <w:lvlJc w:val="left"/>
+      <w:pPr>
+        <w:ind w:left="1559" w:hanging="1559"/>
+      </w:pPr>
+      <w:rPr>
+        <w:rFonts w:hint="eastAsia"/>
+      </w:rPr>
+    </w:lvl>
+  </w:abstractNum>
+  <w:abstractNum w:abstractNumId="24" w15:restartNumberingAfterBreak="0">
+    <w:nsid w:val="572F6723"/>
+    <w:multiLevelType w:val="multilevel"/>
+    <w:tmpl w:val="144AC0D2"/>
+    <w:lvl w:ilvl="0">
+      <w:start w:val="1"/>
+      <w:numFmt w:val="decimal"/>
+      <w:lvlText w:val="%1."/>
+      <w:lvlJc w:val="left"/>
+      <w:pPr>
+        <w:ind w:left="425" w:hanging="425"/>
+      </w:pPr>
+      <w:rPr>
+        <w:rFonts w:hint="eastAsia"/>
+      </w:rPr>
+    </w:lvl>
+    <w:lvl w:ilvl="1">
+      <w:start w:val="1"/>
+      <w:numFmt w:val="decimal"/>
+      <w:lvlText w:val="%1.%2"/>
+      <w:lvlJc w:val="left"/>
+      <w:pPr>
+        <w:ind w:left="454" w:hanging="454"/>
+      </w:pPr>
+      <w:rPr>
+        <w:rFonts w:hint="eastAsia"/>
+      </w:rPr>
+    </w:lvl>
+    <w:lvl w:ilvl="2">
+      <w:start w:val="1"/>
+      <w:numFmt w:val="decimal"/>
+      <w:lvlText w:val="%1.%2.%3"/>
+      <w:lvlJc w:val="left"/>
+      <w:pPr>
+        <w:ind w:left="567" w:hanging="567"/>
+      </w:pPr>
+      <w:rPr>
+        <w:rFonts w:hint="eastAsia"/>
+      </w:rPr>
+    </w:lvl>
+    <w:lvl w:ilvl="3">
+      <w:start w:val="1"/>
+      <w:numFmt w:val="decimal"/>
+      <w:lvlText w:val="%1.%2.%3.%4."/>
+      <w:lvlJc w:val="left"/>
+      <w:pPr>
+        <w:ind w:left="851" w:hanging="851"/>
+      </w:pPr>
+      <w:rPr>
+        <w:rFonts w:hint="eastAsia"/>
+      </w:rPr>
+    </w:lvl>
+    <w:lvl w:ilvl="4">
+      <w:start w:val="1"/>
+      <w:numFmt w:val="decimal"/>
+      <w:lvlText w:val="%1.%2.%3.%4.%5."/>
+      <w:lvlJc w:val="left"/>
+      <w:pPr>
+        <w:ind w:left="992" w:hanging="992"/>
+      </w:pPr>
+      <w:rPr>
+        <w:rFonts w:hint="eastAsia"/>
+      </w:rPr>
+    </w:lvl>
+    <w:lvl w:ilvl="5">
+      <w:start w:val="1"/>
+      <w:numFmt w:val="decimal"/>
+      <w:lvlText w:val="%1.%2.%3.%4.%5.%6."/>
+      <w:lvlJc w:val="left"/>
+      <w:pPr>
+        <w:ind w:left="1134" w:hanging="1134"/>
+      </w:pPr>
+      <w:rPr>
+        <w:rFonts w:hint="eastAsia"/>
+      </w:rPr>
+    </w:lvl>
+    <w:lvl w:ilvl="6">
+      <w:start w:val="1"/>
+      <w:numFmt w:val="decimal"/>
+      <w:lvlText w:val="%1.%2.%3.%4.%5.%6.%7."/>
+      <w:lvlJc w:val="left"/>
+      <w:pPr>
+        <w:ind w:left="1276" w:hanging="1276"/>
+      </w:pPr>
+      <w:rPr>
+        <w:rFonts w:hint="eastAsia"/>
+      </w:rPr>
+    </w:lvl>
+    <w:lvl w:ilvl="7">
+      <w:start w:val="1"/>
+      <w:numFmt w:val="decimal"/>
+      <w:lvlText w:val="%1.%2.%3.%4.%5.%6.%7.%8."/>
+      <w:lvlJc w:val="left"/>
+      <w:pPr>
+        <w:ind w:left="1418" w:hanging="1418"/>
+      </w:pPr>
+      <w:rPr>
+        <w:rFonts w:hint="eastAsia"/>
+      </w:rPr>
+    </w:lvl>
+    <w:lvl w:ilvl="8">
+      <w:start w:val="1"/>
+      <w:numFmt w:val="decimal"/>
+      <w:lvlText w:val="%1.%2.%3.%4.%5.%6.%7.%8.%9."/>
+      <w:lvlJc w:val="left"/>
+      <w:pPr>
+        <w:ind w:left="1559" w:hanging="1559"/>
+      </w:pPr>
+      <w:rPr>
+        <w:rFonts w:hint="eastAsia"/>
+      </w:rPr>
+    </w:lvl>
+  </w:abstractNum>
+  <w:abstractNum w:abstractNumId="25" w15:restartNumberingAfterBreak="0">
+    <w:nsid w:val="5D973D44"/>
+    <w:multiLevelType w:val="multilevel"/>
+    <w:tmpl w:val="144AC0D2"/>
+    <w:lvl w:ilvl="0">
+      <w:start w:val="1"/>
+      <w:numFmt w:val="decimal"/>
+      <w:lvlText w:val="%1."/>
+      <w:lvlJc w:val="left"/>
+      <w:pPr>
+        <w:ind w:left="425" w:hanging="425"/>
+      </w:pPr>
+      <w:rPr>
+        <w:rFonts w:hint="eastAsia"/>
+      </w:rPr>
+    </w:lvl>
+    <w:lvl w:ilvl="1">
+      <w:start w:val="1"/>
+      <w:numFmt w:val="decimal"/>
+      <w:lvlText w:val="%1.%2"/>
+      <w:lvlJc w:val="left"/>
+      <w:pPr>
+        <w:ind w:left="454" w:hanging="454"/>
+      </w:pPr>
+      <w:rPr>
+        <w:rFonts w:hint="eastAsia"/>
+      </w:rPr>
+    </w:lvl>
+    <w:lvl w:ilvl="2">
+      <w:start w:val="1"/>
+      <w:numFmt w:val="decimal"/>
+      <w:lvlText w:val="%1.%2.%3"/>
+      <w:lvlJc w:val="left"/>
+      <w:pPr>
+        <w:ind w:left="567" w:hanging="567"/>
+      </w:pPr>
+      <w:rPr>
+        <w:rFonts w:hint="eastAsia"/>
+      </w:rPr>
+    </w:lvl>
+    <w:lvl w:ilvl="3">
+      <w:start w:val="1"/>
+      <w:numFmt w:val="decimal"/>
+      <w:lvlText w:val="%1.%2.%3.%4."/>
+      <w:lvlJc w:val="left"/>
+      <w:pPr>
+        <w:ind w:left="851" w:hanging="851"/>
+      </w:pPr>
+      <w:rPr>
+        <w:rFonts w:hint="eastAsia"/>
+      </w:rPr>
+    </w:lvl>
+    <w:lvl w:ilvl="4">
+      <w:start w:val="1"/>
+      <w:numFmt w:val="decimal"/>
+      <w:lvlText w:val="%1.%2.%3.%4.%5."/>
+      <w:lvlJc w:val="left"/>
+      <w:pPr>
+        <w:ind w:left="992" w:hanging="992"/>
+      </w:pPr>
+      <w:rPr>
+        <w:rFonts w:hint="eastAsia"/>
+      </w:rPr>
+    </w:lvl>
+    <w:lvl w:ilvl="5">
+      <w:start w:val="1"/>
+      <w:numFmt w:val="decimal"/>
+      <w:lvlText w:val="%1.%2.%3.%4.%5.%6."/>
+      <w:lvlJc w:val="left"/>
+      <w:pPr>
+        <w:ind w:left="1134" w:hanging="1134"/>
+      </w:pPr>
+      <w:rPr>
+        <w:rFonts w:hint="eastAsia"/>
+      </w:rPr>
+    </w:lvl>
+    <w:lvl w:ilvl="6">
+      <w:start w:val="1"/>
+      <w:numFmt w:val="decimal"/>
+      <w:lvlText w:val="%1.%2.%3.%4.%5.%6.%7."/>
+      <w:lvlJc w:val="left"/>
+      <w:pPr>
+        <w:ind w:left="1276" w:hanging="1276"/>
+      </w:pPr>
+      <w:rPr>
+        <w:rFonts w:hint="eastAsia"/>
+      </w:rPr>
+    </w:lvl>
+    <w:lvl w:ilvl="7">
+      <w:start w:val="1"/>
+      <w:numFmt w:val="decimal"/>
+      <w:lvlText w:val="%1.%2.%3.%4.%5.%6.%7.%8."/>
+      <w:lvlJc w:val="left"/>
+      <w:pPr>
+        <w:ind w:left="1418" w:hanging="1418"/>
+      </w:pPr>
+      <w:rPr>
+        <w:rFonts w:hint="eastAsia"/>
+      </w:rPr>
+    </w:lvl>
+    <w:lvl w:ilvl="8">
+      <w:start w:val="1"/>
+      <w:numFmt w:val="decimal"/>
+      <w:lvlText w:val="%1.%2.%3.%4.%5.%6.%7.%8.%9."/>
+      <w:lvlJc w:val="left"/>
+      <w:pPr>
+        <w:ind w:left="1559" w:hanging="1559"/>
+      </w:pPr>
+      <w:rPr>
+        <w:rFonts w:hint="eastAsia"/>
+      </w:rPr>
+    </w:lvl>
+  </w:abstractNum>
+  <w:abstractNum w:abstractNumId="26" w15:restartNumberingAfterBreak="0">
+    <w:nsid w:val="5FF172EE"/>
+    <w:multiLevelType w:val="multilevel"/>
+    <w:tmpl w:val="144AC0D2"/>
+    <w:lvl w:ilvl="0">
+      <w:start w:val="1"/>
+      <w:numFmt w:val="decimal"/>
+      <w:lvlText w:val="%1."/>
+      <w:lvlJc w:val="left"/>
+      <w:pPr>
+        <w:ind w:left="425" w:hanging="425"/>
+      </w:pPr>
+      <w:rPr>
+        <w:rFonts w:hint="eastAsia"/>
+      </w:rPr>
+    </w:lvl>
+    <w:lvl w:ilvl="1">
+      <w:start w:val="1"/>
+      <w:numFmt w:val="decimal"/>
+      <w:lvlText w:val="%1.%2"/>
+      <w:lvlJc w:val="left"/>
+      <w:pPr>
+        <w:ind w:left="454" w:hanging="454"/>
+      </w:pPr>
+      <w:rPr>
+        <w:rFonts w:hint="eastAsia"/>
+      </w:rPr>
+    </w:lvl>
+    <w:lvl w:ilvl="2">
+      <w:start w:val="1"/>
+      <w:numFmt w:val="decimal"/>
+      <w:lvlText w:val="%1.%2.%3"/>
+      <w:lvlJc w:val="left"/>
+      <w:pPr>
+        <w:ind w:left="567" w:hanging="567"/>
+      </w:pPr>
+      <w:rPr>
+        <w:rFonts w:hint="eastAsia"/>
+      </w:rPr>
+    </w:lvl>
+    <w:lvl w:ilvl="3">
+      <w:start w:val="1"/>
+      <w:numFmt w:val="decimal"/>
+      <w:lvlText w:val="%1.%2.%3.%4."/>
+      <w:lvlJc w:val="left"/>
+      <w:pPr>
+        <w:ind w:left="851" w:hanging="851"/>
+      </w:pPr>
+      <w:rPr>
+        <w:rFonts w:hint="eastAsia"/>
+      </w:rPr>
+    </w:lvl>
+    <w:lvl w:ilvl="4">
+      <w:start w:val="1"/>
+      <w:numFmt w:val="decimal"/>
+      <w:lvlText w:val="%1.%2.%3.%4.%5."/>
+      <w:lvlJc w:val="left"/>
+      <w:pPr>
+        <w:ind w:left="992" w:hanging="992"/>
+      </w:pPr>
+      <w:rPr>
+        <w:rFonts w:hint="eastAsia"/>
+      </w:rPr>
+    </w:lvl>
+    <w:lvl w:ilvl="5">
+      <w:start w:val="1"/>
+      <w:numFmt w:val="decimal"/>
+      <w:lvlText w:val="%1.%2.%3.%4.%5.%6."/>
+      <w:lvlJc w:val="left"/>
+      <w:pPr>
+        <w:ind w:left="1134" w:hanging="1134"/>
+      </w:pPr>
+      <w:rPr>
+        <w:rFonts w:hint="eastAsia"/>
+      </w:rPr>
+    </w:lvl>
+    <w:lvl w:ilvl="6">
+      <w:start w:val="1"/>
+      <w:numFmt w:val="decimal"/>
+      <w:lvlText w:val="%1.%2.%3.%4.%5.%6.%7."/>
+      <w:lvlJc w:val="left"/>
+      <w:pPr>
+        <w:ind w:left="1276" w:hanging="1276"/>
+      </w:pPr>
+      <w:rPr>
+        <w:rFonts w:hint="eastAsia"/>
+      </w:rPr>
+    </w:lvl>
+    <w:lvl w:ilvl="7">
+      <w:start w:val="1"/>
+      <w:numFmt w:val="decimal"/>
+      <w:lvlText w:val="%1.%2.%3.%4.%5.%6.%7.%8."/>
+      <w:lvlJc w:val="left"/>
+      <w:pPr>
+        <w:ind w:left="1418" w:hanging="1418"/>
+      </w:pPr>
+      <w:rPr>
+        <w:rFonts w:hint="eastAsia"/>
+      </w:rPr>
+    </w:lvl>
+    <w:lvl w:ilvl="8">
+      <w:start w:val="1"/>
+      <w:numFmt w:val="decimal"/>
+      <w:lvlText w:val="%1.%2.%3.%4.%5.%6.%7.%8.%9."/>
+      <w:lvlJc w:val="left"/>
+      <w:pPr>
+        <w:ind w:left="1559" w:hanging="1559"/>
+      </w:pPr>
+      <w:rPr>
+        <w:rFonts w:hint="eastAsia"/>
+      </w:rPr>
+    </w:lvl>
+  </w:abstractNum>
+  <w:abstractNum w:abstractNumId="27" w15:restartNumberingAfterBreak="0">
     <w:nsid w:val="60172326"/>
     <w:multiLevelType w:val="multilevel"/>
     <w:tmpl w:val="5FE071AC"/>
@@ -3916,7 +7007,120 @@
       </w:pPr>
     </w:lvl>
   </w:abstractNum>
-  <w:abstractNum w:abstractNumId="15" w15:restartNumberingAfterBreak="0">
+  <w:abstractNum w:abstractNumId="28" w15:restartNumberingAfterBreak="0">
+    <w:nsid w:val="6730766D"/>
+    <w:multiLevelType w:val="multilevel"/>
+    <w:tmpl w:val="144AC0D2"/>
+    <w:lvl w:ilvl="0">
+      <w:start w:val="1"/>
+      <w:numFmt w:val="decimal"/>
+      <w:lvlText w:val="%1."/>
+      <w:lvlJc w:val="left"/>
+      <w:pPr>
+        <w:ind w:left="425" w:hanging="425"/>
+      </w:pPr>
+      <w:rPr>
+        <w:rFonts w:hint="eastAsia"/>
+      </w:rPr>
+    </w:lvl>
+    <w:lvl w:ilvl="1">
+      <w:start w:val="1"/>
+      <w:numFmt w:val="decimal"/>
+      <w:lvlText w:val="%1.%2"/>
+      <w:lvlJc w:val="left"/>
+      <w:pPr>
+        <w:ind w:left="454" w:hanging="454"/>
+      </w:pPr>
+      <w:rPr>
+        <w:rFonts w:hint="eastAsia"/>
+      </w:rPr>
+    </w:lvl>
+    <w:lvl w:ilvl="2">
+      <w:start w:val="1"/>
+      <w:numFmt w:val="decimal"/>
+      <w:lvlText w:val="%1.%2.%3"/>
+      <w:lvlJc w:val="left"/>
+      <w:pPr>
+        <w:ind w:left="567" w:hanging="567"/>
+      </w:pPr>
+      <w:rPr>
+        <w:rFonts w:hint="eastAsia"/>
+      </w:rPr>
+    </w:lvl>
+    <w:lvl w:ilvl="3">
+      <w:start w:val="1"/>
+      <w:numFmt w:val="decimal"/>
+      <w:lvlText w:val="%1.%2.%3.%4."/>
+      <w:lvlJc w:val="left"/>
+      <w:pPr>
+        <w:ind w:left="851" w:hanging="851"/>
+      </w:pPr>
+      <w:rPr>
+        <w:rFonts w:hint="eastAsia"/>
+      </w:rPr>
+    </w:lvl>
+    <w:lvl w:ilvl="4">
+      <w:start w:val="1"/>
+      <w:numFmt w:val="decimal"/>
+      <w:lvlText w:val="%1.%2.%3.%4.%5."/>
+      <w:lvlJc w:val="left"/>
+      <w:pPr>
+        <w:ind w:left="992" w:hanging="992"/>
+      </w:pPr>
+      <w:rPr>
+        <w:rFonts w:hint="eastAsia"/>
+      </w:rPr>
+    </w:lvl>
+    <w:lvl w:ilvl="5">
+      <w:start w:val="1"/>
+      <w:numFmt w:val="decimal"/>
+      <w:lvlText w:val="%1.%2.%3.%4.%5.%6."/>
+      <w:lvlJc w:val="left"/>
+      <w:pPr>
+        <w:ind w:left="1134" w:hanging="1134"/>
+      </w:pPr>
+      <w:rPr>
+        <w:rFonts w:hint="eastAsia"/>
+      </w:rPr>
+    </w:lvl>
+    <w:lvl w:ilvl="6">
+      <w:start w:val="1"/>
+      <w:numFmt w:val="decimal"/>
+      <w:lvlText w:val="%1.%2.%3.%4.%5.%6.%7."/>
+      <w:lvlJc w:val="left"/>
+      <w:pPr>
+        <w:ind w:left="1276" w:hanging="1276"/>
+      </w:pPr>
+      <w:rPr>
+        <w:rFonts w:hint="eastAsia"/>
+      </w:rPr>
+    </w:lvl>
+    <w:lvl w:ilvl="7">
+      <w:start w:val="1"/>
+      <w:numFmt w:val="decimal"/>
+      <w:lvlText w:val="%1.%2.%3.%4.%5.%6.%7.%8."/>
+      <w:lvlJc w:val="left"/>
+      <w:pPr>
+        <w:ind w:left="1418" w:hanging="1418"/>
+      </w:pPr>
+      <w:rPr>
+        <w:rFonts w:hint="eastAsia"/>
+      </w:rPr>
+    </w:lvl>
+    <w:lvl w:ilvl="8">
+      <w:start w:val="1"/>
+      <w:numFmt w:val="decimal"/>
+      <w:lvlText w:val="%1.%2.%3.%4.%5.%6.%7.%8.%9."/>
+      <w:lvlJc w:val="left"/>
+      <w:pPr>
+        <w:ind w:left="1559" w:hanging="1559"/>
+      </w:pPr>
+      <w:rPr>
+        <w:rFonts w:hint="eastAsia"/>
+      </w:rPr>
+    </w:lvl>
+  </w:abstractNum>
+  <w:abstractNum w:abstractNumId="29" w15:restartNumberingAfterBreak="0">
     <w:nsid w:val="6A8B28DA"/>
     <w:multiLevelType w:val="multilevel"/>
     <w:tmpl w:val="144AC0D2"/>
@@ -4029,7 +7233,7 @@
       </w:rPr>
     </w:lvl>
   </w:abstractNum>
-  <w:abstractNum w:abstractNumId="16" w15:restartNumberingAfterBreak="0">
+  <w:abstractNum w:abstractNumId="30" w15:restartNumberingAfterBreak="0">
     <w:nsid w:val="6BFA22AE"/>
     <w:multiLevelType w:val="multilevel"/>
     <w:tmpl w:val="68748434"/>
@@ -4146,7 +7350,346 @@
       </w:pPr>
     </w:lvl>
   </w:abstractNum>
-  <w:abstractNum w:abstractNumId="17" w15:restartNumberingAfterBreak="0">
+  <w:abstractNum w:abstractNumId="31" w15:restartNumberingAfterBreak="0">
+    <w:nsid w:val="6EDE10BF"/>
+    <w:multiLevelType w:val="multilevel"/>
+    <w:tmpl w:val="144AC0D2"/>
+    <w:lvl w:ilvl="0">
+      <w:start w:val="1"/>
+      <w:numFmt w:val="decimal"/>
+      <w:lvlText w:val="%1."/>
+      <w:lvlJc w:val="left"/>
+      <w:pPr>
+        <w:ind w:left="425" w:hanging="425"/>
+      </w:pPr>
+      <w:rPr>
+        <w:rFonts w:hint="eastAsia"/>
+      </w:rPr>
+    </w:lvl>
+    <w:lvl w:ilvl="1">
+      <w:start w:val="1"/>
+      <w:numFmt w:val="decimal"/>
+      <w:lvlText w:val="%1.%2"/>
+      <w:lvlJc w:val="left"/>
+      <w:pPr>
+        <w:ind w:left="454" w:hanging="454"/>
+      </w:pPr>
+      <w:rPr>
+        <w:rFonts w:hint="eastAsia"/>
+      </w:rPr>
+    </w:lvl>
+    <w:lvl w:ilvl="2">
+      <w:start w:val="1"/>
+      <w:numFmt w:val="decimal"/>
+      <w:lvlText w:val="%1.%2.%3"/>
+      <w:lvlJc w:val="left"/>
+      <w:pPr>
+        <w:ind w:left="567" w:hanging="567"/>
+      </w:pPr>
+      <w:rPr>
+        <w:rFonts w:hint="eastAsia"/>
+      </w:rPr>
+    </w:lvl>
+    <w:lvl w:ilvl="3">
+      <w:start w:val="1"/>
+      <w:numFmt w:val="decimal"/>
+      <w:lvlText w:val="%1.%2.%3.%4."/>
+      <w:lvlJc w:val="left"/>
+      <w:pPr>
+        <w:ind w:left="851" w:hanging="851"/>
+      </w:pPr>
+      <w:rPr>
+        <w:rFonts w:hint="eastAsia"/>
+      </w:rPr>
+    </w:lvl>
+    <w:lvl w:ilvl="4">
+      <w:start w:val="1"/>
+      <w:numFmt w:val="decimal"/>
+      <w:lvlText w:val="%1.%2.%3.%4.%5."/>
+      <w:lvlJc w:val="left"/>
+      <w:pPr>
+        <w:ind w:left="992" w:hanging="992"/>
+      </w:pPr>
+      <w:rPr>
+        <w:rFonts w:hint="eastAsia"/>
+      </w:rPr>
+    </w:lvl>
+    <w:lvl w:ilvl="5">
+      <w:start w:val="1"/>
+      <w:numFmt w:val="decimal"/>
+      <w:lvlText w:val="%1.%2.%3.%4.%5.%6."/>
+      <w:lvlJc w:val="left"/>
+      <w:pPr>
+        <w:ind w:left="1134" w:hanging="1134"/>
+      </w:pPr>
+      <w:rPr>
+        <w:rFonts w:hint="eastAsia"/>
+      </w:rPr>
+    </w:lvl>
+    <w:lvl w:ilvl="6">
+      <w:start w:val="1"/>
+      <w:numFmt w:val="decimal"/>
+      <w:lvlText w:val="%1.%2.%3.%4.%5.%6.%7."/>
+      <w:lvlJc w:val="left"/>
+      <w:pPr>
+        <w:ind w:left="1276" w:hanging="1276"/>
+      </w:pPr>
+      <w:rPr>
+        <w:rFonts w:hint="eastAsia"/>
+      </w:rPr>
+    </w:lvl>
+    <w:lvl w:ilvl="7">
+      <w:start w:val="1"/>
+      <w:numFmt w:val="decimal"/>
+      <w:lvlText w:val="%1.%2.%3.%4.%5.%6.%7.%8."/>
+      <w:lvlJc w:val="left"/>
+      <w:pPr>
+        <w:ind w:left="1418" w:hanging="1418"/>
+      </w:pPr>
+      <w:rPr>
+        <w:rFonts w:hint="eastAsia"/>
+      </w:rPr>
+    </w:lvl>
+    <w:lvl w:ilvl="8">
+      <w:start w:val="1"/>
+      <w:numFmt w:val="decimal"/>
+      <w:lvlText w:val="%1.%2.%3.%4.%5.%6.%7.%8.%9."/>
+      <w:lvlJc w:val="left"/>
+      <w:pPr>
+        <w:ind w:left="1559" w:hanging="1559"/>
+      </w:pPr>
+      <w:rPr>
+        <w:rFonts w:hint="eastAsia"/>
+      </w:rPr>
+    </w:lvl>
+  </w:abstractNum>
+  <w:abstractNum w:abstractNumId="32" w15:restartNumberingAfterBreak="0">
+    <w:nsid w:val="72D818EF"/>
+    <w:multiLevelType w:val="multilevel"/>
+    <w:tmpl w:val="144AC0D2"/>
+    <w:lvl w:ilvl="0">
+      <w:start w:val="1"/>
+      <w:numFmt w:val="decimal"/>
+      <w:lvlText w:val="%1."/>
+      <w:lvlJc w:val="left"/>
+      <w:pPr>
+        <w:ind w:left="425" w:hanging="425"/>
+      </w:pPr>
+      <w:rPr>
+        <w:rFonts w:hint="eastAsia"/>
+      </w:rPr>
+    </w:lvl>
+    <w:lvl w:ilvl="1">
+      <w:start w:val="1"/>
+      <w:numFmt w:val="decimal"/>
+      <w:lvlText w:val="%1.%2"/>
+      <w:lvlJc w:val="left"/>
+      <w:pPr>
+        <w:ind w:left="454" w:hanging="454"/>
+      </w:pPr>
+      <w:rPr>
+        <w:rFonts w:hint="eastAsia"/>
+      </w:rPr>
+    </w:lvl>
+    <w:lvl w:ilvl="2">
+      <w:start w:val="1"/>
+      <w:numFmt w:val="decimal"/>
+      <w:lvlText w:val="%1.%2.%3"/>
+      <w:lvlJc w:val="left"/>
+      <w:pPr>
+        <w:ind w:left="567" w:hanging="567"/>
+      </w:pPr>
+      <w:rPr>
+        <w:rFonts w:hint="eastAsia"/>
+      </w:rPr>
+    </w:lvl>
+    <w:lvl w:ilvl="3">
+      <w:start w:val="1"/>
+      <w:numFmt w:val="decimal"/>
+      <w:lvlText w:val="%1.%2.%3.%4."/>
+      <w:lvlJc w:val="left"/>
+      <w:pPr>
+        <w:ind w:left="851" w:hanging="851"/>
+      </w:pPr>
+      <w:rPr>
+        <w:rFonts w:hint="eastAsia"/>
+      </w:rPr>
+    </w:lvl>
+    <w:lvl w:ilvl="4">
+      <w:start w:val="1"/>
+      <w:numFmt w:val="decimal"/>
+      <w:lvlText w:val="%1.%2.%3.%4.%5."/>
+      <w:lvlJc w:val="left"/>
+      <w:pPr>
+        <w:ind w:left="992" w:hanging="992"/>
+      </w:pPr>
+      <w:rPr>
+        <w:rFonts w:hint="eastAsia"/>
+      </w:rPr>
+    </w:lvl>
+    <w:lvl w:ilvl="5">
+      <w:start w:val="1"/>
+      <w:numFmt w:val="decimal"/>
+      <w:lvlText w:val="%1.%2.%3.%4.%5.%6."/>
+      <w:lvlJc w:val="left"/>
+      <w:pPr>
+        <w:ind w:left="1134" w:hanging="1134"/>
+      </w:pPr>
+      <w:rPr>
+        <w:rFonts w:hint="eastAsia"/>
+      </w:rPr>
+    </w:lvl>
+    <w:lvl w:ilvl="6">
+      <w:start w:val="1"/>
+      <w:numFmt w:val="decimal"/>
+      <w:lvlText w:val="%1.%2.%3.%4.%5.%6.%7."/>
+      <w:lvlJc w:val="left"/>
+      <w:pPr>
+        <w:ind w:left="1276" w:hanging="1276"/>
+      </w:pPr>
+      <w:rPr>
+        <w:rFonts w:hint="eastAsia"/>
+      </w:rPr>
+    </w:lvl>
+    <w:lvl w:ilvl="7">
+      <w:start w:val="1"/>
+      <w:numFmt w:val="decimal"/>
+      <w:lvlText w:val="%1.%2.%3.%4.%5.%6.%7.%8."/>
+      <w:lvlJc w:val="left"/>
+      <w:pPr>
+        <w:ind w:left="1418" w:hanging="1418"/>
+      </w:pPr>
+      <w:rPr>
+        <w:rFonts w:hint="eastAsia"/>
+      </w:rPr>
+    </w:lvl>
+    <w:lvl w:ilvl="8">
+      <w:start w:val="1"/>
+      <w:numFmt w:val="decimal"/>
+      <w:lvlText w:val="%1.%2.%3.%4.%5.%6.%7.%8.%9."/>
+      <w:lvlJc w:val="left"/>
+      <w:pPr>
+        <w:ind w:left="1559" w:hanging="1559"/>
+      </w:pPr>
+      <w:rPr>
+        <w:rFonts w:hint="eastAsia"/>
+      </w:rPr>
+    </w:lvl>
+  </w:abstractNum>
+  <w:abstractNum w:abstractNumId="33" w15:restartNumberingAfterBreak="0">
+    <w:nsid w:val="7A706944"/>
+    <w:multiLevelType w:val="multilevel"/>
+    <w:tmpl w:val="144AC0D2"/>
+    <w:lvl w:ilvl="0">
+      <w:start w:val="1"/>
+      <w:numFmt w:val="decimal"/>
+      <w:lvlText w:val="%1."/>
+      <w:lvlJc w:val="left"/>
+      <w:pPr>
+        <w:ind w:left="425" w:hanging="425"/>
+      </w:pPr>
+      <w:rPr>
+        <w:rFonts w:hint="eastAsia"/>
+      </w:rPr>
+    </w:lvl>
+    <w:lvl w:ilvl="1">
+      <w:start w:val="1"/>
+      <w:numFmt w:val="decimal"/>
+      <w:lvlText w:val="%1.%2"/>
+      <w:lvlJc w:val="left"/>
+      <w:pPr>
+        <w:ind w:left="454" w:hanging="454"/>
+      </w:pPr>
+      <w:rPr>
+        <w:rFonts w:hint="eastAsia"/>
+      </w:rPr>
+    </w:lvl>
+    <w:lvl w:ilvl="2">
+      <w:start w:val="1"/>
+      <w:numFmt w:val="decimal"/>
+      <w:lvlText w:val="%1.%2.%3"/>
+      <w:lvlJc w:val="left"/>
+      <w:pPr>
+        <w:ind w:left="567" w:hanging="567"/>
+      </w:pPr>
+      <w:rPr>
+        <w:rFonts w:hint="eastAsia"/>
+      </w:rPr>
+    </w:lvl>
+    <w:lvl w:ilvl="3">
+      <w:start w:val="1"/>
+      <w:numFmt w:val="decimal"/>
+      <w:lvlText w:val="%1.%2.%3.%4."/>
+      <w:lvlJc w:val="left"/>
+      <w:pPr>
+        <w:ind w:left="851" w:hanging="851"/>
+      </w:pPr>
+      <w:rPr>
+        <w:rFonts w:hint="eastAsia"/>
+      </w:rPr>
+    </w:lvl>
+    <w:lvl w:ilvl="4">
+      <w:start w:val="1"/>
+      <w:numFmt w:val="decimal"/>
+      <w:lvlText w:val="%1.%2.%3.%4.%5."/>
+      <w:lvlJc w:val="left"/>
+      <w:pPr>
+        <w:ind w:left="992" w:hanging="992"/>
+      </w:pPr>
+      <w:rPr>
+        <w:rFonts w:hint="eastAsia"/>
+      </w:rPr>
+    </w:lvl>
+    <w:lvl w:ilvl="5">
+      <w:start w:val="1"/>
+      <w:numFmt w:val="decimal"/>
+      <w:lvlText w:val="%1.%2.%3.%4.%5.%6."/>
+      <w:lvlJc w:val="left"/>
+      <w:pPr>
+        <w:ind w:left="1134" w:hanging="1134"/>
+      </w:pPr>
+      <w:rPr>
+        <w:rFonts w:hint="eastAsia"/>
+      </w:rPr>
+    </w:lvl>
+    <w:lvl w:ilvl="6">
+      <w:start w:val="1"/>
+      <w:numFmt w:val="decimal"/>
+      <w:lvlText w:val="%1.%2.%3.%4.%5.%6.%7."/>
+      <w:lvlJc w:val="left"/>
+      <w:pPr>
+        <w:ind w:left="1276" w:hanging="1276"/>
+      </w:pPr>
+      <w:rPr>
+        <w:rFonts w:hint="eastAsia"/>
+      </w:rPr>
+    </w:lvl>
+    <w:lvl w:ilvl="7">
+      <w:start w:val="1"/>
+      <w:numFmt w:val="decimal"/>
+      <w:lvlText w:val="%1.%2.%3.%4.%5.%6.%7.%8."/>
+      <w:lvlJc w:val="left"/>
+      <w:pPr>
+        <w:ind w:left="1418" w:hanging="1418"/>
+      </w:pPr>
+      <w:rPr>
+        <w:rFonts w:hint="eastAsia"/>
+      </w:rPr>
+    </w:lvl>
+    <w:lvl w:ilvl="8">
+      <w:start w:val="1"/>
+      <w:numFmt w:val="decimal"/>
+      <w:lvlText w:val="%1.%2.%3.%4.%5.%6.%7.%8.%9."/>
+      <w:lvlJc w:val="left"/>
+      <w:pPr>
+        <w:ind w:left="1559" w:hanging="1559"/>
+      </w:pPr>
+      <w:rPr>
+        <w:rFonts w:hint="eastAsia"/>
+      </w:rPr>
+    </w:lvl>
+  </w:abstractNum>
+  <w:abstractNum w:abstractNumId="34" w15:restartNumberingAfterBreak="0">
     <w:nsid w:val="7AC0797E"/>
     <w:multiLevelType w:val="multilevel"/>
     <w:tmpl w:val="69CE7416"/>
@@ -4264,58 +7807,109 @@
     </w:lvl>
   </w:abstractNum>
   <w:num w:numId="1" w16cid:durableId="2108037323">
-    <w:abstractNumId w:val="3"/>
+    <w:abstractNumId w:val="5"/>
   </w:num>
   <w:num w:numId="2" w16cid:durableId="1128351490">
-    <w:abstractNumId w:val="11"/>
+    <w:abstractNumId w:val="20"/>
   </w:num>
   <w:num w:numId="3" w16cid:durableId="803699491">
-    <w:abstractNumId w:val="14"/>
+    <w:abstractNumId w:val="27"/>
   </w:num>
   <w:num w:numId="4" w16cid:durableId="521016280">
-    <w:abstractNumId w:val="9"/>
+    <w:abstractNumId w:val="16"/>
   </w:num>
   <w:num w:numId="5" w16cid:durableId="1723677378">
-    <w:abstractNumId w:val="17"/>
+    <w:abstractNumId w:val="34"/>
   </w:num>
   <w:num w:numId="6" w16cid:durableId="697005494">
-    <w:abstractNumId w:val="16"/>
+    <w:abstractNumId w:val="30"/>
   </w:num>
   <w:num w:numId="7" w16cid:durableId="1972708698">
-    <w:abstractNumId w:val="4"/>
+    <w:abstractNumId w:val="6"/>
   </w:num>
   <w:num w:numId="8" w16cid:durableId="28455156">
-    <w:abstractNumId w:val="7"/>
+    <w:abstractNumId w:val="12"/>
   </w:num>
   <w:num w:numId="9" w16cid:durableId="1186948095">
     <w:abstractNumId w:val="0"/>
   </w:num>
   <w:num w:numId="10" w16cid:durableId="1328291052">
+    <w:abstractNumId w:val="13"/>
+  </w:num>
+  <w:num w:numId="11" w16cid:durableId="820581075">
+    <w:abstractNumId w:val="21"/>
+  </w:num>
+  <w:num w:numId="12" w16cid:durableId="1708021956">
+    <w:abstractNumId w:val="9"/>
+  </w:num>
+  <w:num w:numId="13" w16cid:durableId="1678799626">
+    <w:abstractNumId w:val="4"/>
+  </w:num>
+  <w:num w:numId="14" w16cid:durableId="274363141">
+    <w:abstractNumId w:val="22"/>
+  </w:num>
+  <w:num w:numId="15" w16cid:durableId="1126123317">
+    <w:abstractNumId w:val="2"/>
+  </w:num>
+  <w:num w:numId="16" w16cid:durableId="14432385">
+    <w:abstractNumId w:val="29"/>
+  </w:num>
+  <w:num w:numId="17" w16cid:durableId="2052607059">
+    <w:abstractNumId w:val="18"/>
+  </w:num>
+  <w:num w:numId="18" w16cid:durableId="775173608">
+    <w:abstractNumId w:val="7"/>
+  </w:num>
+  <w:num w:numId="19" w16cid:durableId="1024282510">
+    <w:abstractNumId w:val="15"/>
+  </w:num>
+  <w:num w:numId="20" w16cid:durableId="1750425784">
+    <w:abstractNumId w:val="11"/>
+  </w:num>
+  <w:num w:numId="21" w16cid:durableId="52506866">
+    <w:abstractNumId w:val="33"/>
+  </w:num>
+  <w:num w:numId="22" w16cid:durableId="2108453030">
+    <w:abstractNumId w:val="31"/>
+  </w:num>
+  <w:num w:numId="23" w16cid:durableId="1455295347">
+    <w:abstractNumId w:val="25"/>
+  </w:num>
+  <w:num w:numId="24" w16cid:durableId="1441993394">
+    <w:abstractNumId w:val="32"/>
+  </w:num>
+  <w:num w:numId="25" w16cid:durableId="1941138937">
+    <w:abstractNumId w:val="10"/>
+  </w:num>
+  <w:num w:numId="26" w16cid:durableId="1766461809">
+    <w:abstractNumId w:val="26"/>
+  </w:num>
+  <w:num w:numId="27" w16cid:durableId="506798073">
+    <w:abstractNumId w:val="17"/>
+  </w:num>
+  <w:num w:numId="28" w16cid:durableId="938218881">
+    <w:abstractNumId w:val="14"/>
+  </w:num>
+  <w:num w:numId="29" w16cid:durableId="1746411928">
+    <w:abstractNumId w:val="3"/>
+  </w:num>
+  <w:num w:numId="30" w16cid:durableId="1429078340">
+    <w:abstractNumId w:val="19"/>
+  </w:num>
+  <w:num w:numId="31" w16cid:durableId="329258675">
+    <w:abstractNumId w:val="1"/>
+  </w:num>
+  <w:num w:numId="32" w16cid:durableId="908539409">
+    <w:abstractNumId w:val="24"/>
+  </w:num>
+  <w:num w:numId="33" w16cid:durableId="98456775">
     <w:abstractNumId w:val="8"/>
   </w:num>
-  <w:num w:numId="11" w16cid:durableId="820581075">
-    <w:abstractNumId w:val="12"/>
+  <w:num w:numId="34" w16cid:durableId="462650965">
+    <w:abstractNumId w:val="23"/>
   </w:num>
-  <w:num w:numId="12" w16cid:durableId="1708021956">
-    <w:abstractNumId w:val="6"/>
-  </w:num>
-  <w:num w:numId="13" w16cid:durableId="1678799626">
-    <w:abstractNumId w:val="2"/>
-  </w:num>
-  <w:num w:numId="14" w16cid:durableId="274363141">
-    <w:abstractNumId w:val="13"/>
-  </w:num>
-  <w:num w:numId="15" w16cid:durableId="1126123317">
-    <w:abstractNumId w:val="1"/>
-  </w:num>
-  <w:num w:numId="16" w16cid:durableId="14432385">
-    <w:abstractNumId w:val="15"/>
-  </w:num>
-  <w:num w:numId="17" w16cid:durableId="2052607059">
-    <w:abstractNumId w:val="10"/>
-  </w:num>
-  <w:num w:numId="18" w16cid:durableId="775173608">
-    <w:abstractNumId w:val="5"/>
+  <w:num w:numId="35" w16cid:durableId="317462881">
+    <w:abstractNumId w:val="28"/>
   </w:num>
 </w:numbering>
 </file>
@@ -5369,7 +8963,7 @@
         <w:tab w:val="left" w:pos="1760"/>
         <w:tab w:val="right" w:leader="dot" w:pos="8296"/>
       </w:tabs>
-      <w:ind w:leftChars="100" w:rightChars="100" w:right="220"/>
+      <w:ind w:leftChars="100" w:left="100" w:rightChars="100" w:right="220"/>
     </w:pPr>
     <w:rPr>
       <w:rFonts w:eastAsia="宋体"/>
@@ -5385,6 +8979,107 @@
     <w:rPr>
       <w:color w:val="0563C1" w:themeColor="hyperlink"/>
       <w:u w:val="single"/>
+    </w:rPr>
+  </w:style>
+  <w:style w:type="paragraph" w:styleId="af3">
+    <w:name w:val="Normal (Web)"/>
+    <w:basedOn w:val="a"/>
+    <w:uiPriority w:val="99"/>
+    <w:unhideWhenUsed/>
+    <w:rsid w:val="00CF4C58"/>
+    <w:pPr>
+      <w:widowControl/>
+      <w:spacing w:before="100" w:beforeAutospacing="1" w:after="100" w:afterAutospacing="1" w:line="240" w:lineRule="auto"/>
+    </w:pPr>
+    <w:rPr>
+      <w:rFonts w:ascii="宋体" w:eastAsia="宋体" w:hAnsi="宋体" w:cs="宋体"/>
+      <w:kern w:val="0"/>
+      <w:sz w:val="24"/>
+      <w14:ligatures w14:val="none"/>
+    </w:rPr>
+  </w:style>
+  <w:style w:type="paragraph" w:styleId="TOC4">
+    <w:name w:val="toc 4"/>
+    <w:basedOn w:val="a"/>
+    <w:next w:val="a"/>
+    <w:autoRedefine/>
+    <w:uiPriority w:val="39"/>
+    <w:unhideWhenUsed/>
+    <w:rsid w:val="00FD04F1"/>
+    <w:pPr>
+      <w:ind w:leftChars="600" w:left="1260"/>
+    </w:pPr>
+  </w:style>
+  <w:style w:type="paragraph" w:styleId="TOC5">
+    <w:name w:val="toc 5"/>
+    <w:basedOn w:val="a"/>
+    <w:next w:val="a"/>
+    <w:autoRedefine/>
+    <w:uiPriority w:val="39"/>
+    <w:unhideWhenUsed/>
+    <w:rsid w:val="00FD04F1"/>
+    <w:pPr>
+      <w:ind w:leftChars="800" w:left="1680"/>
+    </w:pPr>
+  </w:style>
+  <w:style w:type="paragraph" w:styleId="TOC6">
+    <w:name w:val="toc 6"/>
+    <w:basedOn w:val="a"/>
+    <w:next w:val="a"/>
+    <w:autoRedefine/>
+    <w:uiPriority w:val="39"/>
+    <w:unhideWhenUsed/>
+    <w:rsid w:val="00FD04F1"/>
+    <w:pPr>
+      <w:ind w:leftChars="1000" w:left="2100"/>
+    </w:pPr>
+  </w:style>
+  <w:style w:type="paragraph" w:styleId="TOC7">
+    <w:name w:val="toc 7"/>
+    <w:basedOn w:val="a"/>
+    <w:next w:val="a"/>
+    <w:autoRedefine/>
+    <w:uiPriority w:val="39"/>
+    <w:unhideWhenUsed/>
+    <w:rsid w:val="00FD04F1"/>
+    <w:pPr>
+      <w:ind w:leftChars="1200" w:left="2520"/>
+    </w:pPr>
+  </w:style>
+  <w:style w:type="paragraph" w:styleId="TOC8">
+    <w:name w:val="toc 8"/>
+    <w:basedOn w:val="a"/>
+    <w:next w:val="a"/>
+    <w:autoRedefine/>
+    <w:uiPriority w:val="39"/>
+    <w:unhideWhenUsed/>
+    <w:rsid w:val="00FD04F1"/>
+    <w:pPr>
+      <w:ind w:leftChars="1400" w:left="2940"/>
+    </w:pPr>
+  </w:style>
+  <w:style w:type="paragraph" w:styleId="TOC9">
+    <w:name w:val="toc 9"/>
+    <w:basedOn w:val="a"/>
+    <w:next w:val="a"/>
+    <w:autoRedefine/>
+    <w:uiPriority w:val="39"/>
+    <w:unhideWhenUsed/>
+    <w:rsid w:val="00FD04F1"/>
+    <w:pPr>
+      <w:ind w:leftChars="1600" w:left="3360"/>
+    </w:pPr>
+  </w:style>
+  <w:style w:type="character" w:styleId="af4">
+    <w:name w:val="Unresolved Mention"/>
+    <w:basedOn w:val="a0"/>
+    <w:uiPriority w:val="99"/>
+    <w:semiHidden/>
+    <w:unhideWhenUsed/>
+    <w:rsid w:val="00FD04F1"/>
+    <w:rPr>
+      <w:color w:val="605E5C"/>
+      <w:shd w:val="clear" w:color="auto" w:fill="E1DFDD"/>
     </w:rPr>
   </w:style>
 </w:styles>
